--- a/SPCS_INTEGRATION_RESEARCH.docx
+++ b/SPCS_INTEGRATION_RESEARCH.docx
@@ -2,7 +2,7 @@
 <file path=word/document.xml><?xml version="1.0" encoding="utf-8"?>
 <w:document xmlns:w="http://schemas.openxmlformats.org/wordprocessingml/2006/main" xmlns:m="http://schemas.openxmlformats.org/officeDocument/2006/math" xmlns:r="http://schemas.openxmlformats.org/officeDocument/2006/relationships" xmlns:o="urn:schemas-microsoft-com:office:office" xmlns:v="urn:schemas-microsoft-com:vml" xmlns:w10="urn:schemas-microsoft-com:office:word" xmlns:a="http://schemas.openxmlformats.org/drawingml/2006/main" xmlns:pic="http://schemas.openxmlformats.org/drawingml/2006/picture" xmlns:wp="http://schemas.openxmlformats.org/drawingml/2006/wordprocessingDrawing">
   <w:body>
-    <w:bookmarkStart w:id="99" w:name="Xfe979cfa8a812b916aad6e1801f19646613295e"/>
+    <w:bookmarkStart w:id="115" w:name="Xfe979cfa8a812b916aad6e1801f19646613295e"/>
     <w:p>
       <w:pPr>
         <w:pStyle w:val="Heading1"/>
@@ -7616,22 +7616,22 @@
     </w:p>
     <w:bookmarkEnd w:id="40"/>
     <w:bookmarkEnd w:id="41"/>
-    <w:bookmarkStart w:id="44" w:name="servicespec-deep-dive"/>
+    <w:bookmarkStart w:id="57" w:name="openflow-spcs-integration-deep-dive"/>
     <w:p>
       <w:pPr>
         <w:pStyle w:val="Heading2"/>
       </w:pPr>
       <w:r>
-        <w:t xml:space="preserve">6. ServiceSpec Deep Dive</w:t>
+        <w:t xml:space="preserve">6. OpenFlow &amp; SPCS Integration (Deep Dive)</w:t>
       </w:r>
     </w:p>
-    <w:bookmarkStart w:id="42" w:name="core-class-structure"/>
+    <w:bookmarkStart w:id="42" w:name="what-is-openflow"/>
     <w:p>
       <w:pPr>
         <w:pStyle w:val="Heading3"/>
       </w:pPr>
       <w:r>
-        <w:t xml:space="preserve">6.1 Core Class Structure</w:t>
+        <w:t xml:space="preserve">6.1 What is OpenFlow?</w:t>
       </w:r>
     </w:p>
     <w:p>
@@ -7639,20 +7639,23 @@
         <w:pStyle w:val="FirstParagraph"/>
       </w:pPr>
       <w:r>
+        <w:t xml:space="preserve">OpenFlow is Snowflake’s</w:t>
+      </w:r>
+      <w:r>
+        <w:t xml:space="preserve"> </w:t>
+      </w:r>
+      <w:r>
         <w:rPr>
           <w:b/>
           <w:bCs/>
         </w:rPr>
-        <w:t xml:space="preserve">File:</w:t>
+        <w:t xml:space="preserve">orchestration framework for serverless workflows</w:t>
       </w:r>
       <w:r>
         <w:t xml:space="preserve"> </w:t>
       </w:r>
       <w:r>
-        <w:rPr>
-          <w:rStyle w:val="VerbatimChar"/>
-        </w:rPr>
-        <w:t xml:space="preserve">/Users/mimam/snowflake-research/snowflake-main/Snowfort/snowfort/testlib/snowservices/service_spec.py</w:t>
+        <w:t xml:space="preserve">- designed to coordinate distributed compute tasks across Snowflake services. It provides a declarative way to define multi-step data pipelines and ML workflows that span multiple execution engines.</w:t>
       </w:r>
     </w:p>
     <w:p>
@@ -7661,835 +7664,6704 @@
       </w:pPr>
       <w:r>
         <w:rPr>
-          <w:rStyle w:val="KeywordTok"/>
-        </w:rPr>
-        <w:t xml:space="preserve">class</w:t>
-      </w:r>
-      <w:r>
-        <w:rPr>
-          <w:rStyle w:val="NormalTok"/>
-        </w:rPr>
-        <w:t xml:space="preserve"> ServiceSpec:</w:t>
-      </w:r>
-      <w:r>
-        <w:br/>
-      </w:r>
-      <w:r>
-        <w:rPr>
-          <w:rStyle w:val="NormalTok"/>
-        </w:rPr>
-        <w:t xml:space="preserve">    </w:t>
-      </w:r>
-      <w:r>
-        <w:rPr>
-          <w:rStyle w:val="KeywordTok"/>
-        </w:rPr>
-        <w:t xml:space="preserve">def</w:t>
-      </w:r>
-      <w:r>
-        <w:rPr>
-          <w:rStyle w:val="NormalTok"/>
-        </w:rPr>
-        <w:t xml:space="preserve"> </w:t>
-      </w:r>
-      <w:r>
-        <w:rPr>
-          <w:rStyle w:val="FunctionTok"/>
-        </w:rPr>
-        <w:t xml:space="preserve">__init__</w:t>
-      </w:r>
-      <w:r>
-        <w:rPr>
-          <w:rStyle w:val="NormalTok"/>
-        </w:rPr>
-        <w:t xml:space="preserve">(</w:t>
-      </w:r>
-      <w:r>
-        <w:rPr>
-          <w:rStyle w:val="VariableTok"/>
-        </w:rPr>
-        <w:t xml:space="preserve">self</w:t>
-      </w:r>
-      <w:r>
-        <w:rPr>
-          <w:rStyle w:val="NormalTok"/>
-        </w:rPr>
-        <w:t xml:space="preserve">):</w:t>
-      </w:r>
-      <w:r>
-        <w:br/>
-      </w:r>
-      <w:r>
-        <w:rPr>
-          <w:rStyle w:val="NormalTok"/>
-        </w:rPr>
-        <w:t xml:space="preserve">        </w:t>
-      </w:r>
-      <w:r>
-        <w:rPr>
-          <w:rStyle w:val="VariableTok"/>
-        </w:rPr>
-        <w:t xml:space="preserve">self</w:t>
-      </w:r>
-      <w:r>
-        <w:rPr>
-          <w:rStyle w:val="NormalTok"/>
-        </w:rPr>
-        <w:t xml:space="preserve">.spec </w:t>
-      </w:r>
-      <w:r>
-        <w:rPr>
-          <w:rStyle w:val="OperatorTok"/>
-        </w:rPr>
-        <w:t xml:space="preserve">=</w:t>
-      </w:r>
-      <w:r>
-        <w:rPr>
-          <w:rStyle w:val="NormalTok"/>
-        </w:rPr>
-        <w:t xml:space="preserve"> {</w:t>
-      </w:r>
-      <w:r>
-        <w:br/>
-      </w:r>
-      <w:r>
-        <w:rPr>
-          <w:rStyle w:val="NormalTok"/>
-        </w:rPr>
-        <w:t xml:space="preserve">            </w:t>
-      </w:r>
-      <w:r>
-        <w:rPr>
-          <w:rStyle w:val="StringTok"/>
-        </w:rPr>
-        <w:t xml:space="preserve">"containers"</w:t>
-      </w:r>
-      <w:r>
-        <w:rPr>
-          <w:rStyle w:val="NormalTok"/>
-        </w:rPr>
-        <w:t xml:space="preserve">: [],</w:t>
-      </w:r>
-      <w:r>
-        <w:br/>
-      </w:r>
-      <w:r>
-        <w:rPr>
-          <w:rStyle w:val="NormalTok"/>
-        </w:rPr>
-        <w:t xml:space="preserve">            </w:t>
-      </w:r>
-      <w:r>
-        <w:rPr>
-          <w:rStyle w:val="StringTok"/>
-        </w:rPr>
-        <w:t xml:space="preserve">"endpoints"</w:t>
-      </w:r>
-      <w:r>
-        <w:rPr>
-          <w:rStyle w:val="NormalTok"/>
-        </w:rPr>
-        <w:t xml:space="preserve">: [],</w:t>
-      </w:r>
-      <w:r>
-        <w:br/>
-      </w:r>
-      <w:r>
-        <w:rPr>
-          <w:rStyle w:val="NormalTok"/>
-        </w:rPr>
-        <w:t xml:space="preserve">            </w:t>
-      </w:r>
-      <w:r>
-        <w:rPr>
-          <w:rStyle w:val="StringTok"/>
-        </w:rPr>
-        <w:t xml:space="preserve">"volumes"</w:t>
-      </w:r>
-      <w:r>
-        <w:rPr>
-          <w:rStyle w:val="NormalTok"/>
-        </w:rPr>
-        <w:t xml:space="preserve">: [],</w:t>
-      </w:r>
-      <w:r>
-        <w:br/>
-      </w:r>
-      <w:r>
-        <w:rPr>
-          <w:rStyle w:val="NormalTok"/>
-        </w:rPr>
-        <w:t xml:space="preserve">            </w:t>
-      </w:r>
-      <w:r>
-        <w:rPr>
-          <w:rStyle w:val="StringTok"/>
-        </w:rPr>
-        <w:t xml:space="preserve">"logExporters"</w:t>
-      </w:r>
-      <w:r>
-        <w:rPr>
-          <w:rStyle w:val="NormalTok"/>
-        </w:rPr>
-        <w:t xml:space="preserve">: {},</w:t>
-      </w:r>
-      <w:r>
-        <w:br/>
-      </w:r>
-      <w:r>
-        <w:rPr>
-          <w:rStyle w:val="NormalTok"/>
-        </w:rPr>
-        <w:t xml:space="preserve">            </w:t>
-      </w:r>
-      <w:r>
-        <w:rPr>
-          <w:rStyle w:val="StringTok"/>
-        </w:rPr>
-        <w:t xml:space="preserve">"platformMonitor"</w:t>
-      </w:r>
-      <w:r>
-        <w:rPr>
-          <w:rStyle w:val="NormalTok"/>
-        </w:rPr>
-        <w:t xml:space="preserve">: {}</w:t>
-      </w:r>
-      <w:r>
-        <w:br/>
-      </w:r>
-      <w:r>
-        <w:rPr>
-          <w:rStyle w:val="NormalTok"/>
-        </w:rPr>
-        <w:t xml:space="preserve">        }</w:t>
-      </w:r>
-      <w:r>
-        <w:br/>
-      </w:r>
-      <w:r>
-        <w:rPr>
-          <w:rStyle w:val="NormalTok"/>
-        </w:rPr>
-        <w:t xml:space="preserve">        </w:t>
-      </w:r>
-      <w:r>
-        <w:rPr>
-          <w:rStyle w:val="VariableTok"/>
-        </w:rPr>
-        <w:t xml:space="preserve">self</w:t>
-      </w:r>
-      <w:r>
-        <w:rPr>
-          <w:rStyle w:val="NormalTok"/>
-        </w:rPr>
-        <w:t xml:space="preserve">.capabilities: Dict[</w:t>
-      </w:r>
-      <w:r>
-        <w:rPr>
-          <w:rStyle w:val="BuiltInTok"/>
-        </w:rPr>
-        <w:t xml:space="preserve">str</w:t>
-      </w:r>
-      <w:r>
-        <w:rPr>
-          <w:rStyle w:val="NormalTok"/>
-        </w:rPr>
-        <w:t xml:space="preserve">, </w:t>
-      </w:r>
-      <w:r>
-        <w:rPr>
-          <w:rStyle w:val="BuiltInTok"/>
-        </w:rPr>
-        <w:t xml:space="preserve">dict</w:t>
-      </w:r>
-      <w:r>
-        <w:rPr>
-          <w:rStyle w:val="NormalTok"/>
-        </w:rPr>
-        <w:t xml:space="preserve">] </w:t>
-      </w:r>
-      <w:r>
-        <w:rPr>
-          <w:rStyle w:val="OperatorTok"/>
-        </w:rPr>
-        <w:t xml:space="preserve">=</w:t>
-      </w:r>
-      <w:r>
-        <w:rPr>
-          <w:rStyle w:val="NormalTok"/>
-        </w:rPr>
-        <w:t xml:space="preserve"> {}</w:t>
-      </w:r>
-      <w:r>
-        <w:br/>
-      </w:r>
-      <w:r>
-        <w:rPr>
-          <w:rStyle w:val="NormalTok"/>
-        </w:rPr>
-        <w:t xml:space="preserve">        </w:t>
-      </w:r>
-      <w:r>
-        <w:rPr>
-          <w:rStyle w:val="VariableTok"/>
-        </w:rPr>
-        <w:t xml:space="preserve">self</w:t>
-      </w:r>
-      <w:r>
-        <w:rPr>
-          <w:rStyle w:val="NormalTok"/>
-        </w:rPr>
-        <w:t xml:space="preserve">.service_roles: List[Dict[</w:t>
-      </w:r>
-      <w:r>
-        <w:rPr>
-          <w:rStyle w:val="BuiltInTok"/>
-        </w:rPr>
-        <w:t xml:space="preserve">str</w:t>
-      </w:r>
-      <w:r>
-        <w:rPr>
-          <w:rStyle w:val="NormalTok"/>
-        </w:rPr>
-        <w:t xml:space="preserve">, Union[</w:t>
-      </w:r>
-      <w:r>
-        <w:rPr>
-          <w:rStyle w:val="BuiltInTok"/>
-        </w:rPr>
-        <w:t xml:space="preserve">str</w:t>
-      </w:r>
-      <w:r>
-        <w:rPr>
-          <w:rStyle w:val="NormalTok"/>
-        </w:rPr>
-        <w:t xml:space="preserve">, List[</w:t>
-      </w:r>
-      <w:r>
-        <w:rPr>
-          <w:rStyle w:val="BuiltInTok"/>
-        </w:rPr>
-        <w:t xml:space="preserve">str</w:t>
-      </w:r>
-      <w:r>
-        <w:rPr>
-          <w:rStyle w:val="NormalTok"/>
-        </w:rPr>
-        <w:t xml:space="preserve">]]]] </w:t>
-      </w:r>
-      <w:r>
-        <w:rPr>
-          <w:rStyle w:val="OperatorTok"/>
-        </w:rPr>
-        <w:t xml:space="preserve">=</w:t>
-      </w:r>
-      <w:r>
-        <w:rPr>
-          <w:rStyle w:val="NormalTok"/>
-        </w:rPr>
-        <w:t xml:space="preserve"> []</w:t>
-      </w:r>
-      <w:r>
-        <w:br/>
-      </w:r>
-      <w:r>
-        <w:br/>
-      </w:r>
-      <w:r>
-        <w:rPr>
-          <w:rStyle w:val="KeywordTok"/>
-        </w:rPr>
-        <w:t xml:space="preserve">class</w:t>
-      </w:r>
-      <w:r>
-        <w:rPr>
-          <w:rStyle w:val="NormalTok"/>
-        </w:rPr>
-        <w:t xml:space="preserve"> ContainerSpec:</w:t>
-      </w:r>
-      <w:r>
-        <w:br/>
-      </w:r>
-      <w:r>
-        <w:rPr>
-          <w:rStyle w:val="NormalTok"/>
-        </w:rPr>
-        <w:t xml:space="preserve">    </w:t>
-      </w:r>
-      <w:r>
-        <w:rPr>
-          <w:rStyle w:val="KeywordTok"/>
-        </w:rPr>
-        <w:t xml:space="preserve">def</w:t>
-      </w:r>
-      <w:r>
-        <w:rPr>
-          <w:rStyle w:val="NormalTok"/>
-        </w:rPr>
-        <w:t xml:space="preserve"> </w:t>
-      </w:r>
-      <w:r>
-        <w:rPr>
-          <w:rStyle w:val="FunctionTok"/>
-        </w:rPr>
-        <w:t xml:space="preserve">__init__</w:t>
-      </w:r>
-      <w:r>
-        <w:rPr>
-          <w:rStyle w:val="NormalTok"/>
-        </w:rPr>
-        <w:t xml:space="preserve">(</w:t>
-      </w:r>
-      <w:r>
-        <w:rPr>
-          <w:rStyle w:val="VariableTok"/>
-        </w:rPr>
-        <w:t xml:space="preserve">self</w:t>
-      </w:r>
-      <w:r>
-        <w:rPr>
-          <w:rStyle w:val="NormalTok"/>
-        </w:rPr>
-        <w:t xml:space="preserve">, name, image, command</w:t>
-      </w:r>
-      <w:r>
-        <w:rPr>
-          <w:rStyle w:val="OperatorTok"/>
-        </w:rPr>
-        <w:t xml:space="preserve">=</w:t>
-      </w:r>
-      <w:r>
-        <w:rPr>
-          <w:rStyle w:val="VariableTok"/>
-        </w:rPr>
-        <w:t xml:space="preserve">None</w:t>
-      </w:r>
-      <w:r>
-        <w:rPr>
-          <w:rStyle w:val="NormalTok"/>
-        </w:rPr>
-        <w:t xml:space="preserve">, args</w:t>
-      </w:r>
-      <w:r>
-        <w:rPr>
-          <w:rStyle w:val="OperatorTok"/>
-        </w:rPr>
-        <w:t xml:space="preserve">=</w:t>
-      </w:r>
-      <w:r>
-        <w:rPr>
-          <w:rStyle w:val="VariableTok"/>
-        </w:rPr>
-        <w:t xml:space="preserve">None</w:t>
-      </w:r>
-      <w:r>
-        <w:rPr>
-          <w:rStyle w:val="NormalTok"/>
-        </w:rPr>
-        <w:t xml:space="preserve">, env</w:t>
-      </w:r>
-      <w:r>
-        <w:rPr>
-          <w:rStyle w:val="OperatorTok"/>
-        </w:rPr>
-        <w:t xml:space="preserve">=</w:t>
-      </w:r>
-      <w:r>
-        <w:rPr>
-          <w:rStyle w:val="VariableTok"/>
-        </w:rPr>
-        <w:t xml:space="preserve">None</w:t>
-      </w:r>
-      <w:r>
-        <w:rPr>
-          <w:rStyle w:val="NormalTok"/>
-        </w:rPr>
-        <w:t xml:space="preserve">,</w:t>
-      </w:r>
-      <w:r>
-        <w:br/>
-      </w:r>
-      <w:r>
-        <w:rPr>
-          <w:rStyle w:val="NormalTok"/>
-        </w:rPr>
-        <w:t xml:space="preserve">                 readiness_probe</w:t>
-      </w:r>
-      <w:r>
-        <w:rPr>
-          <w:rStyle w:val="OperatorTok"/>
-        </w:rPr>
-        <w:t xml:space="preserve">=</w:t>
-      </w:r>
-      <w:r>
-        <w:rPr>
-          <w:rStyle w:val="VariableTok"/>
-        </w:rPr>
-        <w:t xml:space="preserve">None</w:t>
-      </w:r>
-      <w:r>
-        <w:rPr>
-          <w:rStyle w:val="NormalTok"/>
-        </w:rPr>
-        <w:t xml:space="preserve">, volume_mounts</w:t>
-      </w:r>
-      <w:r>
-        <w:rPr>
-          <w:rStyle w:val="OperatorTok"/>
-        </w:rPr>
-        <w:t xml:space="preserve">=</w:t>
-      </w:r>
-      <w:r>
-        <w:rPr>
-          <w:rStyle w:val="VariableTok"/>
-        </w:rPr>
-        <w:t xml:space="preserve">None</w:t>
-      </w:r>
-      <w:r>
-        <w:rPr>
-          <w:rStyle w:val="NormalTok"/>
-        </w:rPr>
-        <w:t xml:space="preserve">, resources</w:t>
-      </w:r>
-      <w:r>
-        <w:rPr>
-          <w:rStyle w:val="OperatorTok"/>
-        </w:rPr>
-        <w:t xml:space="preserve">=</w:t>
-      </w:r>
-      <w:r>
-        <w:rPr>
-          <w:rStyle w:val="VariableTok"/>
-        </w:rPr>
-        <w:t xml:space="preserve">None</w:t>
-      </w:r>
-      <w:r>
-        <w:rPr>
-          <w:rStyle w:val="NormalTok"/>
-        </w:rPr>
-        <w:t xml:space="preserve">, secrets</w:t>
-      </w:r>
-      <w:r>
-        <w:rPr>
-          <w:rStyle w:val="OperatorTok"/>
-        </w:rPr>
-        <w:t xml:space="preserve">=</w:t>
-      </w:r>
-      <w:r>
-        <w:rPr>
-          <w:rStyle w:val="VariableTok"/>
-        </w:rPr>
-        <w:t xml:space="preserve">None</w:t>
-      </w:r>
-      <w:r>
-        <w:rPr>
-          <w:rStyle w:val="NormalTok"/>
-        </w:rPr>
-        <w:t xml:space="preserve">):</w:t>
-      </w:r>
-      <w:r>
-        <w:br/>
-      </w:r>
-      <w:r>
-        <w:rPr>
-          <w:rStyle w:val="NormalTok"/>
-        </w:rPr>
-        <w:t xml:space="preserve">        </w:t>
-      </w:r>
-      <w:r>
-        <w:rPr>
-          <w:rStyle w:val="CommentTok"/>
-        </w:rPr>
-        <w:t xml:space="preserve"># Full container configuration</w:t>
-      </w:r>
-      <w:r>
-        <w:br/>
-      </w:r>
-      <w:r>
-        <w:br/>
-      </w:r>
-      <w:r>
-        <w:rPr>
-          <w:rStyle w:val="KeywordTok"/>
-        </w:rPr>
-        <w:t xml:space="preserve">class</w:t>
-      </w:r>
-      <w:r>
-        <w:rPr>
-          <w:rStyle w:val="NormalTok"/>
-        </w:rPr>
-        <w:t xml:space="preserve"> ResourceSpec:</w:t>
-      </w:r>
-      <w:r>
-        <w:br/>
-      </w:r>
-      <w:r>
-        <w:rPr>
-          <w:rStyle w:val="NormalTok"/>
-        </w:rPr>
-        <w:t xml:space="preserve">    </w:t>
-      </w:r>
-      <w:r>
-        <w:rPr>
-          <w:rStyle w:val="KeywordTok"/>
-        </w:rPr>
-        <w:t xml:space="preserve">def</w:t>
-      </w:r>
-      <w:r>
-        <w:rPr>
-          <w:rStyle w:val="NormalTok"/>
-        </w:rPr>
-        <w:t xml:space="preserve"> </w:t>
-      </w:r>
-      <w:r>
-        <w:rPr>
-          <w:rStyle w:val="FunctionTok"/>
-        </w:rPr>
-        <w:t xml:space="preserve">__init__</w:t>
-      </w:r>
-      <w:r>
-        <w:rPr>
-          <w:rStyle w:val="NormalTok"/>
-        </w:rPr>
-        <w:t xml:space="preserve">(</w:t>
-      </w:r>
-      <w:r>
-        <w:rPr>
-          <w:rStyle w:val="VariableTok"/>
-        </w:rPr>
-        <w:t xml:space="preserve">self</w:t>
-      </w:r>
-      <w:r>
-        <w:rPr>
-          <w:rStyle w:val="NormalTok"/>
-        </w:rPr>
-        <w:t xml:space="preserve">, requests</w:t>
-      </w:r>
-      <w:r>
-        <w:rPr>
-          <w:rStyle w:val="OperatorTok"/>
-        </w:rPr>
-        <w:t xml:space="preserve">=</w:t>
-      </w:r>
-      <w:r>
-        <w:rPr>
-          <w:rStyle w:val="VariableTok"/>
-        </w:rPr>
-        <w:t xml:space="preserve">None</w:t>
-      </w:r>
-      <w:r>
-        <w:rPr>
-          <w:rStyle w:val="NormalTok"/>
-        </w:rPr>
-        <w:t xml:space="preserve">, limits</w:t>
-      </w:r>
-      <w:r>
-        <w:rPr>
-          <w:rStyle w:val="OperatorTok"/>
-        </w:rPr>
-        <w:t xml:space="preserve">=</w:t>
-      </w:r>
-      <w:r>
-        <w:rPr>
-          <w:rStyle w:val="VariableTok"/>
-        </w:rPr>
-        <w:t xml:space="preserve">None</w:t>
-      </w:r>
-      <w:r>
-        <w:rPr>
-          <w:rStyle w:val="NormalTok"/>
-        </w:rPr>
-        <w:t xml:space="preserve">):</w:t>
-      </w:r>
-      <w:r>
-        <w:br/>
-      </w:r>
-      <w:r>
-        <w:rPr>
-          <w:rStyle w:val="NormalTok"/>
-        </w:rPr>
-        <w:t xml:space="preserve">        </w:t>
-      </w:r>
-      <w:r>
-        <w:rPr>
-          <w:rStyle w:val="CommentTok"/>
-        </w:rPr>
-        <w:t xml:space="preserve"># CPU/memory requests and limits</w:t>
-      </w:r>
-      <w:r>
-        <w:br/>
-      </w:r>
-      <w:r>
-        <w:br/>
-      </w:r>
-      <w:r>
-        <w:rPr>
-          <w:rStyle w:val="NormalTok"/>
-        </w:rPr>
-        <w:t xml:space="preserve">DEFAULT_RESOURCE_SPEC </w:t>
-      </w:r>
-      <w:r>
-        <w:rPr>
-          <w:rStyle w:val="OperatorTok"/>
-        </w:rPr>
-        <w:t xml:space="preserve">=</w:t>
-      </w:r>
-      <w:r>
-        <w:rPr>
-          <w:rStyle w:val="NormalTok"/>
-        </w:rPr>
-        <w:t xml:space="preserve"> ResourceSpec(</w:t>
-      </w:r>
-      <w:r>
-        <w:br/>
-      </w:r>
-      <w:r>
-        <w:rPr>
-          <w:rStyle w:val="NormalTok"/>
-        </w:rPr>
-        <w:t xml:space="preserve">    requests</w:t>
-      </w:r>
-      <w:r>
-        <w:rPr>
-          <w:rStyle w:val="OperatorTok"/>
-        </w:rPr>
-        <w:t xml:space="preserve">=</w:t>
-      </w:r>
-      <w:r>
-        <w:rPr>
-          <w:rStyle w:val="NormalTok"/>
-        </w:rPr>
-        <w:t xml:space="preserve">{</w:t>
-      </w:r>
-      <w:r>
-        <w:rPr>
-          <w:rStyle w:val="StringTok"/>
-        </w:rPr>
-        <w:t xml:space="preserve">"memory"</w:t>
-      </w:r>
-      <w:r>
-        <w:rPr>
-          <w:rStyle w:val="NormalTok"/>
-        </w:rPr>
-        <w:t xml:space="preserve">: </w:t>
-      </w:r>
-      <w:r>
-        <w:rPr>
-          <w:rStyle w:val="StringTok"/>
-        </w:rPr>
-        <w:t xml:space="preserve">"450Mi"</w:t>
-      </w:r>
-      <w:r>
-        <w:rPr>
-          <w:rStyle w:val="NormalTok"/>
-        </w:rPr>
-        <w:t xml:space="preserve">, </w:t>
-      </w:r>
-      <w:r>
-        <w:rPr>
-          <w:rStyle w:val="StringTok"/>
-        </w:rPr>
-        <w:t xml:space="preserve">"cpu"</w:t>
-      </w:r>
-      <w:r>
-        <w:rPr>
-          <w:rStyle w:val="NormalTok"/>
-        </w:rPr>
-        <w:t xml:space="preserve">: </w:t>
-      </w:r>
-      <w:r>
-        <w:rPr>
-          <w:rStyle w:val="StringTok"/>
-        </w:rPr>
-        <w:t xml:space="preserve">"250m"</w:t>
-      </w:r>
-      <w:r>
-        <w:rPr>
-          <w:rStyle w:val="NormalTok"/>
-        </w:rPr>
-        <w:t xml:space="preserve">},</w:t>
-      </w:r>
-      <w:r>
-        <w:br/>
-      </w:r>
-      <w:r>
-        <w:rPr>
-          <w:rStyle w:val="NormalTok"/>
-        </w:rPr>
-        <w:t xml:space="preserve">    limits</w:t>
-      </w:r>
-      <w:r>
-        <w:rPr>
-          <w:rStyle w:val="OperatorTok"/>
-        </w:rPr>
-        <w:t xml:space="preserve">=</w:t>
-      </w:r>
-      <w:r>
-        <w:rPr>
-          <w:rStyle w:val="NormalTok"/>
-        </w:rPr>
-        <w:t xml:space="preserve">{</w:t>
-      </w:r>
-      <w:r>
-        <w:rPr>
-          <w:rStyle w:val="StringTok"/>
-        </w:rPr>
-        <w:t xml:space="preserve">"memory"</w:t>
-      </w:r>
-      <w:r>
-        <w:rPr>
-          <w:rStyle w:val="NormalTok"/>
-        </w:rPr>
-        <w:t xml:space="preserve">: </w:t>
-      </w:r>
-      <w:r>
-        <w:rPr>
-          <w:rStyle w:val="StringTok"/>
-        </w:rPr>
-        <w:t xml:space="preserve">"450Mi"</w:t>
-      </w:r>
-      <w:r>
-        <w:rPr>
-          <w:rStyle w:val="NormalTok"/>
-        </w:rPr>
-        <w:t xml:space="preserve">, </w:t>
-      </w:r>
-      <w:r>
-        <w:rPr>
-          <w:rStyle w:val="StringTok"/>
-        </w:rPr>
-        <w:t xml:space="preserve">"cpu"</w:t>
-      </w:r>
-      <w:r>
-        <w:rPr>
-          <w:rStyle w:val="NormalTok"/>
-        </w:rPr>
-        <w:t xml:space="preserve">: </w:t>
-      </w:r>
-      <w:r>
-        <w:rPr>
-          <w:rStyle w:val="StringTok"/>
-        </w:rPr>
-        <w:t xml:space="preserve">"250m"</w:t>
-      </w:r>
-      <w:r>
-        <w:rPr>
-          <w:rStyle w:val="NormalTok"/>
-        </w:rPr>
-        <w:t xml:space="preserve">}</w:t>
-      </w:r>
-      <w:r>
-        <w:br/>
-      </w:r>
-      <w:r>
-        <w:rPr>
-          <w:rStyle w:val="NormalTok"/>
-        </w:rPr>
-        <w:t xml:space="preserve">)</w:t>
+          <w:rStyle w:val="VerbatimChar"/>
+        </w:rPr>
+        <w:t xml:space="preserve">┌─────────────────────────────────────────────────────────────────┐</w:t>
+      </w:r>
+      <w:r>
+        <w:br/>
+      </w:r>
+      <w:r>
+        <w:rPr>
+          <w:rStyle w:val="VerbatimChar"/>
+        </w:rPr>
+        <w:t xml:space="preserve">│                        OPENFLOW ARCHITECTURE                    │</w:t>
+      </w:r>
+      <w:r>
+        <w:br/>
+      </w:r>
+      <w:r>
+        <w:rPr>
+          <w:rStyle w:val="VerbatimChar"/>
+        </w:rPr>
+        <w:t xml:space="preserve">├─────────────────────────────────────────────────────────────────┤</w:t>
+      </w:r>
+      <w:r>
+        <w:br/>
+      </w:r>
+      <w:r>
+        <w:rPr>
+          <w:rStyle w:val="VerbatimChar"/>
+        </w:rPr>
+        <w:t xml:space="preserve">│                                                                 │</w:t>
+      </w:r>
+      <w:r>
+        <w:br/>
+      </w:r>
+      <w:r>
+        <w:rPr>
+          <w:rStyle w:val="VerbatimChar"/>
+        </w:rPr>
+        <w:t xml:space="preserve">│  User defines workflow (DAG)                                    │</w:t>
+      </w:r>
+      <w:r>
+        <w:br/>
+      </w:r>
+      <w:r>
+        <w:rPr>
+          <w:rStyle w:val="VerbatimChar"/>
+        </w:rPr>
+        <w:t xml:space="preserve">│       │                                                         │</w:t>
+      </w:r>
+      <w:r>
+        <w:br/>
+      </w:r>
+      <w:r>
+        <w:rPr>
+          <w:rStyle w:val="VerbatimChar"/>
+        </w:rPr>
+        <w:t xml:space="preserve">│       ▼                                                         │</w:t>
+      </w:r>
+      <w:r>
+        <w:br/>
+      </w:r>
+      <w:r>
+        <w:rPr>
+          <w:rStyle w:val="VerbatimChar"/>
+        </w:rPr>
+        <w:t xml:space="preserve">│  OpenFlow Orchestrator                                         │</w:t>
+      </w:r>
+      <w:r>
+        <w:br/>
+      </w:r>
+      <w:r>
+        <w:rPr>
+          <w:rStyle w:val="VerbatimChar"/>
+        </w:rPr>
+        <w:t xml:space="preserve">│       │                                                         │</w:t>
+      </w:r>
+      <w:r>
+        <w:br/>
+      </w:r>
+      <w:r>
+        <w:rPr>
+          <w:rStyle w:val="VerbatimChar"/>
+        </w:rPr>
+        <w:t xml:space="preserve">│       ├─▶ Task 1: Warehouse Query                             │</w:t>
+      </w:r>
+      <w:r>
+        <w:br/>
+      </w:r>
+      <w:r>
+        <w:rPr>
+          <w:rStyle w:val="VerbatimChar"/>
+        </w:rPr>
+        <w:t xml:space="preserve">│       ├─▶ Task 2: SPCS Container Job                          │</w:t>
+      </w:r>
+      <w:r>
+        <w:br/>
+      </w:r>
+      <w:r>
+        <w:rPr>
+          <w:rStyle w:val="VerbatimChar"/>
+        </w:rPr>
+        <w:t xml:space="preserve">│       ├─▶ Task 3: Python UDF                                  │</w:t>
+      </w:r>
+      <w:r>
+        <w:br/>
+      </w:r>
+      <w:r>
+        <w:rPr>
+          <w:rStyle w:val="VerbatimChar"/>
+        </w:rPr>
+        <w:t xml:space="preserve">│       ├─▶ Task 4: External API Call                           │</w:t>
+      </w:r>
+      <w:r>
+        <w:br/>
+      </w:r>
+      <w:r>
+        <w:rPr>
+          <w:rStyle w:val="VerbatimChar"/>
+        </w:rPr>
+        <w:t xml:space="preserve">│       └─▶ Task 5: SPCS Model Inference                        │</w:t>
+      </w:r>
+      <w:r>
+        <w:br/>
+      </w:r>
+      <w:r>
+        <w:rPr>
+          <w:rStyle w:val="VerbatimChar"/>
+        </w:rPr>
+        <w:t xml:space="preserve">│                                                                 │</w:t>
+      </w:r>
+      <w:r>
+        <w:br/>
+      </w:r>
+      <w:r>
+        <w:rPr>
+          <w:rStyle w:val="VerbatimChar"/>
+        </w:rPr>
+        <w:t xml:space="preserve">│  Handles: Scheduling, Dependencies, Retries, State             │</w:t>
+      </w:r>
+      <w:r>
+        <w:br/>
+      </w:r>
+      <w:r>
+        <w:rPr>
+          <w:rStyle w:val="VerbatimChar"/>
+        </w:rPr>
+        <w:t xml:space="preserve">│                                                                 │</w:t>
+      </w:r>
+      <w:r>
+        <w:br/>
+      </w:r>
+      <w:r>
+        <w:rPr>
+          <w:rStyle w:val="VerbatimChar"/>
+        </w:rPr>
+        <w:t xml:space="preserve">└─────────────────────────────────────────────────────────────────┘</w:t>
       </w:r>
     </w:p>
     <w:bookmarkEnd w:id="42"/>
-    <w:bookmarkStart w:id="43" w:name="pain-points-with-servicespec"/>
+    <w:bookmarkStart w:id="43" w:name="X4bdf1f238e51995c160f7d53c79762597813717"/>
+    <w:p>
+      <w:pPr>
+        <w:pStyle w:val="Heading3"/>
+      </w:pPr>
+      <w:r>
+        <w:t xml:space="preserve">6.2 OpenFlow’s Role in the Serverless Ecosystem</w:t>
+      </w:r>
+    </w:p>
+    <w:tbl>
+      <w:tblPr>
+        <w:tblStyle w:val="Table"/>
+        <w:tblW w:type="pct" w:w="5000"/>
+        <w:tblLayout w:type="fixed"/>
+        <w:tblLook w:firstRow="1" w:lastRow="0" w:firstColumn="0" w:lastColumn="0" w:noHBand="0" w:noVBand="0" w:val="0020"/>
+      </w:tblPr>
+      <w:tblGrid>
+        <w:gridCol w:w="2292"/>
+        <w:gridCol w:w="1250"/>
+        <w:gridCol w:w="4376"/>
+      </w:tblGrid>
+      <w:tr>
+        <w:trPr>
+          <w:tblHeader w:val="on"/>
+        </w:trPr>
+        <w:tc>
+          <w:tcPr/>
+          <w:p>
+            <w:pPr>
+              <w:pStyle w:val="Compact"/>
+            </w:pPr>
+            <w:r>
+              <w:t xml:space="preserve">Component</w:t>
+            </w:r>
+          </w:p>
+        </w:tc>
+        <w:tc>
+          <w:tcPr/>
+          <w:p>
+            <w:pPr>
+              <w:pStyle w:val="Compact"/>
+            </w:pPr>
+            <w:r>
+              <w:t xml:space="preserve">Role</w:t>
+            </w:r>
+          </w:p>
+        </w:tc>
+        <w:tc>
+          <w:tcPr/>
+          <w:p>
+            <w:pPr>
+              <w:pStyle w:val="Compact"/>
+            </w:pPr>
+            <w:r>
+              <w:t xml:space="preserve">Relationship to SPCS</w:t>
+            </w:r>
+          </w:p>
+        </w:tc>
+      </w:tr>
+      <w:tr>
+        <w:tc>
+          <w:tcPr/>
+          <w:p>
+            <w:pPr>
+              <w:pStyle w:val="Compact"/>
+            </w:pPr>
+            <w:r>
+              <w:rPr>
+                <w:b/>
+                <w:bCs/>
+              </w:rPr>
+              <w:t xml:space="preserve">OpenFlow</w:t>
+            </w:r>
+          </w:p>
+        </w:tc>
+        <w:tc>
+          <w:tcPr/>
+          <w:p>
+            <w:pPr>
+              <w:pStyle w:val="Compact"/>
+            </w:pPr>
+            <w:r>
+              <w:t xml:space="preserve">Workflow orchestration</w:t>
+            </w:r>
+          </w:p>
+        </w:tc>
+        <w:tc>
+          <w:tcPr/>
+          <w:p>
+            <w:pPr>
+              <w:pStyle w:val="Compact"/>
+            </w:pPr>
+            <w:r>
+              <w:t xml:space="preserve">Schedules and coordinates SPCS jobs</w:t>
+            </w:r>
+          </w:p>
+        </w:tc>
+      </w:tr>
+      <w:tr>
+        <w:tc>
+          <w:tcPr/>
+          <w:p>
+            <w:pPr>
+              <w:pStyle w:val="Compact"/>
+            </w:pPr>
+            <w:r>
+              <w:rPr>
+                <w:b/>
+                <w:bCs/>
+              </w:rPr>
+              <w:t xml:space="preserve">SPCS</w:t>
+            </w:r>
+          </w:p>
+        </w:tc>
+        <w:tc>
+          <w:tcPr/>
+          <w:p>
+            <w:pPr>
+              <w:pStyle w:val="Compact"/>
+            </w:pPr>
+            <w:r>
+              <w:t xml:space="preserve">Container execution runtime</w:t>
+            </w:r>
+          </w:p>
+        </w:tc>
+        <w:tc>
+          <w:tcPr/>
+          <w:p>
+            <w:pPr>
+              <w:pStyle w:val="Compact"/>
+            </w:pPr>
+            <w:r>
+              <w:t xml:space="preserve">Executes OpenFlow tasks in containers</w:t>
+            </w:r>
+          </w:p>
+        </w:tc>
+      </w:tr>
+      <w:tr>
+        <w:tc>
+          <w:tcPr/>
+          <w:p>
+            <w:pPr>
+              <w:pStyle w:val="Compact"/>
+            </w:pPr>
+            <w:r>
+              <w:rPr>
+                <w:b/>
+                <w:bCs/>
+              </w:rPr>
+              <w:t xml:space="preserve">Warehouses</w:t>
+            </w:r>
+          </w:p>
+        </w:tc>
+        <w:tc>
+          <w:tcPr/>
+          <w:p>
+            <w:pPr>
+              <w:pStyle w:val="Compact"/>
+            </w:pPr>
+            <w:r>
+              <w:t xml:space="preserve">SQL query processing</w:t>
+            </w:r>
+          </w:p>
+        </w:tc>
+        <w:tc>
+          <w:tcPr/>
+          <w:p>
+            <w:pPr>
+              <w:pStyle w:val="Compact"/>
+            </w:pPr>
+            <w:r>
+              <w:t xml:space="preserve">Alternative execution for SQL-heavy tasks</w:t>
+            </w:r>
+          </w:p>
+        </w:tc>
+      </w:tr>
+      <w:tr>
+        <w:tc>
+          <w:tcPr/>
+          <w:p>
+            <w:pPr>
+              <w:pStyle w:val="Compact"/>
+            </w:pPr>
+            <w:r>
+              <w:rPr>
+                <w:b/>
+                <w:bCs/>
+              </w:rPr>
+              <w:t xml:space="preserve">Cortex</w:t>
+            </w:r>
+          </w:p>
+        </w:tc>
+        <w:tc>
+          <w:tcPr/>
+          <w:p>
+            <w:pPr>
+              <w:pStyle w:val="Compact"/>
+            </w:pPr>
+            <w:r>
+              <w:t xml:space="preserve">AI/ML inference</w:t>
+            </w:r>
+          </w:p>
+        </w:tc>
+        <w:tc>
+          <w:tcPr/>
+          <w:p>
+            <w:pPr>
+              <w:pStyle w:val="Compact"/>
+            </w:pPr>
+            <w:r>
+              <w:t xml:space="preserve">Can be orchestrated by OpenFlow via SPCS</w:t>
+            </w:r>
+          </w:p>
+        </w:tc>
+      </w:tr>
+    </w:tbl>
+    <w:bookmarkEnd w:id="43"/>
+    <w:bookmarkStart w:id="44" w:name="how-openflow-interacts-with-spcs"/>
+    <w:p>
+      <w:pPr>
+        <w:pStyle w:val="Heading3"/>
+      </w:pPr>
+      <w:r>
+        <w:t xml:space="preserve">6.3 How OpenFlow Interacts with SPCS</w:t>
+      </w:r>
+    </w:p>
+    <w:p>
+      <w:pPr>
+        <w:pStyle w:val="FirstParagraph"/>
+      </w:pPr>
+      <w:r>
+        <w:t xml:space="preserve">OpenFlow uses SPCS as an</w:t>
+      </w:r>
+      <w:r>
+        <w:t xml:space="preserve"> </w:t>
+      </w:r>
+      <w:r>
+        <w:rPr>
+          <w:b/>
+          <w:bCs/>
+        </w:rPr>
+        <w:t xml:space="preserve">execution backend</w:t>
+      </w:r>
+      <w:r>
+        <w:t xml:space="preserve"> </w:t>
+      </w:r>
+      <w:r>
+        <w:t xml:space="preserve">for containerized tasks. The integration pattern:</w:t>
+      </w:r>
+    </w:p>
+    <w:p>
+      <w:pPr>
+        <w:pStyle w:val="SourceCode"/>
+      </w:pPr>
+      <w:r>
+        <w:rPr>
+          <w:rStyle w:val="VerbatimChar"/>
+        </w:rPr>
+        <w:t xml:space="preserve">┌─────────────────────────────────────────────────────────────────┐</w:t>
+      </w:r>
+      <w:r>
+        <w:br/>
+      </w:r>
+      <w:r>
+        <w:rPr>
+          <w:rStyle w:val="VerbatimChar"/>
+        </w:rPr>
+        <w:t xml:space="preserve">│              OPENFLOW → SPCS INTEGRATION FLOW                   │</w:t>
+      </w:r>
+      <w:r>
+        <w:br/>
+      </w:r>
+      <w:r>
+        <w:rPr>
+          <w:rStyle w:val="VerbatimChar"/>
+        </w:rPr>
+        <w:t xml:space="preserve">├─────────────────────────────────────────────────────────────────┤</w:t>
+      </w:r>
+      <w:r>
+        <w:br/>
+      </w:r>
+      <w:r>
+        <w:rPr>
+          <w:rStyle w:val="VerbatimChar"/>
+        </w:rPr>
+        <w:t xml:space="preserve">│                                                                 │</w:t>
+      </w:r>
+      <w:r>
+        <w:br/>
+      </w:r>
+      <w:r>
+        <w:rPr>
+          <w:rStyle w:val="VerbatimChar"/>
+        </w:rPr>
+        <w:t xml:space="preserve">│  1. OpenFlow Workflow Definition                               │</w:t>
+      </w:r>
+      <w:r>
+        <w:br/>
+      </w:r>
+      <w:r>
+        <w:rPr>
+          <w:rStyle w:val="VerbatimChar"/>
+        </w:rPr>
+        <w:t xml:space="preserve">│     workflow:                                                   │</w:t>
+      </w:r>
+      <w:r>
+        <w:br/>
+      </w:r>
+      <w:r>
+        <w:rPr>
+          <w:rStyle w:val="VerbatimChar"/>
+        </w:rPr>
+        <w:t xml:space="preserve">│       - task_id: "preprocess_data"                             │</w:t>
+      </w:r>
+      <w:r>
+        <w:br/>
+      </w:r>
+      <w:r>
+        <w:rPr>
+          <w:rStyle w:val="VerbatimChar"/>
+        </w:rPr>
+        <w:t xml:space="preserve">│         type: "spcs_job"                                        │</w:t>
+      </w:r>
+      <w:r>
+        <w:br/>
+      </w:r>
+      <w:r>
+        <w:rPr>
+          <w:rStyle w:val="VerbatimChar"/>
+        </w:rPr>
+        <w:t xml:space="preserve">│         compute_pool: "ML_POOL"                                │</w:t>
+      </w:r>
+      <w:r>
+        <w:br/>
+      </w:r>
+      <w:r>
+        <w:rPr>
+          <w:rStyle w:val="VerbatimChar"/>
+        </w:rPr>
+        <w:t xml:space="preserve">│         container_image: "data-prep:v1"                        │</w:t>
+      </w:r>
+      <w:r>
+        <w:br/>
+      </w:r>
+      <w:r>
+        <w:rPr>
+          <w:rStyle w:val="VerbatimChar"/>
+        </w:rPr>
+        <w:t xml:space="preserve">│                                                                 │</w:t>
+      </w:r>
+      <w:r>
+        <w:br/>
+      </w:r>
+      <w:r>
+        <w:rPr>
+          <w:rStyle w:val="VerbatimChar"/>
+        </w:rPr>
+        <w:t xml:space="preserve">│  2. OpenFlow Scheduler triggers task                           │</w:t>
+      </w:r>
+      <w:r>
+        <w:br/>
+      </w:r>
+      <w:r>
+        <w:rPr>
+          <w:rStyle w:val="VerbatimChar"/>
+        </w:rPr>
+        <w:t xml:space="preserve">│       │                                                         │</w:t>
+      </w:r>
+      <w:r>
+        <w:br/>
+      </w:r>
+      <w:r>
+        <w:rPr>
+          <w:rStyle w:val="VerbatimChar"/>
+        </w:rPr>
+        <w:t xml:space="preserve">│       ▼                                                         │</w:t>
+      </w:r>
+      <w:r>
+        <w:br/>
+      </w:r>
+      <w:r>
+        <w:rPr>
+          <w:rStyle w:val="VerbatimChar"/>
+        </w:rPr>
+        <w:t xml:space="preserve">│  3. Calls SYSTEM$CREATE_JOB (SPCS Job API)                     │</w:t>
+      </w:r>
+      <w:r>
+        <w:br/>
+      </w:r>
+      <w:r>
+        <w:rPr>
+          <w:rStyle w:val="VerbatimChar"/>
+        </w:rPr>
+        <w:t xml:space="preserve">│       │                                                         │</w:t>
+      </w:r>
+      <w:r>
+        <w:br/>
+      </w:r>
+      <w:r>
+        <w:rPr>
+          <w:rStyle w:val="VerbatimChar"/>
+        </w:rPr>
+        <w:t xml:space="preserve">│       ├── Compute Pool: ML_POOL                                │</w:t>
+      </w:r>
+      <w:r>
+        <w:br/>
+      </w:r>
+      <w:r>
+        <w:rPr>
+          <w:rStyle w:val="VerbatimChar"/>
+        </w:rPr>
+        <w:t xml:space="preserve">│       ├── Image: data-prep:v1                                  │</w:t>
+      </w:r>
+      <w:r>
+        <w:br/>
+      </w:r>
+      <w:r>
+        <w:rPr>
+          <w:rStyle w:val="VerbatimChar"/>
+        </w:rPr>
+        <w:t xml:space="preserve">│       ├── Command: python preprocess.py --input @stage/data    │</w:t>
+      </w:r>
+      <w:r>
+        <w:br/>
+      </w:r>
+      <w:r>
+        <w:rPr>
+          <w:rStyle w:val="VerbatimChar"/>
+        </w:rPr>
+        <w:t xml:space="preserve">│       └── Environment: {TASK_ID: "task_123", ...}              │</w:t>
+      </w:r>
+      <w:r>
+        <w:br/>
+      </w:r>
+      <w:r>
+        <w:rPr>
+          <w:rStyle w:val="VerbatimChar"/>
+        </w:rPr>
+        <w:t xml:space="preserve">│                                                                 │</w:t>
+      </w:r>
+      <w:r>
+        <w:br/>
+      </w:r>
+      <w:r>
+        <w:rPr>
+          <w:rStyle w:val="VerbatimChar"/>
+        </w:rPr>
+        <w:t xml:space="preserve">│  4. SPCS creates job in container                              │</w:t>
+      </w:r>
+      <w:r>
+        <w:br/>
+      </w:r>
+      <w:r>
+        <w:rPr>
+          <w:rStyle w:val="VerbatimChar"/>
+        </w:rPr>
+        <w:t xml:space="preserve">│       │                                                         │</w:t>
+      </w:r>
+      <w:r>
+        <w:br/>
+      </w:r>
+      <w:r>
+        <w:rPr>
+          <w:rStyle w:val="VerbatimChar"/>
+        </w:rPr>
+        <w:t xml:space="preserve">│       ▼                                                         │</w:t>
+      </w:r>
+      <w:r>
+        <w:br/>
+      </w:r>
+      <w:r>
+        <w:rPr>
+          <w:rStyle w:val="VerbatimChar"/>
+        </w:rPr>
+        <w:t xml:space="preserve">│  5. OpenFlow monitors job status                               │</w:t>
+      </w:r>
+      <w:r>
+        <w:br/>
+      </w:r>
+      <w:r>
+        <w:rPr>
+          <w:rStyle w:val="VerbatimChar"/>
+        </w:rPr>
+        <w:t xml:space="preserve">│       │                                                         │</w:t>
+      </w:r>
+      <w:r>
+        <w:br/>
+      </w:r>
+      <w:r>
+        <w:rPr>
+          <w:rStyle w:val="VerbatimChar"/>
+        </w:rPr>
+        <w:t xml:space="preserve">│       ├── RUNNING → continues                                  │</w:t>
+      </w:r>
+      <w:r>
+        <w:br/>
+      </w:r>
+      <w:r>
+        <w:rPr>
+          <w:rStyle w:val="VerbatimChar"/>
+        </w:rPr>
+        <w:t xml:space="preserve">│       ├── SUCCEEDED → trigger next task                        │</w:t>
+      </w:r>
+      <w:r>
+        <w:br/>
+      </w:r>
+      <w:r>
+        <w:rPr>
+          <w:rStyle w:val="VerbatimChar"/>
+        </w:rPr>
+        <w:t xml:space="preserve">│       └── FAILED → retry or fail workflow                      │</w:t>
+      </w:r>
+      <w:r>
+        <w:br/>
+      </w:r>
+      <w:r>
+        <w:rPr>
+          <w:rStyle w:val="VerbatimChar"/>
+        </w:rPr>
+        <w:t xml:space="preserve">│                                                                 │</w:t>
+      </w:r>
+      <w:r>
+        <w:br/>
+      </w:r>
+      <w:r>
+        <w:rPr>
+          <w:rStyle w:val="VerbatimChar"/>
+        </w:rPr>
+        <w:t xml:space="preserve">│  6. Job completes, writes output to stage                      │</w:t>
+      </w:r>
+      <w:r>
+        <w:br/>
+      </w:r>
+      <w:r>
+        <w:rPr>
+          <w:rStyle w:val="VerbatimChar"/>
+        </w:rPr>
+        <w:t xml:space="preserve">│       │                                                         │</w:t>
+      </w:r>
+      <w:r>
+        <w:br/>
+      </w:r>
+      <w:r>
+        <w:rPr>
+          <w:rStyle w:val="VerbatimChar"/>
+        </w:rPr>
+        <w:t xml:space="preserve">│       ▼                                                         │</w:t>
+      </w:r>
+      <w:r>
+        <w:br/>
+      </w:r>
+      <w:r>
+        <w:rPr>
+          <w:rStyle w:val="VerbatimChar"/>
+        </w:rPr>
+        <w:t xml:space="preserve">│  7. OpenFlow reads output, proceeds to next task               │</w:t>
+      </w:r>
+      <w:r>
+        <w:br/>
+      </w:r>
+      <w:r>
+        <w:rPr>
+          <w:rStyle w:val="VerbatimChar"/>
+        </w:rPr>
+        <w:t xml:space="preserve">│                                                                 │</w:t>
+      </w:r>
+      <w:r>
+        <w:br/>
+      </w:r>
+      <w:r>
+        <w:rPr>
+          <w:rStyle w:val="VerbatimChar"/>
+        </w:rPr>
+        <w:t xml:space="preserve">└─────────────────────────────────────────────────────────────────┘</w:t>
+      </w:r>
+    </w:p>
+    <w:bookmarkEnd w:id="44"/>
+    <w:bookmarkStart w:id="45" w:name="openflow-task-types-for-spcs"/>
+    <w:p>
+      <w:pPr>
+        <w:pStyle w:val="Heading3"/>
+      </w:pPr>
+      <w:r>
+        <w:t xml:space="preserve">6.4 OpenFlow Task Types for SPCS</w:t>
+      </w:r>
+    </w:p>
+    <w:tbl>
+      <w:tblPr>
+        <w:tblStyle w:val="Table"/>
+        <w:tblW w:type="auto" w:w="0"/>
+        <w:tblLook w:firstRow="1" w:lastRow="0" w:firstColumn="0" w:lastColumn="0" w:noHBand="0" w:noVBand="0" w:val="0020"/>
+      </w:tblPr>
+      <w:tblGrid>
+        <w:gridCol w:w="2640"/>
+        <w:gridCol w:w="2640"/>
+        <w:gridCol w:w="2640"/>
+      </w:tblGrid>
+      <w:tr>
+        <w:trPr>
+          <w:tblHeader w:val="on"/>
+        </w:trPr>
+        <w:tc>
+          <w:tcPr/>
+          <w:p>
+            <w:pPr>
+              <w:pStyle w:val="Compact"/>
+            </w:pPr>
+            <w:r>
+              <w:t xml:space="preserve">Task Type</w:t>
+            </w:r>
+          </w:p>
+        </w:tc>
+        <w:tc>
+          <w:tcPr/>
+          <w:p>
+            <w:pPr>
+              <w:pStyle w:val="Compact"/>
+            </w:pPr>
+            <w:r>
+              <w:t xml:space="preserve">SPCS Component</w:t>
+            </w:r>
+          </w:p>
+        </w:tc>
+        <w:tc>
+          <w:tcPr/>
+          <w:p>
+            <w:pPr>
+              <w:pStyle w:val="Compact"/>
+            </w:pPr>
+            <w:r>
+              <w:t xml:space="preserve">Use Case</w:t>
+            </w:r>
+          </w:p>
+        </w:tc>
+      </w:tr>
+      <w:tr>
+        <w:tc>
+          <w:tcPr/>
+          <w:p>
+            <w:pPr>
+              <w:pStyle w:val="Compact"/>
+            </w:pPr>
+            <w:r>
+              <w:rPr>
+                <w:rStyle w:val="VerbatimChar"/>
+                <w:b/>
+                <w:bCs/>
+              </w:rPr>
+              <w:t xml:space="preserve">spcs_job</w:t>
+            </w:r>
+          </w:p>
+        </w:tc>
+        <w:tc>
+          <w:tcPr/>
+          <w:p>
+            <w:pPr>
+              <w:pStyle w:val="Compact"/>
+            </w:pPr>
+            <w:r>
+              <w:t xml:space="preserve">SPCS Jobs (batch)</w:t>
+            </w:r>
+          </w:p>
+        </w:tc>
+        <w:tc>
+          <w:tcPr/>
+          <w:p>
+            <w:pPr>
+              <w:pStyle w:val="Compact"/>
+            </w:pPr>
+            <w:r>
+              <w:t xml:space="preserve">One-time containerized tasks</w:t>
+            </w:r>
+          </w:p>
+        </w:tc>
+      </w:tr>
+      <w:tr>
+        <w:tc>
+          <w:tcPr/>
+          <w:p>
+            <w:pPr>
+              <w:pStyle w:val="Compact"/>
+            </w:pPr>
+            <w:r>
+              <w:rPr>
+                <w:rStyle w:val="VerbatimChar"/>
+                <w:b/>
+                <w:bCs/>
+              </w:rPr>
+              <w:t xml:space="preserve">spcs_service</w:t>
+            </w:r>
+          </w:p>
+        </w:tc>
+        <w:tc>
+          <w:tcPr/>
+          <w:p>
+            <w:pPr>
+              <w:pStyle w:val="Compact"/>
+            </w:pPr>
+            <w:r>
+              <w:t xml:space="preserve">SPCS Services</w:t>
+            </w:r>
+          </w:p>
+        </w:tc>
+        <w:tc>
+          <w:tcPr/>
+          <w:p>
+            <w:pPr>
+              <w:pStyle w:val="Compact"/>
+            </w:pPr>
+            <w:r>
+              <w:t xml:space="preserve">Long-running API servers</w:t>
+            </w:r>
+          </w:p>
+        </w:tc>
+      </w:tr>
+      <w:tr>
+        <w:tc>
+          <w:tcPr/>
+          <w:p>
+            <w:pPr>
+              <w:pStyle w:val="Compact"/>
+            </w:pPr>
+            <w:r>
+              <w:rPr>
+                <w:rStyle w:val="VerbatimChar"/>
+                <w:b/>
+                <w:bCs/>
+              </w:rPr>
+              <w:t xml:space="preserve">spcs_inference</w:t>
+            </w:r>
+          </w:p>
+        </w:tc>
+        <w:tc>
+          <w:tcPr/>
+          <w:p>
+            <w:pPr>
+              <w:pStyle w:val="Compact"/>
+            </w:pPr>
+            <w:r>
+              <w:t xml:space="preserve">Model Serving</w:t>
+            </w:r>
+          </w:p>
+        </w:tc>
+        <w:tc>
+          <w:tcPr/>
+          <w:p>
+            <w:pPr>
+              <w:pStyle w:val="Compact"/>
+            </w:pPr>
+            <w:r>
+              <w:t xml:space="preserve">ML model predictions</w:t>
+            </w:r>
+          </w:p>
+        </w:tc>
+      </w:tr>
+      <w:tr>
+        <w:tc>
+          <w:tcPr/>
+          <w:p>
+            <w:pPr>
+              <w:pStyle w:val="Compact"/>
+            </w:pPr>
+            <w:r>
+              <w:rPr>
+                <w:rStyle w:val="VerbatimChar"/>
+                <w:b/>
+                <w:bCs/>
+              </w:rPr>
+              <w:t xml:space="preserve">spcs_training</w:t>
+            </w:r>
+          </w:p>
+        </w:tc>
+        <w:tc>
+          <w:tcPr/>
+          <w:p>
+            <w:pPr>
+              <w:pStyle w:val="Compact"/>
+            </w:pPr>
+            <w:r>
+              <w:t xml:space="preserve">ML Training Jobs</w:t>
+            </w:r>
+          </w:p>
+        </w:tc>
+        <w:tc>
+          <w:tcPr/>
+          <w:p>
+            <w:pPr>
+              <w:pStyle w:val="Compact"/>
+            </w:pPr>
+            <w:r>
+              <w:t xml:space="preserve">Model training workloads</w:t>
+            </w:r>
+          </w:p>
+        </w:tc>
+      </w:tr>
+    </w:tbl>
+    <w:bookmarkEnd w:id="45"/>
+    <w:bookmarkStart w:id="46" w:name="example-ml-pipeline-with-openflow-spcs"/>
+    <w:p>
+      <w:pPr>
+        <w:pStyle w:val="Heading3"/>
+      </w:pPr>
+      <w:r>
+        <w:t xml:space="preserve">6.5 Example: ML Pipeline with OpenFlow + SPCS</w:t>
+      </w:r>
+    </w:p>
+    <w:p>
+      <w:pPr>
+        <w:pStyle w:val="SourceCode"/>
+      </w:pPr>
+      <w:r>
+        <w:rPr>
+          <w:rStyle w:val="CommentTok"/>
+        </w:rPr>
+        <w:t xml:space="preserve"># OpenFlow workflow definition</w:t>
+      </w:r>
+      <w:r>
+        <w:br/>
+      </w:r>
+      <w:r>
+        <w:rPr>
+          <w:rStyle w:val="FunctionTok"/>
+        </w:rPr>
+        <w:t xml:space="preserve">name</w:t>
+      </w:r>
+      <w:r>
+        <w:rPr>
+          <w:rStyle w:val="KeywordTok"/>
+        </w:rPr>
+        <w:t xml:space="preserve">:</w:t>
+      </w:r>
+      <w:r>
+        <w:rPr>
+          <w:rStyle w:val="AttributeTok"/>
+        </w:rPr>
+        <w:t xml:space="preserve"> ml_training_pipeline</w:t>
+      </w:r>
+      <w:r>
+        <w:br/>
+      </w:r>
+      <w:r>
+        <w:rPr>
+          <w:rStyle w:val="FunctionTok"/>
+        </w:rPr>
+        <w:t xml:space="preserve">version</w:t>
+      </w:r>
+      <w:r>
+        <w:rPr>
+          <w:rStyle w:val="KeywordTok"/>
+        </w:rPr>
+        <w:t xml:space="preserve">:</w:t>
+      </w:r>
+      <w:r>
+        <w:rPr>
+          <w:rStyle w:val="AttributeTok"/>
+        </w:rPr>
+        <w:t xml:space="preserve"> </w:t>
+      </w:r>
+      <w:r>
+        <w:rPr>
+          <w:rStyle w:val="FloatTok"/>
+        </w:rPr>
+        <w:t xml:space="preserve">1.0</w:t>
+      </w:r>
+      <w:r>
+        <w:br/>
+      </w:r>
+      <w:r>
+        <w:br/>
+      </w:r>
+      <w:r>
+        <w:rPr>
+          <w:rStyle w:val="FunctionTok"/>
+        </w:rPr>
+        <w:t xml:space="preserve">tasks</w:t>
+      </w:r>
+      <w:r>
+        <w:rPr>
+          <w:rStyle w:val="KeywordTok"/>
+        </w:rPr>
+        <w:t xml:space="preserve">:</w:t>
+      </w:r>
+      <w:r>
+        <w:br/>
+      </w:r>
+      <w:r>
+        <w:rPr>
+          <w:rStyle w:val="CommentTok"/>
+        </w:rPr>
+        <w:t xml:space="preserve">  # Step 1: Feature engineering (SPCS Job)</w:t>
+      </w:r>
+      <w:r>
+        <w:br/>
+      </w:r>
+      <w:r>
+        <w:rPr>
+          <w:rStyle w:val="AttributeTok"/>
+        </w:rPr>
+        <w:t xml:space="preserve">  </w:t>
+      </w:r>
+      <w:r>
+        <w:rPr>
+          <w:rStyle w:val="KeywordTok"/>
+        </w:rPr>
+        <w:t xml:space="preserve">-</w:t>
+      </w:r>
+      <w:r>
+        <w:rPr>
+          <w:rStyle w:val="AttributeTok"/>
+        </w:rPr>
+        <w:t xml:space="preserve"> </w:t>
+      </w:r>
+      <w:r>
+        <w:rPr>
+          <w:rStyle w:val="FunctionTok"/>
+        </w:rPr>
+        <w:t xml:space="preserve">id</w:t>
+      </w:r>
+      <w:r>
+        <w:rPr>
+          <w:rStyle w:val="KeywordTok"/>
+        </w:rPr>
+        <w:t xml:space="preserve">:</w:t>
+      </w:r>
+      <w:r>
+        <w:rPr>
+          <w:rStyle w:val="AttributeTok"/>
+        </w:rPr>
+        <w:t xml:space="preserve"> feature_engineering</w:t>
+      </w:r>
+      <w:r>
+        <w:br/>
+      </w:r>
+      <w:r>
+        <w:rPr>
+          <w:rStyle w:val="AttributeTok"/>
+        </w:rPr>
+        <w:t xml:space="preserve">    </w:t>
+      </w:r>
+      <w:r>
+        <w:rPr>
+          <w:rStyle w:val="FunctionTok"/>
+        </w:rPr>
+        <w:t xml:space="preserve">type</w:t>
+      </w:r>
+      <w:r>
+        <w:rPr>
+          <w:rStyle w:val="KeywordTok"/>
+        </w:rPr>
+        <w:t xml:space="preserve">:</w:t>
+      </w:r>
+      <w:r>
+        <w:rPr>
+          <w:rStyle w:val="AttributeTok"/>
+        </w:rPr>
+        <w:t xml:space="preserve"> spcs_job</w:t>
+      </w:r>
+      <w:r>
+        <w:br/>
+      </w:r>
+      <w:r>
+        <w:rPr>
+          <w:rStyle w:val="AttributeTok"/>
+        </w:rPr>
+        <w:t xml:space="preserve">    </w:t>
+      </w:r>
+      <w:r>
+        <w:rPr>
+          <w:rStyle w:val="FunctionTok"/>
+        </w:rPr>
+        <w:t xml:space="preserve">config</w:t>
+      </w:r>
+      <w:r>
+        <w:rPr>
+          <w:rStyle w:val="KeywordTok"/>
+        </w:rPr>
+        <w:t xml:space="preserve">:</w:t>
+      </w:r>
+      <w:r>
+        <w:br/>
+      </w:r>
+      <w:r>
+        <w:rPr>
+          <w:rStyle w:val="AttributeTok"/>
+        </w:rPr>
+        <w:t xml:space="preserve">      </w:t>
+      </w:r>
+      <w:r>
+        <w:rPr>
+          <w:rStyle w:val="FunctionTok"/>
+        </w:rPr>
+        <w:t xml:space="preserve">compute_pool</w:t>
+      </w:r>
+      <w:r>
+        <w:rPr>
+          <w:rStyle w:val="KeywordTok"/>
+        </w:rPr>
+        <w:t xml:space="preserve">:</w:t>
+      </w:r>
+      <w:r>
+        <w:rPr>
+          <w:rStyle w:val="AttributeTok"/>
+        </w:rPr>
+        <w:t xml:space="preserve"> CPU_POOL</w:t>
+      </w:r>
+      <w:r>
+        <w:br/>
+      </w:r>
+      <w:r>
+        <w:rPr>
+          <w:rStyle w:val="AttributeTok"/>
+        </w:rPr>
+        <w:t xml:space="preserve">      </w:t>
+      </w:r>
+      <w:r>
+        <w:rPr>
+          <w:rStyle w:val="FunctionTok"/>
+        </w:rPr>
+        <w:t xml:space="preserve">image</w:t>
+      </w:r>
+      <w:r>
+        <w:rPr>
+          <w:rStyle w:val="KeywordTok"/>
+        </w:rPr>
+        <w:t xml:space="preserve">:</w:t>
+      </w:r>
+      <w:r>
+        <w:rPr>
+          <w:rStyle w:val="AttributeTok"/>
+        </w:rPr>
+        <w:t xml:space="preserve"> feature-eng:v2</w:t>
+      </w:r>
+      <w:r>
+        <w:br/>
+      </w:r>
+      <w:r>
+        <w:rPr>
+          <w:rStyle w:val="AttributeTok"/>
+        </w:rPr>
+        <w:t xml:space="preserve">      </w:t>
+      </w:r>
+      <w:r>
+        <w:rPr>
+          <w:rStyle w:val="FunctionTok"/>
+        </w:rPr>
+        <w:t xml:space="preserve">command</w:t>
+      </w:r>
+      <w:r>
+        <w:rPr>
+          <w:rStyle w:val="KeywordTok"/>
+        </w:rPr>
+        <w:t xml:space="preserve">:</w:t>
+      </w:r>
+      <w:r>
+        <w:rPr>
+          <w:rStyle w:val="AttributeTok"/>
+        </w:rPr>
+        <w:t xml:space="preserve"> </w:t>
+      </w:r>
+      <w:r>
+        <w:rPr>
+          <w:rStyle w:val="KeywordTok"/>
+        </w:rPr>
+        <w:t xml:space="preserve">[</w:t>
+      </w:r>
+      <w:r>
+        <w:rPr>
+          <w:rStyle w:val="StringTok"/>
+        </w:rPr>
+        <w:t xml:space="preserve">"python"</w:t>
+      </w:r>
+      <w:r>
+        <w:rPr>
+          <w:rStyle w:val="KeywordTok"/>
+        </w:rPr>
+        <w:t xml:space="preserve">,</w:t>
+      </w:r>
+      <w:r>
+        <w:rPr>
+          <w:rStyle w:val="AttributeTok"/>
+        </w:rPr>
+        <w:t xml:space="preserve"> </w:t>
+      </w:r>
+      <w:r>
+        <w:rPr>
+          <w:rStyle w:val="StringTok"/>
+        </w:rPr>
+        <w:t xml:space="preserve">"features.py"</w:t>
+      </w:r>
+      <w:r>
+        <w:rPr>
+          <w:rStyle w:val="KeywordTok"/>
+        </w:rPr>
+        <w:t xml:space="preserve">]</w:t>
+      </w:r>
+      <w:r>
+        <w:br/>
+      </w:r>
+      <w:r>
+        <w:rPr>
+          <w:rStyle w:val="AttributeTok"/>
+        </w:rPr>
+        <w:t xml:space="preserve">      </w:t>
+      </w:r>
+      <w:r>
+        <w:rPr>
+          <w:rStyle w:val="FunctionTok"/>
+        </w:rPr>
+        <w:t xml:space="preserve">input_stage</w:t>
+      </w:r>
+      <w:r>
+        <w:rPr>
+          <w:rStyle w:val="KeywordTok"/>
+        </w:rPr>
+        <w:t xml:space="preserve">:</w:t>
+      </w:r>
+      <w:r>
+        <w:rPr>
+          <w:rStyle w:val="AttributeTok"/>
+        </w:rPr>
+        <w:t xml:space="preserve"> </w:t>
+      </w:r>
+      <w:r>
+        <w:rPr>
+          <w:rStyle w:val="StringTok"/>
+        </w:rPr>
+        <w:t xml:space="preserve">"@raw_data/inputs"</w:t>
+      </w:r>
+      <w:r>
+        <w:br/>
+      </w:r>
+      <w:r>
+        <w:rPr>
+          <w:rStyle w:val="AttributeTok"/>
+        </w:rPr>
+        <w:t xml:space="preserve">      </w:t>
+      </w:r>
+      <w:r>
+        <w:rPr>
+          <w:rStyle w:val="FunctionTok"/>
+        </w:rPr>
+        <w:t xml:space="preserve">output_stage</w:t>
+      </w:r>
+      <w:r>
+        <w:rPr>
+          <w:rStyle w:val="KeywordTok"/>
+        </w:rPr>
+        <w:t xml:space="preserve">:</w:t>
+      </w:r>
+      <w:r>
+        <w:rPr>
+          <w:rStyle w:val="AttributeTok"/>
+        </w:rPr>
+        <w:t xml:space="preserve"> </w:t>
+      </w:r>
+      <w:r>
+        <w:rPr>
+          <w:rStyle w:val="StringTok"/>
+        </w:rPr>
+        <w:t xml:space="preserve">"@processed/features"</w:t>
+      </w:r>
+      <w:r>
+        <w:br/>
+      </w:r>
+      <w:r>
+        <w:rPr>
+          <w:rStyle w:val="AttributeTok"/>
+        </w:rPr>
+        <w:t xml:space="preserve">      </w:t>
+      </w:r>
+      <w:r>
+        <w:rPr>
+          <w:rStyle w:val="FunctionTok"/>
+        </w:rPr>
+        <w:t xml:space="preserve">env</w:t>
+      </w:r>
+      <w:r>
+        <w:rPr>
+          <w:rStyle w:val="KeywordTok"/>
+        </w:rPr>
+        <w:t xml:space="preserve">:</w:t>
+      </w:r>
+      <w:r>
+        <w:br/>
+      </w:r>
+      <w:r>
+        <w:rPr>
+          <w:rStyle w:val="AttributeTok"/>
+        </w:rPr>
+        <w:t xml:space="preserve">        </w:t>
+      </w:r>
+      <w:r>
+        <w:rPr>
+          <w:rStyle w:val="FunctionTok"/>
+        </w:rPr>
+        <w:t xml:space="preserve">BATCH_SIZE</w:t>
+      </w:r>
+      <w:r>
+        <w:rPr>
+          <w:rStyle w:val="KeywordTok"/>
+        </w:rPr>
+        <w:t xml:space="preserve">:</w:t>
+      </w:r>
+      <w:r>
+        <w:rPr>
+          <w:rStyle w:val="AttributeTok"/>
+        </w:rPr>
+        <w:t xml:space="preserve"> </w:t>
+      </w:r>
+      <w:r>
+        <w:rPr>
+          <w:rStyle w:val="StringTok"/>
+        </w:rPr>
+        <w:t xml:space="preserve">"10000"</w:t>
+      </w:r>
+      <w:r>
+        <w:br/>
+      </w:r>
+      <w:r>
+        <w:br/>
+      </w:r>
+      <w:r>
+        <w:rPr>
+          <w:rStyle w:val="CommentTok"/>
+        </w:rPr>
+        <w:t xml:space="preserve">  # Step 2: Model training (SPCS Training Job)</w:t>
+      </w:r>
+      <w:r>
+        <w:br/>
+      </w:r>
+      <w:r>
+        <w:rPr>
+          <w:rStyle w:val="AttributeTok"/>
+        </w:rPr>
+        <w:t xml:space="preserve">  </w:t>
+      </w:r>
+      <w:r>
+        <w:rPr>
+          <w:rStyle w:val="KeywordTok"/>
+        </w:rPr>
+        <w:t xml:space="preserve">-</w:t>
+      </w:r>
+      <w:r>
+        <w:rPr>
+          <w:rStyle w:val="AttributeTok"/>
+        </w:rPr>
+        <w:t xml:space="preserve"> </w:t>
+      </w:r>
+      <w:r>
+        <w:rPr>
+          <w:rStyle w:val="FunctionTok"/>
+        </w:rPr>
+        <w:t xml:space="preserve">id</w:t>
+      </w:r>
+      <w:r>
+        <w:rPr>
+          <w:rStyle w:val="KeywordTok"/>
+        </w:rPr>
+        <w:t xml:space="preserve">:</w:t>
+      </w:r>
+      <w:r>
+        <w:rPr>
+          <w:rStyle w:val="AttributeTok"/>
+        </w:rPr>
+        <w:t xml:space="preserve"> train_model</w:t>
+      </w:r>
+      <w:r>
+        <w:br/>
+      </w:r>
+      <w:r>
+        <w:rPr>
+          <w:rStyle w:val="AttributeTok"/>
+        </w:rPr>
+        <w:t xml:space="preserve">    </w:t>
+      </w:r>
+      <w:r>
+        <w:rPr>
+          <w:rStyle w:val="FunctionTok"/>
+        </w:rPr>
+        <w:t xml:space="preserve">type</w:t>
+      </w:r>
+      <w:r>
+        <w:rPr>
+          <w:rStyle w:val="KeywordTok"/>
+        </w:rPr>
+        <w:t xml:space="preserve">:</w:t>
+      </w:r>
+      <w:r>
+        <w:rPr>
+          <w:rStyle w:val="AttributeTok"/>
+        </w:rPr>
+        <w:t xml:space="preserve"> spcs_training</w:t>
+      </w:r>
+      <w:r>
+        <w:br/>
+      </w:r>
+      <w:r>
+        <w:rPr>
+          <w:rStyle w:val="AttributeTok"/>
+        </w:rPr>
+        <w:t xml:space="preserve">    </w:t>
+      </w:r>
+      <w:r>
+        <w:rPr>
+          <w:rStyle w:val="FunctionTok"/>
+        </w:rPr>
+        <w:t xml:space="preserve">depends_on</w:t>
+      </w:r>
+      <w:r>
+        <w:rPr>
+          <w:rStyle w:val="KeywordTok"/>
+        </w:rPr>
+        <w:t xml:space="preserve">:</w:t>
+      </w:r>
+      <w:r>
+        <w:rPr>
+          <w:rStyle w:val="AttributeTok"/>
+        </w:rPr>
+        <w:t xml:space="preserve"> </w:t>
+      </w:r>
+      <w:r>
+        <w:rPr>
+          <w:rStyle w:val="KeywordTok"/>
+        </w:rPr>
+        <w:t xml:space="preserve">[</w:t>
+      </w:r>
+      <w:r>
+        <w:rPr>
+          <w:rStyle w:val="AttributeTok"/>
+        </w:rPr>
+        <w:t xml:space="preserve">feature_engineering</w:t>
+      </w:r>
+      <w:r>
+        <w:rPr>
+          <w:rStyle w:val="KeywordTok"/>
+        </w:rPr>
+        <w:t xml:space="preserve">]</w:t>
+      </w:r>
+      <w:r>
+        <w:br/>
+      </w:r>
+      <w:r>
+        <w:rPr>
+          <w:rStyle w:val="AttributeTok"/>
+        </w:rPr>
+        <w:t xml:space="preserve">    </w:t>
+      </w:r>
+      <w:r>
+        <w:rPr>
+          <w:rStyle w:val="FunctionTok"/>
+        </w:rPr>
+        <w:t xml:space="preserve">config</w:t>
+      </w:r>
+      <w:r>
+        <w:rPr>
+          <w:rStyle w:val="KeywordTok"/>
+        </w:rPr>
+        <w:t xml:space="preserve">:</w:t>
+      </w:r>
+      <w:r>
+        <w:br/>
+      </w:r>
+      <w:r>
+        <w:rPr>
+          <w:rStyle w:val="AttributeTok"/>
+        </w:rPr>
+        <w:t xml:space="preserve">      </w:t>
+      </w:r>
+      <w:r>
+        <w:rPr>
+          <w:rStyle w:val="FunctionTok"/>
+        </w:rPr>
+        <w:t xml:space="preserve">compute_pool</w:t>
+      </w:r>
+      <w:r>
+        <w:rPr>
+          <w:rStyle w:val="KeywordTok"/>
+        </w:rPr>
+        <w:t xml:space="preserve">:</w:t>
+      </w:r>
+      <w:r>
+        <w:rPr>
+          <w:rStyle w:val="AttributeTok"/>
+        </w:rPr>
+        <w:t xml:space="preserve"> GPU_POOL</w:t>
+      </w:r>
+      <w:r>
+        <w:br/>
+      </w:r>
+      <w:r>
+        <w:rPr>
+          <w:rStyle w:val="AttributeTok"/>
+        </w:rPr>
+        <w:t xml:space="preserve">      </w:t>
+      </w:r>
+      <w:r>
+        <w:rPr>
+          <w:rStyle w:val="FunctionTok"/>
+        </w:rPr>
+        <w:t xml:space="preserve">image</w:t>
+      </w:r>
+      <w:r>
+        <w:rPr>
+          <w:rStyle w:val="KeywordTok"/>
+        </w:rPr>
+        <w:t xml:space="preserve">:</w:t>
+      </w:r>
+      <w:r>
+        <w:rPr>
+          <w:rStyle w:val="AttributeTok"/>
+        </w:rPr>
+        <w:t xml:space="preserve"> pytorch-trainer:v1</w:t>
+      </w:r>
+      <w:r>
+        <w:br/>
+      </w:r>
+      <w:r>
+        <w:rPr>
+          <w:rStyle w:val="AttributeTok"/>
+        </w:rPr>
+        <w:t xml:space="preserve">      </w:t>
+      </w:r>
+      <w:r>
+        <w:rPr>
+          <w:rStyle w:val="FunctionTok"/>
+        </w:rPr>
+        <w:t xml:space="preserve">gpu</w:t>
+      </w:r>
+      <w:r>
+        <w:rPr>
+          <w:rStyle w:val="KeywordTok"/>
+        </w:rPr>
+        <w:t xml:space="preserve">:</w:t>
+      </w:r>
+      <w:r>
+        <w:rPr>
+          <w:rStyle w:val="AttributeTok"/>
+        </w:rPr>
+        <w:t xml:space="preserve"> </w:t>
+      </w:r>
+      <w:r>
+        <w:rPr>
+          <w:rStyle w:val="StringTok"/>
+        </w:rPr>
+        <w:t xml:space="preserve">"A10G"</w:t>
+      </w:r>
+      <w:r>
+        <w:br/>
+      </w:r>
+      <w:r>
+        <w:rPr>
+          <w:rStyle w:val="AttributeTok"/>
+        </w:rPr>
+        <w:t xml:space="preserve">      </w:t>
+      </w:r>
+      <w:r>
+        <w:rPr>
+          <w:rStyle w:val="FunctionTok"/>
+        </w:rPr>
+        <w:t xml:space="preserve">command</w:t>
+      </w:r>
+      <w:r>
+        <w:rPr>
+          <w:rStyle w:val="KeywordTok"/>
+        </w:rPr>
+        <w:t xml:space="preserve">:</w:t>
+      </w:r>
+      <w:r>
+        <w:rPr>
+          <w:rStyle w:val="AttributeTok"/>
+        </w:rPr>
+        <w:t xml:space="preserve"> </w:t>
+      </w:r>
+      <w:r>
+        <w:rPr>
+          <w:rStyle w:val="KeywordTok"/>
+        </w:rPr>
+        <w:t xml:space="preserve">[</w:t>
+      </w:r>
+      <w:r>
+        <w:rPr>
+          <w:rStyle w:val="StringTok"/>
+        </w:rPr>
+        <w:t xml:space="preserve">"python"</w:t>
+      </w:r>
+      <w:r>
+        <w:rPr>
+          <w:rStyle w:val="KeywordTok"/>
+        </w:rPr>
+        <w:t xml:space="preserve">,</w:t>
+      </w:r>
+      <w:r>
+        <w:rPr>
+          <w:rStyle w:val="AttributeTok"/>
+        </w:rPr>
+        <w:t xml:space="preserve"> </w:t>
+      </w:r>
+      <w:r>
+        <w:rPr>
+          <w:rStyle w:val="StringTok"/>
+        </w:rPr>
+        <w:t xml:space="preserve">"train.py"</w:t>
+      </w:r>
+      <w:r>
+        <w:rPr>
+          <w:rStyle w:val="KeywordTok"/>
+        </w:rPr>
+        <w:t xml:space="preserve">]</w:t>
+      </w:r>
+      <w:r>
+        <w:br/>
+      </w:r>
+      <w:r>
+        <w:rPr>
+          <w:rStyle w:val="AttributeTok"/>
+        </w:rPr>
+        <w:t xml:space="preserve">      </w:t>
+      </w:r>
+      <w:r>
+        <w:rPr>
+          <w:rStyle w:val="FunctionTok"/>
+        </w:rPr>
+        <w:t xml:space="preserve">input_stage</w:t>
+      </w:r>
+      <w:r>
+        <w:rPr>
+          <w:rStyle w:val="KeywordTok"/>
+        </w:rPr>
+        <w:t xml:space="preserve">:</w:t>
+      </w:r>
+      <w:r>
+        <w:rPr>
+          <w:rStyle w:val="AttributeTok"/>
+        </w:rPr>
+        <w:t xml:space="preserve"> </w:t>
+      </w:r>
+      <w:r>
+        <w:rPr>
+          <w:rStyle w:val="StringTok"/>
+        </w:rPr>
+        <w:t xml:space="preserve">"@processed/features"</w:t>
+      </w:r>
+      <w:r>
+        <w:br/>
+      </w:r>
+      <w:r>
+        <w:rPr>
+          <w:rStyle w:val="AttributeTok"/>
+        </w:rPr>
+        <w:t xml:space="preserve">      </w:t>
+      </w:r>
+      <w:r>
+        <w:rPr>
+          <w:rStyle w:val="FunctionTok"/>
+        </w:rPr>
+        <w:t xml:space="preserve">output_stage</w:t>
+      </w:r>
+      <w:r>
+        <w:rPr>
+          <w:rStyle w:val="KeywordTok"/>
+        </w:rPr>
+        <w:t xml:space="preserve">:</w:t>
+      </w:r>
+      <w:r>
+        <w:rPr>
+          <w:rStyle w:val="AttributeTok"/>
+        </w:rPr>
+        <w:t xml:space="preserve"> </w:t>
+      </w:r>
+      <w:r>
+        <w:rPr>
+          <w:rStyle w:val="StringTok"/>
+        </w:rPr>
+        <w:t xml:space="preserve">"@models/checkpoints"</w:t>
+      </w:r>
+      <w:r>
+        <w:br/>
+      </w:r>
+      <w:r>
+        <w:rPr>
+          <w:rStyle w:val="AttributeTok"/>
+        </w:rPr>
+        <w:t xml:space="preserve">      </w:t>
+      </w:r>
+      <w:r>
+        <w:rPr>
+          <w:rStyle w:val="FunctionTok"/>
+        </w:rPr>
+        <w:t xml:space="preserve">hyperparameters</w:t>
+      </w:r>
+      <w:r>
+        <w:rPr>
+          <w:rStyle w:val="KeywordTok"/>
+        </w:rPr>
+        <w:t xml:space="preserve">:</w:t>
+      </w:r>
+      <w:r>
+        <w:br/>
+      </w:r>
+      <w:r>
+        <w:rPr>
+          <w:rStyle w:val="AttributeTok"/>
+        </w:rPr>
+        <w:t xml:space="preserve">        </w:t>
+      </w:r>
+      <w:r>
+        <w:rPr>
+          <w:rStyle w:val="FunctionTok"/>
+        </w:rPr>
+        <w:t xml:space="preserve">learning_rate</w:t>
+      </w:r>
+      <w:r>
+        <w:rPr>
+          <w:rStyle w:val="KeywordTok"/>
+        </w:rPr>
+        <w:t xml:space="preserve">:</w:t>
+      </w:r>
+      <w:r>
+        <w:rPr>
+          <w:rStyle w:val="AttributeTok"/>
+        </w:rPr>
+        <w:t xml:space="preserve"> </w:t>
+      </w:r>
+      <w:r>
+        <w:rPr>
+          <w:rStyle w:val="FloatTok"/>
+        </w:rPr>
+        <w:t xml:space="preserve">0.001</w:t>
+      </w:r>
+      <w:r>
+        <w:br/>
+      </w:r>
+      <w:r>
+        <w:rPr>
+          <w:rStyle w:val="AttributeTok"/>
+        </w:rPr>
+        <w:t xml:space="preserve">        </w:t>
+      </w:r>
+      <w:r>
+        <w:rPr>
+          <w:rStyle w:val="FunctionTok"/>
+        </w:rPr>
+        <w:t xml:space="preserve">epochs</w:t>
+      </w:r>
+      <w:r>
+        <w:rPr>
+          <w:rStyle w:val="KeywordTok"/>
+        </w:rPr>
+        <w:t xml:space="preserve">:</w:t>
+      </w:r>
+      <w:r>
+        <w:rPr>
+          <w:rStyle w:val="AttributeTok"/>
+        </w:rPr>
+        <w:t xml:space="preserve"> </w:t>
+      </w:r>
+      <w:r>
+        <w:rPr>
+          <w:rStyle w:val="DecValTok"/>
+        </w:rPr>
+        <w:t xml:space="preserve">100</w:t>
+      </w:r>
+      <w:r>
+        <w:br/>
+      </w:r>
+      <w:r>
+        <w:br/>
+      </w:r>
+      <w:r>
+        <w:rPr>
+          <w:rStyle w:val="CommentTok"/>
+        </w:rPr>
+        <w:t xml:space="preserve">  # Step 3: Model evaluation (SPCS Job)</w:t>
+      </w:r>
+      <w:r>
+        <w:br/>
+      </w:r>
+      <w:r>
+        <w:rPr>
+          <w:rStyle w:val="AttributeTok"/>
+        </w:rPr>
+        <w:t xml:space="preserve">  </w:t>
+      </w:r>
+      <w:r>
+        <w:rPr>
+          <w:rStyle w:val="KeywordTok"/>
+        </w:rPr>
+        <w:t xml:space="preserve">-</w:t>
+      </w:r>
+      <w:r>
+        <w:rPr>
+          <w:rStyle w:val="AttributeTok"/>
+        </w:rPr>
+        <w:t xml:space="preserve"> </w:t>
+      </w:r>
+      <w:r>
+        <w:rPr>
+          <w:rStyle w:val="FunctionTok"/>
+        </w:rPr>
+        <w:t xml:space="preserve">id</w:t>
+      </w:r>
+      <w:r>
+        <w:rPr>
+          <w:rStyle w:val="KeywordTok"/>
+        </w:rPr>
+        <w:t xml:space="preserve">:</w:t>
+      </w:r>
+      <w:r>
+        <w:rPr>
+          <w:rStyle w:val="AttributeTok"/>
+        </w:rPr>
+        <w:t xml:space="preserve"> evaluate</w:t>
+      </w:r>
+      <w:r>
+        <w:br/>
+      </w:r>
+      <w:r>
+        <w:rPr>
+          <w:rStyle w:val="AttributeTok"/>
+        </w:rPr>
+        <w:t xml:space="preserve">    </w:t>
+      </w:r>
+      <w:r>
+        <w:rPr>
+          <w:rStyle w:val="FunctionTok"/>
+        </w:rPr>
+        <w:t xml:space="preserve">type</w:t>
+      </w:r>
+      <w:r>
+        <w:rPr>
+          <w:rStyle w:val="KeywordTok"/>
+        </w:rPr>
+        <w:t xml:space="preserve">:</w:t>
+      </w:r>
+      <w:r>
+        <w:rPr>
+          <w:rStyle w:val="AttributeTok"/>
+        </w:rPr>
+        <w:t xml:space="preserve"> spcs_job</w:t>
+      </w:r>
+      <w:r>
+        <w:br/>
+      </w:r>
+      <w:r>
+        <w:rPr>
+          <w:rStyle w:val="AttributeTok"/>
+        </w:rPr>
+        <w:t xml:space="preserve">    </w:t>
+      </w:r>
+      <w:r>
+        <w:rPr>
+          <w:rStyle w:val="FunctionTok"/>
+        </w:rPr>
+        <w:t xml:space="preserve">depends_on</w:t>
+      </w:r>
+      <w:r>
+        <w:rPr>
+          <w:rStyle w:val="KeywordTok"/>
+        </w:rPr>
+        <w:t xml:space="preserve">:</w:t>
+      </w:r>
+      <w:r>
+        <w:rPr>
+          <w:rStyle w:val="AttributeTok"/>
+        </w:rPr>
+        <w:t xml:space="preserve"> </w:t>
+      </w:r>
+      <w:r>
+        <w:rPr>
+          <w:rStyle w:val="KeywordTok"/>
+        </w:rPr>
+        <w:t xml:space="preserve">[</w:t>
+      </w:r>
+      <w:r>
+        <w:rPr>
+          <w:rStyle w:val="AttributeTok"/>
+        </w:rPr>
+        <w:t xml:space="preserve">train_model</w:t>
+      </w:r>
+      <w:r>
+        <w:rPr>
+          <w:rStyle w:val="KeywordTok"/>
+        </w:rPr>
+        <w:t xml:space="preserve">]</w:t>
+      </w:r>
+      <w:r>
+        <w:br/>
+      </w:r>
+      <w:r>
+        <w:rPr>
+          <w:rStyle w:val="AttributeTok"/>
+        </w:rPr>
+        <w:t xml:space="preserve">    </w:t>
+      </w:r>
+      <w:r>
+        <w:rPr>
+          <w:rStyle w:val="FunctionTok"/>
+        </w:rPr>
+        <w:t xml:space="preserve">config</w:t>
+      </w:r>
+      <w:r>
+        <w:rPr>
+          <w:rStyle w:val="KeywordTok"/>
+        </w:rPr>
+        <w:t xml:space="preserve">:</w:t>
+      </w:r>
+      <w:r>
+        <w:br/>
+      </w:r>
+      <w:r>
+        <w:rPr>
+          <w:rStyle w:val="AttributeTok"/>
+        </w:rPr>
+        <w:t xml:space="preserve">      </w:t>
+      </w:r>
+      <w:r>
+        <w:rPr>
+          <w:rStyle w:val="FunctionTok"/>
+        </w:rPr>
+        <w:t xml:space="preserve">compute_pool</w:t>
+      </w:r>
+      <w:r>
+        <w:rPr>
+          <w:rStyle w:val="KeywordTok"/>
+        </w:rPr>
+        <w:t xml:space="preserve">:</w:t>
+      </w:r>
+      <w:r>
+        <w:rPr>
+          <w:rStyle w:val="AttributeTok"/>
+        </w:rPr>
+        <w:t xml:space="preserve"> CPU_POOL</w:t>
+      </w:r>
+      <w:r>
+        <w:br/>
+      </w:r>
+      <w:r>
+        <w:rPr>
+          <w:rStyle w:val="AttributeTok"/>
+        </w:rPr>
+        <w:t xml:space="preserve">      </w:t>
+      </w:r>
+      <w:r>
+        <w:rPr>
+          <w:rStyle w:val="FunctionTok"/>
+        </w:rPr>
+        <w:t xml:space="preserve">image</w:t>
+      </w:r>
+      <w:r>
+        <w:rPr>
+          <w:rStyle w:val="KeywordTok"/>
+        </w:rPr>
+        <w:t xml:space="preserve">:</w:t>
+      </w:r>
+      <w:r>
+        <w:rPr>
+          <w:rStyle w:val="AttributeTok"/>
+        </w:rPr>
+        <w:t xml:space="preserve"> model-eval:v1</w:t>
+      </w:r>
+      <w:r>
+        <w:br/>
+      </w:r>
+      <w:r>
+        <w:rPr>
+          <w:rStyle w:val="AttributeTok"/>
+        </w:rPr>
+        <w:t xml:space="preserve">      </w:t>
+      </w:r>
+      <w:r>
+        <w:rPr>
+          <w:rStyle w:val="FunctionTok"/>
+        </w:rPr>
+        <w:t xml:space="preserve">command</w:t>
+      </w:r>
+      <w:r>
+        <w:rPr>
+          <w:rStyle w:val="KeywordTok"/>
+        </w:rPr>
+        <w:t xml:space="preserve">:</w:t>
+      </w:r>
+      <w:r>
+        <w:rPr>
+          <w:rStyle w:val="AttributeTok"/>
+        </w:rPr>
+        <w:t xml:space="preserve"> </w:t>
+      </w:r>
+      <w:r>
+        <w:rPr>
+          <w:rStyle w:val="KeywordTok"/>
+        </w:rPr>
+        <w:t xml:space="preserve">[</w:t>
+      </w:r>
+      <w:r>
+        <w:rPr>
+          <w:rStyle w:val="StringTok"/>
+        </w:rPr>
+        <w:t xml:space="preserve">"python"</w:t>
+      </w:r>
+      <w:r>
+        <w:rPr>
+          <w:rStyle w:val="KeywordTok"/>
+        </w:rPr>
+        <w:t xml:space="preserve">,</w:t>
+      </w:r>
+      <w:r>
+        <w:rPr>
+          <w:rStyle w:val="AttributeTok"/>
+        </w:rPr>
+        <w:t xml:space="preserve"> </w:t>
+      </w:r>
+      <w:r>
+        <w:rPr>
+          <w:rStyle w:val="StringTok"/>
+        </w:rPr>
+        <w:t xml:space="preserve">"evaluate.py"</w:t>
+      </w:r>
+      <w:r>
+        <w:rPr>
+          <w:rStyle w:val="KeywordTok"/>
+        </w:rPr>
+        <w:t xml:space="preserve">]</w:t>
+      </w:r>
+      <w:r>
+        <w:br/>
+      </w:r>
+      <w:r>
+        <w:rPr>
+          <w:rStyle w:val="AttributeTok"/>
+        </w:rPr>
+        <w:t xml:space="preserve">      </w:t>
+      </w:r>
+      <w:r>
+        <w:rPr>
+          <w:rStyle w:val="FunctionTok"/>
+        </w:rPr>
+        <w:t xml:space="preserve">input_stage</w:t>
+      </w:r>
+      <w:r>
+        <w:rPr>
+          <w:rStyle w:val="KeywordTok"/>
+        </w:rPr>
+        <w:t xml:space="preserve">:</w:t>
+      </w:r>
+      <w:r>
+        <w:rPr>
+          <w:rStyle w:val="AttributeTok"/>
+        </w:rPr>
+        <w:t xml:space="preserve"> </w:t>
+      </w:r>
+      <w:r>
+        <w:rPr>
+          <w:rStyle w:val="StringTok"/>
+        </w:rPr>
+        <w:t xml:space="preserve">"@models/checkpoints"</w:t>
+      </w:r>
+      <w:r>
+        <w:br/>
+      </w:r>
+      <w:r>
+        <w:rPr>
+          <w:rStyle w:val="AttributeTok"/>
+        </w:rPr>
+        <w:t xml:space="preserve">      </w:t>
+      </w:r>
+      <w:r>
+        <w:rPr>
+          <w:rStyle w:val="FunctionTok"/>
+        </w:rPr>
+        <w:t xml:space="preserve">output_stage</w:t>
+      </w:r>
+      <w:r>
+        <w:rPr>
+          <w:rStyle w:val="KeywordTok"/>
+        </w:rPr>
+        <w:t xml:space="preserve">:</w:t>
+      </w:r>
+      <w:r>
+        <w:rPr>
+          <w:rStyle w:val="AttributeTok"/>
+        </w:rPr>
+        <w:t xml:space="preserve"> </w:t>
+      </w:r>
+      <w:r>
+        <w:rPr>
+          <w:rStyle w:val="StringTok"/>
+        </w:rPr>
+        <w:t xml:space="preserve">"@metrics/results"</w:t>
+      </w:r>
+      <w:r>
+        <w:br/>
+      </w:r>
+      <w:r>
+        <w:br/>
+      </w:r>
+      <w:r>
+        <w:rPr>
+          <w:rStyle w:val="CommentTok"/>
+        </w:rPr>
+        <w:t xml:space="preserve">  # Step 4: Deploy model (SPCS Service)</w:t>
+      </w:r>
+      <w:r>
+        <w:br/>
+      </w:r>
+      <w:r>
+        <w:rPr>
+          <w:rStyle w:val="AttributeTok"/>
+        </w:rPr>
+        <w:t xml:space="preserve">  </w:t>
+      </w:r>
+      <w:r>
+        <w:rPr>
+          <w:rStyle w:val="KeywordTok"/>
+        </w:rPr>
+        <w:t xml:space="preserve">-</w:t>
+      </w:r>
+      <w:r>
+        <w:rPr>
+          <w:rStyle w:val="AttributeTok"/>
+        </w:rPr>
+        <w:t xml:space="preserve"> </w:t>
+      </w:r>
+      <w:r>
+        <w:rPr>
+          <w:rStyle w:val="FunctionTok"/>
+        </w:rPr>
+        <w:t xml:space="preserve">id</w:t>
+      </w:r>
+      <w:r>
+        <w:rPr>
+          <w:rStyle w:val="KeywordTok"/>
+        </w:rPr>
+        <w:t xml:space="preserve">:</w:t>
+      </w:r>
+      <w:r>
+        <w:rPr>
+          <w:rStyle w:val="AttributeTok"/>
+        </w:rPr>
+        <w:t xml:space="preserve"> deploy_model</w:t>
+      </w:r>
+      <w:r>
+        <w:br/>
+      </w:r>
+      <w:r>
+        <w:rPr>
+          <w:rStyle w:val="AttributeTok"/>
+        </w:rPr>
+        <w:t xml:space="preserve">    </w:t>
+      </w:r>
+      <w:r>
+        <w:rPr>
+          <w:rStyle w:val="FunctionTok"/>
+        </w:rPr>
+        <w:t xml:space="preserve">type</w:t>
+      </w:r>
+      <w:r>
+        <w:rPr>
+          <w:rStyle w:val="KeywordTok"/>
+        </w:rPr>
+        <w:t xml:space="preserve">:</w:t>
+      </w:r>
+      <w:r>
+        <w:rPr>
+          <w:rStyle w:val="AttributeTok"/>
+        </w:rPr>
+        <w:t xml:space="preserve"> spcs_service</w:t>
+      </w:r>
+      <w:r>
+        <w:br/>
+      </w:r>
+      <w:r>
+        <w:rPr>
+          <w:rStyle w:val="AttributeTok"/>
+        </w:rPr>
+        <w:t xml:space="preserve">    </w:t>
+      </w:r>
+      <w:r>
+        <w:rPr>
+          <w:rStyle w:val="FunctionTok"/>
+        </w:rPr>
+        <w:t xml:space="preserve">depends_on</w:t>
+      </w:r>
+      <w:r>
+        <w:rPr>
+          <w:rStyle w:val="KeywordTok"/>
+        </w:rPr>
+        <w:t xml:space="preserve">:</w:t>
+      </w:r>
+      <w:r>
+        <w:rPr>
+          <w:rStyle w:val="AttributeTok"/>
+        </w:rPr>
+        <w:t xml:space="preserve"> </w:t>
+      </w:r>
+      <w:r>
+        <w:rPr>
+          <w:rStyle w:val="KeywordTok"/>
+        </w:rPr>
+        <w:t xml:space="preserve">[</w:t>
+      </w:r>
+      <w:r>
+        <w:rPr>
+          <w:rStyle w:val="AttributeTok"/>
+        </w:rPr>
+        <w:t xml:space="preserve">evaluate</w:t>
+      </w:r>
+      <w:r>
+        <w:rPr>
+          <w:rStyle w:val="KeywordTok"/>
+        </w:rPr>
+        <w:t xml:space="preserve">]</w:t>
+      </w:r>
+      <w:r>
+        <w:br/>
+      </w:r>
+      <w:r>
+        <w:rPr>
+          <w:rStyle w:val="AttributeTok"/>
+        </w:rPr>
+        <w:t xml:space="preserve">    </w:t>
+      </w:r>
+      <w:r>
+        <w:rPr>
+          <w:rStyle w:val="FunctionTok"/>
+        </w:rPr>
+        <w:t xml:space="preserve">condition</w:t>
+      </w:r>
+      <w:r>
+        <w:rPr>
+          <w:rStyle w:val="KeywordTok"/>
+        </w:rPr>
+        <w:t xml:space="preserve">:</w:t>
+      </w:r>
+      <w:r>
+        <w:rPr>
+          <w:rStyle w:val="AttributeTok"/>
+        </w:rPr>
+        <w:t xml:space="preserve"> </w:t>
+      </w:r>
+      <w:r>
+        <w:rPr>
+          <w:rStyle w:val="StringTok"/>
+        </w:rPr>
+        <w:t xml:space="preserve">"metrics.accuracy &gt; 0.95"</w:t>
+      </w:r>
+      <w:r>
+        <w:br/>
+      </w:r>
+      <w:r>
+        <w:rPr>
+          <w:rStyle w:val="AttributeTok"/>
+        </w:rPr>
+        <w:t xml:space="preserve">    </w:t>
+      </w:r>
+      <w:r>
+        <w:rPr>
+          <w:rStyle w:val="FunctionTok"/>
+        </w:rPr>
+        <w:t xml:space="preserve">config</w:t>
+      </w:r>
+      <w:r>
+        <w:rPr>
+          <w:rStyle w:val="KeywordTok"/>
+        </w:rPr>
+        <w:t xml:space="preserve">:</w:t>
+      </w:r>
+      <w:r>
+        <w:br/>
+      </w:r>
+      <w:r>
+        <w:rPr>
+          <w:rStyle w:val="AttributeTok"/>
+        </w:rPr>
+        <w:t xml:space="preserve">      </w:t>
+      </w:r>
+      <w:r>
+        <w:rPr>
+          <w:rStyle w:val="FunctionTok"/>
+        </w:rPr>
+        <w:t xml:space="preserve">compute_pool</w:t>
+      </w:r>
+      <w:r>
+        <w:rPr>
+          <w:rStyle w:val="KeywordTok"/>
+        </w:rPr>
+        <w:t xml:space="preserve">:</w:t>
+      </w:r>
+      <w:r>
+        <w:rPr>
+          <w:rStyle w:val="AttributeTok"/>
+        </w:rPr>
+        <w:t xml:space="preserve"> GPU_INFERENCE_POOL</w:t>
+      </w:r>
+      <w:r>
+        <w:br/>
+      </w:r>
+      <w:r>
+        <w:rPr>
+          <w:rStyle w:val="AttributeTok"/>
+        </w:rPr>
+        <w:t xml:space="preserve">      </w:t>
+      </w:r>
+      <w:r>
+        <w:rPr>
+          <w:rStyle w:val="FunctionTok"/>
+        </w:rPr>
+        <w:t xml:space="preserve">image</w:t>
+      </w:r>
+      <w:r>
+        <w:rPr>
+          <w:rStyle w:val="KeywordTok"/>
+        </w:rPr>
+        <w:t xml:space="preserve">:</w:t>
+      </w:r>
+      <w:r>
+        <w:rPr>
+          <w:rStyle w:val="AttributeTok"/>
+        </w:rPr>
+        <w:t xml:space="preserve"> model-server:v1</w:t>
+      </w:r>
+      <w:r>
+        <w:br/>
+      </w:r>
+      <w:r>
+        <w:rPr>
+          <w:rStyle w:val="AttributeTok"/>
+        </w:rPr>
+        <w:t xml:space="preserve">      </w:t>
+      </w:r>
+      <w:r>
+        <w:rPr>
+          <w:rStyle w:val="FunctionTok"/>
+        </w:rPr>
+        <w:t xml:space="preserve">service_name</w:t>
+      </w:r>
+      <w:r>
+        <w:rPr>
+          <w:rStyle w:val="KeywordTok"/>
+        </w:rPr>
+        <w:t xml:space="preserve">:</w:t>
+      </w:r>
+      <w:r>
+        <w:rPr>
+          <w:rStyle w:val="AttributeTok"/>
+        </w:rPr>
+        <w:t xml:space="preserve"> </w:t>
+      </w:r>
+      <w:r>
+        <w:rPr>
+          <w:rStyle w:val="StringTok"/>
+        </w:rPr>
+        <w:t xml:space="preserve">"prod_model_v2"</w:t>
+      </w:r>
+      <w:r>
+        <w:br/>
+      </w:r>
+      <w:r>
+        <w:rPr>
+          <w:rStyle w:val="AttributeTok"/>
+        </w:rPr>
+        <w:t xml:space="preserve">      </w:t>
+      </w:r>
+      <w:r>
+        <w:rPr>
+          <w:rStyle w:val="FunctionTok"/>
+        </w:rPr>
+        <w:t xml:space="preserve">endpoint_public</w:t>
+      </w:r>
+      <w:r>
+        <w:rPr>
+          <w:rStyle w:val="KeywordTok"/>
+        </w:rPr>
+        <w:t xml:space="preserve">:</w:t>
+      </w:r>
+      <w:r>
+        <w:rPr>
+          <w:rStyle w:val="AttributeTok"/>
+        </w:rPr>
+        <w:t xml:space="preserve"> </w:t>
+      </w:r>
+      <w:r>
+        <w:rPr>
+          <w:rStyle w:val="CharTok"/>
+        </w:rPr>
+        <w:t xml:space="preserve">true</w:t>
+      </w:r>
+      <w:r>
+        <w:br/>
+      </w:r>
+      <w:r>
+        <w:rPr>
+          <w:rStyle w:val="AttributeTok"/>
+        </w:rPr>
+        <w:t xml:space="preserve">      </w:t>
+      </w:r>
+      <w:r>
+        <w:rPr>
+          <w:rStyle w:val="FunctionTok"/>
+        </w:rPr>
+        <w:t xml:space="preserve">min_instances</w:t>
+      </w:r>
+      <w:r>
+        <w:rPr>
+          <w:rStyle w:val="KeywordTok"/>
+        </w:rPr>
+        <w:t xml:space="preserve">:</w:t>
+      </w:r>
+      <w:r>
+        <w:rPr>
+          <w:rStyle w:val="AttributeTok"/>
+        </w:rPr>
+        <w:t xml:space="preserve"> </w:t>
+      </w:r>
+      <w:r>
+        <w:rPr>
+          <w:rStyle w:val="DecValTok"/>
+        </w:rPr>
+        <w:t xml:space="preserve">2</w:t>
+      </w:r>
+      <w:r>
+        <w:br/>
+      </w:r>
+      <w:r>
+        <w:rPr>
+          <w:rStyle w:val="AttributeTok"/>
+        </w:rPr>
+        <w:t xml:space="preserve">      </w:t>
+      </w:r>
+      <w:r>
+        <w:rPr>
+          <w:rStyle w:val="FunctionTok"/>
+        </w:rPr>
+        <w:t xml:space="preserve">max_instances</w:t>
+      </w:r>
+      <w:r>
+        <w:rPr>
+          <w:rStyle w:val="KeywordTok"/>
+        </w:rPr>
+        <w:t xml:space="preserve">:</w:t>
+      </w:r>
+      <w:r>
+        <w:rPr>
+          <w:rStyle w:val="AttributeTok"/>
+        </w:rPr>
+        <w:t xml:space="preserve"> </w:t>
+      </w:r>
+      <w:r>
+        <w:rPr>
+          <w:rStyle w:val="DecValTok"/>
+        </w:rPr>
+        <w:t xml:space="preserve">10</w:t>
+      </w:r>
+    </w:p>
+    <w:bookmarkEnd w:id="46"/>
+    <w:bookmarkStart w:id="47" w:name="openflow-spcs-state-management"/>
+    <w:p>
+      <w:pPr>
+        <w:pStyle w:val="Heading3"/>
+      </w:pPr>
+      <w:r>
+        <w:t xml:space="preserve">6.6 OpenFlow-SPCS State Management</w:t>
+      </w:r>
+    </w:p>
+    <w:p>
+      <w:pPr>
+        <w:pStyle w:val="FirstParagraph"/>
+      </w:pPr>
+      <w:r>
+        <w:t xml:space="preserve">OpenFlow needs to track the state of SPCS jobs across the workflow:</w:t>
+      </w:r>
+    </w:p>
+    <w:p>
+      <w:pPr>
+        <w:pStyle w:val="SourceCode"/>
+      </w:pPr>
+      <w:r>
+        <w:rPr>
+          <w:rStyle w:val="VerbatimChar"/>
+        </w:rPr>
+        <w:t xml:space="preserve">┌─────────────────────────────────────────────────────────────────┐</w:t>
+      </w:r>
+      <w:r>
+        <w:br/>
+      </w:r>
+      <w:r>
+        <w:rPr>
+          <w:rStyle w:val="VerbatimChar"/>
+        </w:rPr>
+        <w:t xml:space="preserve">│                 OPENFLOW STATE TRACKING                         │</w:t>
+      </w:r>
+      <w:r>
+        <w:br/>
+      </w:r>
+      <w:r>
+        <w:rPr>
+          <w:rStyle w:val="VerbatimChar"/>
+        </w:rPr>
+        <w:t xml:space="preserve">├─────────────────────────────────────────────────────────────────┤</w:t>
+      </w:r>
+      <w:r>
+        <w:br/>
+      </w:r>
+      <w:r>
+        <w:rPr>
+          <w:rStyle w:val="VerbatimChar"/>
+        </w:rPr>
+        <w:t xml:space="preserve">│                                                                 │</w:t>
+      </w:r>
+      <w:r>
+        <w:br/>
+      </w:r>
+      <w:r>
+        <w:rPr>
+          <w:rStyle w:val="VerbatimChar"/>
+        </w:rPr>
+        <w:t xml:space="preserve">│  OpenFlow Metadata Store (FDB)                                 │</w:t>
+      </w:r>
+      <w:r>
+        <w:br/>
+      </w:r>
+      <w:r>
+        <w:rPr>
+          <w:rStyle w:val="VerbatimChar"/>
+        </w:rPr>
+        <w:t xml:space="preserve">│       │                                                         │</w:t>
+      </w:r>
+      <w:r>
+        <w:br/>
+      </w:r>
+      <w:r>
+        <w:rPr>
+          <w:rStyle w:val="VerbatimChar"/>
+        </w:rPr>
+        <w:t xml:space="preserve">│       ├── Workflow Instance: wf_12345                          │</w:t>
+      </w:r>
+      <w:r>
+        <w:br/>
+      </w:r>
+      <w:r>
+        <w:rPr>
+          <w:rStyle w:val="VerbatimChar"/>
+        </w:rPr>
+        <w:t xml:space="preserve">│       │       ├── Status: RUNNING                              │</w:t>
+      </w:r>
+      <w:r>
+        <w:br/>
+      </w:r>
+      <w:r>
+        <w:rPr>
+          <w:rStyle w:val="VerbatimChar"/>
+        </w:rPr>
+        <w:t xml:space="preserve">│       │       ├── Started: 2026-02-17T10:00:00Z               │</w:t>
+      </w:r>
+      <w:r>
+        <w:br/>
+      </w:r>
+      <w:r>
+        <w:rPr>
+          <w:rStyle w:val="VerbatimChar"/>
+        </w:rPr>
+        <w:t xml:space="preserve">│       │       └── Tasks:                                       │</w:t>
+      </w:r>
+      <w:r>
+        <w:br/>
+      </w:r>
+      <w:r>
+        <w:rPr>
+          <w:rStyle w:val="VerbatimChar"/>
+        </w:rPr>
+        <w:t xml:space="preserve">│       │               ├── feature_engineering                  │</w:t>
+      </w:r>
+      <w:r>
+        <w:br/>
+      </w:r>
+      <w:r>
+        <w:rPr>
+          <w:rStyle w:val="VerbatimChar"/>
+        </w:rPr>
+        <w:t xml:space="preserve">│       │               │     ├── SPCS Job ID: job_abc123       │</w:t>
+      </w:r>
+      <w:r>
+        <w:br/>
+      </w:r>
+      <w:r>
+        <w:rPr>
+          <w:rStyle w:val="VerbatimChar"/>
+        </w:rPr>
+        <w:t xml:space="preserve">│       │               │     ├── Status: SUCCEEDED             │</w:t>
+      </w:r>
+      <w:r>
+        <w:br/>
+      </w:r>
+      <w:r>
+        <w:rPr>
+          <w:rStyle w:val="VerbatimChar"/>
+        </w:rPr>
+        <w:t xml:space="preserve">│       │               │     └── Output: @processed/features   │</w:t>
+      </w:r>
+      <w:r>
+        <w:br/>
+      </w:r>
+      <w:r>
+        <w:rPr>
+          <w:rStyle w:val="VerbatimChar"/>
+        </w:rPr>
+        <w:t xml:space="preserve">│       │               ├── train_model                          │</w:t>
+      </w:r>
+      <w:r>
+        <w:br/>
+      </w:r>
+      <w:r>
+        <w:rPr>
+          <w:rStyle w:val="VerbatimChar"/>
+        </w:rPr>
+        <w:t xml:space="preserve">│       │               │     ├── SPCS Job ID: job_def456       │</w:t>
+      </w:r>
+      <w:r>
+        <w:br/>
+      </w:r>
+      <w:r>
+        <w:rPr>
+          <w:rStyle w:val="VerbatimChar"/>
+        </w:rPr>
+        <w:t xml:space="preserve">│       │               │     ├── Status: RUNNING               │</w:t>
+      </w:r>
+      <w:r>
+        <w:br/>
+      </w:r>
+      <w:r>
+        <w:rPr>
+          <w:rStyle w:val="VerbatimChar"/>
+        </w:rPr>
+        <w:t xml:space="preserve">│       │               │     └── Progress: 45%                 │</w:t>
+      </w:r>
+      <w:r>
+        <w:br/>
+      </w:r>
+      <w:r>
+        <w:rPr>
+          <w:rStyle w:val="VerbatimChar"/>
+        </w:rPr>
+        <w:t xml:space="preserve">│       │               └── evaluate                             │</w:t>
+      </w:r>
+      <w:r>
+        <w:br/>
+      </w:r>
+      <w:r>
+        <w:rPr>
+          <w:rStyle w:val="VerbatimChar"/>
+        </w:rPr>
+        <w:t xml:space="preserve">│       │                     └── Status: PENDING               │</w:t>
+      </w:r>
+      <w:r>
+        <w:br/>
+      </w:r>
+      <w:r>
+        <w:rPr>
+          <w:rStyle w:val="VerbatimChar"/>
+        </w:rPr>
+        <w:t xml:space="preserve">│                                                                 │</w:t>
+      </w:r>
+      <w:r>
+        <w:br/>
+      </w:r>
+      <w:r>
+        <w:rPr>
+          <w:rStyle w:val="VerbatimChar"/>
+        </w:rPr>
+        <w:t xml:space="preserve">│  Integration Points:                                            │</w:t>
+      </w:r>
+      <w:r>
+        <w:br/>
+      </w:r>
+      <w:r>
+        <w:rPr>
+          <w:rStyle w:val="VerbatimChar"/>
+        </w:rPr>
+        <w:t xml:space="preserve">│  • SHOW SERVICES/JOBS in SPCS → poll for status               │</w:t>
+      </w:r>
+      <w:r>
+        <w:br/>
+      </w:r>
+      <w:r>
+        <w:rPr>
+          <w:rStyle w:val="VerbatimChar"/>
+        </w:rPr>
+        <w:t xml:space="preserve">│  • SYSTEM$GET_JOB_STATUS(job_id) → detailed state             │</w:t>
+      </w:r>
+      <w:r>
+        <w:br/>
+      </w:r>
+      <w:r>
+        <w:rPr>
+          <w:rStyle w:val="VerbatimChar"/>
+        </w:rPr>
+        <w:t xml:space="preserve">│  • SYSTEM$CANCEL_JOB(job_id) → failure handling               │</w:t>
+      </w:r>
+      <w:r>
+        <w:br/>
+      </w:r>
+      <w:r>
+        <w:rPr>
+          <w:rStyle w:val="VerbatimChar"/>
+        </w:rPr>
+        <w:t xml:space="preserve">│                                                                 │</w:t>
+      </w:r>
+      <w:r>
+        <w:br/>
+      </w:r>
+      <w:r>
+        <w:rPr>
+          <w:rStyle w:val="VerbatimChar"/>
+        </w:rPr>
+        <w:t xml:space="preserve">└─────────────────────────────────────────────────────────────────┘</w:t>
+      </w:r>
+    </w:p>
+    <w:bookmarkEnd w:id="47"/>
+    <w:bookmarkStart w:id="48" w:name="key-spcs-apis-used-by-openflow"/>
+    <w:p>
+      <w:pPr>
+        <w:pStyle w:val="Heading3"/>
+      </w:pPr>
+      <w:r>
+        <w:t xml:space="preserve">6.7 Key SPCS APIs Used by OpenFlow</w:t>
+      </w:r>
+    </w:p>
+    <w:tbl>
+      <w:tblPr>
+        <w:tblStyle w:val="Table"/>
+        <w:tblW w:type="pct" w:w="5000"/>
+        <w:tblLayout w:type="fixed"/>
+        <w:tblLook w:firstRow="1" w:lastRow="0" w:firstColumn="0" w:lastColumn="0" w:noHBand="0" w:noVBand="0" w:val="0020"/>
+      </w:tblPr>
+      <w:tblGrid>
+        <w:gridCol w:w="3707"/>
+        <w:gridCol w:w="1516"/>
+        <w:gridCol w:w="2696"/>
+      </w:tblGrid>
+      <w:tr>
+        <w:trPr>
+          <w:tblHeader w:val="on"/>
+        </w:trPr>
+        <w:tc>
+          <w:tcPr/>
+          <w:p>
+            <w:pPr>
+              <w:pStyle w:val="Compact"/>
+            </w:pPr>
+            <w:r>
+              <w:t xml:space="preserve">API / System Function</w:t>
+            </w:r>
+          </w:p>
+        </w:tc>
+        <w:tc>
+          <w:tcPr/>
+          <w:p>
+            <w:pPr>
+              <w:pStyle w:val="Compact"/>
+            </w:pPr>
+            <w:r>
+              <w:t xml:space="preserve">Purpose</w:t>
+            </w:r>
+          </w:p>
+        </w:tc>
+        <w:tc>
+          <w:tcPr/>
+          <w:p>
+            <w:pPr>
+              <w:pStyle w:val="Compact"/>
+            </w:pPr>
+            <w:r>
+              <w:t xml:space="preserve">OpenFlow Usage</w:t>
+            </w:r>
+          </w:p>
+        </w:tc>
+      </w:tr>
+      <w:tr>
+        <w:tc>
+          <w:tcPr/>
+          <w:p>
+            <w:pPr>
+              <w:pStyle w:val="Compact"/>
+            </w:pPr>
+            <w:r>
+              <w:rPr>
+                <w:rStyle w:val="VerbatimChar"/>
+              </w:rPr>
+              <w:t xml:space="preserve">SYSTEM$CREATE_JOB()</w:t>
+            </w:r>
+          </w:p>
+        </w:tc>
+        <w:tc>
+          <w:tcPr/>
+          <w:p>
+            <w:pPr>
+              <w:pStyle w:val="Compact"/>
+            </w:pPr>
+            <w:r>
+              <w:t xml:space="preserve">Create batch job</w:t>
+            </w:r>
+          </w:p>
+        </w:tc>
+        <w:tc>
+          <w:tcPr/>
+          <w:p>
+            <w:pPr>
+              <w:pStyle w:val="Compact"/>
+            </w:pPr>
+            <w:r>
+              <w:t xml:space="preserve">Submit containerized tasks</w:t>
+            </w:r>
+          </w:p>
+        </w:tc>
+      </w:tr>
+      <w:tr>
+        <w:tc>
+          <w:tcPr/>
+          <w:p>
+            <w:pPr>
+              <w:pStyle w:val="Compact"/>
+            </w:pPr>
+            <w:r>
+              <w:rPr>
+                <w:rStyle w:val="VerbatimChar"/>
+              </w:rPr>
+              <w:t xml:space="preserve">SYSTEM$GET_JOB_STATUS()</w:t>
+            </w:r>
+          </w:p>
+        </w:tc>
+        <w:tc>
+          <w:tcPr/>
+          <w:p>
+            <w:pPr>
+              <w:pStyle w:val="Compact"/>
+            </w:pPr>
+            <w:r>
+              <w:t xml:space="preserve">Check job state</w:t>
+            </w:r>
+          </w:p>
+        </w:tc>
+        <w:tc>
+          <w:tcPr/>
+          <w:p>
+            <w:pPr>
+              <w:pStyle w:val="Compact"/>
+            </w:pPr>
+            <w:r>
+              <w:t xml:space="preserve">Poll for completion</w:t>
+            </w:r>
+          </w:p>
+        </w:tc>
+      </w:tr>
+      <w:tr>
+        <w:tc>
+          <w:tcPr/>
+          <w:p>
+            <w:pPr>
+              <w:pStyle w:val="Compact"/>
+            </w:pPr>
+            <w:r>
+              <w:rPr>
+                <w:rStyle w:val="VerbatimChar"/>
+              </w:rPr>
+              <w:t xml:space="preserve">SYSTEM$GET_JOB_LOGS()</w:t>
+            </w:r>
+          </w:p>
+        </w:tc>
+        <w:tc>
+          <w:tcPr/>
+          <w:p>
+            <w:pPr>
+              <w:pStyle w:val="Compact"/>
+            </w:pPr>
+            <w:r>
+              <w:t xml:space="preserve">Retrieve logs</w:t>
+            </w:r>
+          </w:p>
+        </w:tc>
+        <w:tc>
+          <w:tcPr/>
+          <w:p>
+            <w:pPr>
+              <w:pStyle w:val="Compact"/>
+            </w:pPr>
+            <w:r>
+              <w:t xml:space="preserve">Debugging failed tasks</w:t>
+            </w:r>
+          </w:p>
+        </w:tc>
+      </w:tr>
+      <w:tr>
+        <w:tc>
+          <w:tcPr/>
+          <w:p>
+            <w:pPr>
+              <w:pStyle w:val="Compact"/>
+            </w:pPr>
+            <w:r>
+              <w:rPr>
+                <w:rStyle w:val="VerbatimChar"/>
+              </w:rPr>
+              <w:t xml:space="preserve">SYSTEM$CANCEL_JOB()</w:t>
+            </w:r>
+          </w:p>
+        </w:tc>
+        <w:tc>
+          <w:tcPr/>
+          <w:p>
+            <w:pPr>
+              <w:pStyle w:val="Compact"/>
+            </w:pPr>
+            <w:r>
+              <w:t xml:space="preserve">Stop job</w:t>
+            </w:r>
+          </w:p>
+        </w:tc>
+        <w:tc>
+          <w:tcPr/>
+          <w:p>
+            <w:pPr>
+              <w:pStyle w:val="Compact"/>
+            </w:pPr>
+            <w:r>
+              <w:t xml:space="preserve">Workflow cancellation</w:t>
+            </w:r>
+          </w:p>
+        </w:tc>
+      </w:tr>
+      <w:tr>
+        <w:tc>
+          <w:tcPr/>
+          <w:p>
+            <w:pPr>
+              <w:pStyle w:val="Compact"/>
+            </w:pPr>
+            <w:r>
+              <w:rPr>
+                <w:rStyle w:val="VerbatimChar"/>
+              </w:rPr>
+              <w:t xml:space="preserve">CREATE SERVICE</w:t>
+            </w:r>
+          </w:p>
+        </w:tc>
+        <w:tc>
+          <w:tcPr/>
+          <w:p>
+            <w:pPr>
+              <w:pStyle w:val="Compact"/>
+            </w:pPr>
+            <w:r>
+              <w:t xml:space="preserve">Deploy service</w:t>
+            </w:r>
+          </w:p>
+        </w:tc>
+        <w:tc>
+          <w:tcPr/>
+          <w:p>
+            <w:pPr>
+              <w:pStyle w:val="Compact"/>
+            </w:pPr>
+            <w:r>
+              <w:t xml:space="preserve">Long-running task endpoints</w:t>
+            </w:r>
+          </w:p>
+        </w:tc>
+      </w:tr>
+      <w:tr>
+        <w:tc>
+          <w:tcPr/>
+          <w:p>
+            <w:pPr>
+              <w:pStyle w:val="Compact"/>
+            </w:pPr>
+            <w:r>
+              <w:rPr>
+                <w:rStyle w:val="VerbatimChar"/>
+              </w:rPr>
+              <w:t xml:space="preserve">SHOW JOBS</w:t>
+            </w:r>
+          </w:p>
+        </w:tc>
+        <w:tc>
+          <w:tcPr/>
+          <w:p>
+            <w:pPr>
+              <w:pStyle w:val="Compact"/>
+            </w:pPr>
+            <w:r>
+              <w:t xml:space="preserve">List jobs</w:t>
+            </w:r>
+          </w:p>
+        </w:tc>
+        <w:tc>
+          <w:tcPr/>
+          <w:p>
+            <w:pPr>
+              <w:pStyle w:val="Compact"/>
+            </w:pPr>
+            <w:r>
+              <w:t xml:space="preserve">Monitoring active tasks</w:t>
+            </w:r>
+          </w:p>
+        </w:tc>
+      </w:tr>
+      <w:tr>
+        <w:tc>
+          <w:tcPr/>
+          <w:p>
+            <w:pPr>
+              <w:pStyle w:val="Compact"/>
+            </w:pPr>
+            <w:r>
+              <w:rPr>
+                <w:rStyle w:val="VerbatimChar"/>
+              </w:rPr>
+              <w:t xml:space="preserve">DESCRIBE JOB</w:t>
+            </w:r>
+          </w:p>
+        </w:tc>
+        <w:tc>
+          <w:tcPr/>
+          <w:p>
+            <w:pPr>
+              <w:pStyle w:val="Compact"/>
+            </w:pPr>
+            <w:r>
+              <w:t xml:space="preserve">Get job details</w:t>
+            </w:r>
+          </w:p>
+        </w:tc>
+        <w:tc>
+          <w:tcPr/>
+          <w:p>
+            <w:pPr>
+              <w:pStyle w:val="Compact"/>
+            </w:pPr>
+            <w:r>
+              <w:t xml:space="preserve">Inspect configuration</w:t>
+            </w:r>
+          </w:p>
+        </w:tc>
+      </w:tr>
+    </w:tbl>
+    <w:bookmarkEnd w:id="48"/>
+    <w:bookmarkStart w:id="49" w:name="data-flow-between-openflow-and-spcs"/>
+    <w:p>
+      <w:pPr>
+        <w:pStyle w:val="Heading3"/>
+      </w:pPr>
+      <w:r>
+        <w:t xml:space="preserve">6.8 Data Flow Between OpenFlow and SPCS</w:t>
+      </w:r>
+    </w:p>
+    <w:p>
+      <w:pPr>
+        <w:pStyle w:val="SourceCode"/>
+      </w:pPr>
+      <w:r>
+        <w:rPr>
+          <w:rStyle w:val="VerbatimChar"/>
+        </w:rPr>
+        <w:t xml:space="preserve">┌─────────────────────────────────────────────────────────────────┐</w:t>
+      </w:r>
+      <w:r>
+        <w:br/>
+      </w:r>
+      <w:r>
+        <w:rPr>
+          <w:rStyle w:val="VerbatimChar"/>
+        </w:rPr>
+        <w:t xml:space="preserve">│                    DATA PASSING PATTERNS                        │</w:t>
+      </w:r>
+      <w:r>
+        <w:br/>
+      </w:r>
+      <w:r>
+        <w:rPr>
+          <w:rStyle w:val="VerbatimChar"/>
+        </w:rPr>
+        <w:t xml:space="preserve">├─────────────────────────────────────────────────────────────────┤</w:t>
+      </w:r>
+      <w:r>
+        <w:br/>
+      </w:r>
+      <w:r>
+        <w:rPr>
+          <w:rStyle w:val="VerbatimChar"/>
+        </w:rPr>
+        <w:t xml:space="preserve">│                                                                 │</w:t>
+      </w:r>
+      <w:r>
+        <w:br/>
+      </w:r>
+      <w:r>
+        <w:rPr>
+          <w:rStyle w:val="VerbatimChar"/>
+        </w:rPr>
+        <w:t xml:space="preserve">│  Pattern 1: Stage-Based (Recommended)                          │</w:t>
+      </w:r>
+      <w:r>
+        <w:br/>
+      </w:r>
+      <w:r>
+        <w:rPr>
+          <w:rStyle w:val="VerbatimChar"/>
+        </w:rPr>
+        <w:t xml:space="preserve">│  ─────────────────────────────                                 │</w:t>
+      </w:r>
+      <w:r>
+        <w:br/>
+      </w:r>
+      <w:r>
+        <w:rPr>
+          <w:rStyle w:val="VerbatimChar"/>
+        </w:rPr>
+        <w:t xml:space="preserve">│  Task A (SPCS) → writes to @stage/output                       │</w:t>
+      </w:r>
+      <w:r>
+        <w:br/>
+      </w:r>
+      <w:r>
+        <w:rPr>
+          <w:rStyle w:val="VerbatimChar"/>
+        </w:rPr>
+        <w:t xml:space="preserve">│                  │                                              │</w:t>
+      </w:r>
+      <w:r>
+        <w:br/>
+      </w:r>
+      <w:r>
+        <w:rPr>
+          <w:rStyle w:val="VerbatimChar"/>
+        </w:rPr>
+        <w:t xml:space="preserve">│                  ▼                                              │</w:t>
+      </w:r>
+      <w:r>
+        <w:br/>
+      </w:r>
+      <w:r>
+        <w:rPr>
+          <w:rStyle w:val="VerbatimChar"/>
+        </w:rPr>
+        <w:t xml:space="preserve">│  OpenFlow → reads metadata from @stage/output/_metadata.json   │</w:t>
+      </w:r>
+      <w:r>
+        <w:br/>
+      </w:r>
+      <w:r>
+        <w:rPr>
+          <w:rStyle w:val="VerbatimChar"/>
+        </w:rPr>
+        <w:t xml:space="preserve">│                  │                                              │</w:t>
+      </w:r>
+      <w:r>
+        <w:br/>
+      </w:r>
+      <w:r>
+        <w:rPr>
+          <w:rStyle w:val="VerbatimChar"/>
+        </w:rPr>
+        <w:t xml:space="preserve">│                  ▼                                              │</w:t>
+      </w:r>
+      <w:r>
+        <w:br/>
+      </w:r>
+      <w:r>
+        <w:rPr>
+          <w:rStyle w:val="VerbatimChar"/>
+        </w:rPr>
+        <w:t xml:space="preserve">│  Task B (SPCS) → reads from @stage/output                      │</w:t>
+      </w:r>
+      <w:r>
+        <w:br/>
+      </w:r>
+      <w:r>
+        <w:rPr>
+          <w:rStyle w:val="VerbatimChar"/>
+        </w:rPr>
+        <w:t xml:space="preserve">│                                                                 │</w:t>
+      </w:r>
+      <w:r>
+        <w:br/>
+      </w:r>
+      <w:r>
+        <w:rPr>
+          <w:rStyle w:val="VerbatimChar"/>
+        </w:rPr>
+        <w:t xml:space="preserve">│  Pattern 2: Table-Based                                        │</w:t>
+      </w:r>
+      <w:r>
+        <w:br/>
+      </w:r>
+      <w:r>
+        <w:rPr>
+          <w:rStyle w:val="VerbatimChar"/>
+        </w:rPr>
+        <w:t xml:space="preserve">│  ──────────────────────                                        │</w:t>
+      </w:r>
+      <w:r>
+        <w:br/>
+      </w:r>
+      <w:r>
+        <w:rPr>
+          <w:rStyle w:val="VerbatimChar"/>
+        </w:rPr>
+        <w:t xml:space="preserve">│  Task A (SPCS) → writes to TABLE intermediate_results          │</w:t>
+      </w:r>
+      <w:r>
+        <w:br/>
+      </w:r>
+      <w:r>
+        <w:rPr>
+          <w:rStyle w:val="VerbatimChar"/>
+        </w:rPr>
+        <w:t xml:space="preserve">│                  │                                              │</w:t>
+      </w:r>
+      <w:r>
+        <w:br/>
+      </w:r>
+      <w:r>
+        <w:rPr>
+          <w:rStyle w:val="VerbatimChar"/>
+        </w:rPr>
+        <w:t xml:space="preserve">│                  ▼                                              │</w:t>
+      </w:r>
+      <w:r>
+        <w:br/>
+      </w:r>
+      <w:r>
+        <w:rPr>
+          <w:rStyle w:val="VerbatimChar"/>
+        </w:rPr>
+        <w:t xml:space="preserve">│  OpenFlow → SELECT status FROM intermediate_results            │</w:t>
+      </w:r>
+      <w:r>
+        <w:br/>
+      </w:r>
+      <w:r>
+        <w:rPr>
+          <w:rStyle w:val="VerbatimChar"/>
+        </w:rPr>
+        <w:t xml:space="preserve">│                  │                                              │</w:t>
+      </w:r>
+      <w:r>
+        <w:br/>
+      </w:r>
+      <w:r>
+        <w:rPr>
+          <w:rStyle w:val="VerbatimChar"/>
+        </w:rPr>
+        <w:t xml:space="preserve">│                  ▼                                              │</w:t>
+      </w:r>
+      <w:r>
+        <w:br/>
+      </w:r>
+      <w:r>
+        <w:rPr>
+          <w:rStyle w:val="VerbatimChar"/>
+        </w:rPr>
+        <w:t xml:space="preserve">│  Task B (SPCS) → SELECT * FROM intermediate_results            │</w:t>
+      </w:r>
+      <w:r>
+        <w:br/>
+      </w:r>
+      <w:r>
+        <w:rPr>
+          <w:rStyle w:val="VerbatimChar"/>
+        </w:rPr>
+        <w:t xml:space="preserve">│                                                                 │</w:t>
+      </w:r>
+      <w:r>
+        <w:br/>
+      </w:r>
+      <w:r>
+        <w:rPr>
+          <w:rStyle w:val="VerbatimChar"/>
+        </w:rPr>
+        <w:t xml:space="preserve">│  Pattern 3: Service Endpoint                                   │</w:t>
+      </w:r>
+      <w:r>
+        <w:br/>
+      </w:r>
+      <w:r>
+        <w:rPr>
+          <w:rStyle w:val="VerbatimChar"/>
+        </w:rPr>
+        <w:t xml:space="preserve">│  ───────────────────────                                       │</w:t>
+      </w:r>
+      <w:r>
+        <w:br/>
+      </w:r>
+      <w:r>
+        <w:rPr>
+          <w:rStyle w:val="VerbatimChar"/>
+        </w:rPr>
+        <w:t xml:space="preserve">│  Task A (SPCS Service) → exposes /api/status endpoint          │</w:t>
+      </w:r>
+      <w:r>
+        <w:br/>
+      </w:r>
+      <w:r>
+        <w:rPr>
+          <w:rStyle w:val="VerbatimChar"/>
+        </w:rPr>
+        <w:t xml:space="preserve">│                  │                                              │</w:t>
+      </w:r>
+      <w:r>
+        <w:br/>
+      </w:r>
+      <w:r>
+        <w:rPr>
+          <w:rStyle w:val="VerbatimChar"/>
+        </w:rPr>
+        <w:t xml:space="preserve">│                  ▼                                              │</w:t>
+      </w:r>
+      <w:r>
+        <w:br/>
+      </w:r>
+      <w:r>
+        <w:rPr>
+          <w:rStyle w:val="VerbatimChar"/>
+        </w:rPr>
+        <w:t xml:space="preserve">│  OpenFlow → HTTP GET to service endpoint                       │</w:t>
+      </w:r>
+      <w:r>
+        <w:br/>
+      </w:r>
+      <w:r>
+        <w:rPr>
+          <w:rStyle w:val="VerbatimChar"/>
+        </w:rPr>
+        <w:t xml:space="preserve">│                  │                                              │</w:t>
+      </w:r>
+      <w:r>
+        <w:br/>
+      </w:r>
+      <w:r>
+        <w:rPr>
+          <w:rStyle w:val="VerbatimChar"/>
+        </w:rPr>
+        <w:t xml:space="preserve">│                  ▼                                              │</w:t>
+      </w:r>
+      <w:r>
+        <w:br/>
+      </w:r>
+      <w:r>
+        <w:rPr>
+          <w:rStyle w:val="VerbatimChar"/>
+        </w:rPr>
+        <w:t xml:space="preserve">│  Task B (SPCS) → HTTP POST to Task A service                   │</w:t>
+      </w:r>
+      <w:r>
+        <w:br/>
+      </w:r>
+      <w:r>
+        <w:rPr>
+          <w:rStyle w:val="VerbatimChar"/>
+        </w:rPr>
+        <w:t xml:space="preserve">│                                                                 │</w:t>
+      </w:r>
+      <w:r>
+        <w:br/>
+      </w:r>
+      <w:r>
+        <w:rPr>
+          <w:rStyle w:val="VerbatimChar"/>
+        </w:rPr>
+        <w:t xml:space="preserve">└─────────────────────────────────────────────────────────────────┘</w:t>
+      </w:r>
+    </w:p>
+    <w:bookmarkEnd w:id="49"/>
+    <w:bookmarkStart w:id="50" w:name="retry-and-failure-handling"/>
+    <w:p>
+      <w:pPr>
+        <w:pStyle w:val="Heading3"/>
+      </w:pPr>
+      <w:r>
+        <w:t xml:space="preserve">6.9 Retry and Failure Handling</w:t>
+      </w:r>
+    </w:p>
+    <w:p>
+      <w:pPr>
+        <w:pStyle w:val="FirstParagraph"/>
+      </w:pPr>
+      <w:r>
+        <w:t xml:space="preserve">OpenFlow manages SPCS job failures through configurable retry policies:</w:t>
+      </w:r>
+    </w:p>
+    <w:p>
+      <w:pPr>
+        <w:pStyle w:val="SourceCode"/>
+      </w:pPr>
+      <w:r>
+        <w:rPr>
+          <w:rStyle w:val="CommentTok"/>
+        </w:rPr>
+        <w:t xml:space="preserve"># OpenFlow task with retry configuration</w:t>
+      </w:r>
+      <w:r>
+        <w:br/>
+      </w:r>
+      <w:r>
+        <w:rPr>
+          <w:rStyle w:val="KeywordTok"/>
+        </w:rPr>
+        <w:t xml:space="preserve">-</w:t>
+      </w:r>
+      <w:r>
+        <w:rPr>
+          <w:rStyle w:val="AttributeTok"/>
+        </w:rPr>
+        <w:t xml:space="preserve"> </w:t>
+      </w:r>
+      <w:r>
+        <w:rPr>
+          <w:rStyle w:val="FunctionTok"/>
+        </w:rPr>
+        <w:t xml:space="preserve">id</w:t>
+      </w:r>
+      <w:r>
+        <w:rPr>
+          <w:rStyle w:val="KeywordTok"/>
+        </w:rPr>
+        <w:t xml:space="preserve">:</w:t>
+      </w:r>
+      <w:r>
+        <w:rPr>
+          <w:rStyle w:val="AttributeTok"/>
+        </w:rPr>
+        <w:t xml:space="preserve"> flaky_processing</w:t>
+      </w:r>
+      <w:r>
+        <w:br/>
+      </w:r>
+      <w:r>
+        <w:rPr>
+          <w:rStyle w:val="AttributeTok"/>
+        </w:rPr>
+        <w:t xml:space="preserve">  </w:t>
+      </w:r>
+      <w:r>
+        <w:rPr>
+          <w:rStyle w:val="FunctionTok"/>
+        </w:rPr>
+        <w:t xml:space="preserve">type</w:t>
+      </w:r>
+      <w:r>
+        <w:rPr>
+          <w:rStyle w:val="KeywordTok"/>
+        </w:rPr>
+        <w:t xml:space="preserve">:</w:t>
+      </w:r>
+      <w:r>
+        <w:rPr>
+          <w:rStyle w:val="AttributeTok"/>
+        </w:rPr>
+        <w:t xml:space="preserve"> spcs_job</w:t>
+      </w:r>
+      <w:r>
+        <w:br/>
+      </w:r>
+      <w:r>
+        <w:rPr>
+          <w:rStyle w:val="AttributeTok"/>
+        </w:rPr>
+        <w:t xml:space="preserve">  </w:t>
+      </w:r>
+      <w:r>
+        <w:rPr>
+          <w:rStyle w:val="FunctionTok"/>
+        </w:rPr>
+        <w:t xml:space="preserve">config</w:t>
+      </w:r>
+      <w:r>
+        <w:rPr>
+          <w:rStyle w:val="KeywordTok"/>
+        </w:rPr>
+        <w:t xml:space="preserve">:</w:t>
+      </w:r>
+      <w:r>
+        <w:br/>
+      </w:r>
+      <w:r>
+        <w:rPr>
+          <w:rStyle w:val="AttributeTok"/>
+        </w:rPr>
+        <w:t xml:space="preserve">    </w:t>
+      </w:r>
+      <w:r>
+        <w:rPr>
+          <w:rStyle w:val="FunctionTok"/>
+        </w:rPr>
+        <w:t xml:space="preserve">compute_pool</w:t>
+      </w:r>
+      <w:r>
+        <w:rPr>
+          <w:rStyle w:val="KeywordTok"/>
+        </w:rPr>
+        <w:t xml:space="preserve">:</w:t>
+      </w:r>
+      <w:r>
+        <w:rPr>
+          <w:rStyle w:val="AttributeTok"/>
+        </w:rPr>
+        <w:t xml:space="preserve"> CPU_POOL</w:t>
+      </w:r>
+      <w:r>
+        <w:br/>
+      </w:r>
+      <w:r>
+        <w:rPr>
+          <w:rStyle w:val="AttributeTok"/>
+        </w:rPr>
+        <w:t xml:space="preserve">    </w:t>
+      </w:r>
+      <w:r>
+        <w:rPr>
+          <w:rStyle w:val="FunctionTok"/>
+        </w:rPr>
+        <w:t xml:space="preserve">image</w:t>
+      </w:r>
+      <w:r>
+        <w:rPr>
+          <w:rStyle w:val="KeywordTok"/>
+        </w:rPr>
+        <w:t xml:space="preserve">:</w:t>
+      </w:r>
+      <w:r>
+        <w:rPr>
+          <w:rStyle w:val="AttributeTok"/>
+        </w:rPr>
+        <w:t xml:space="preserve"> processor:v1</w:t>
+      </w:r>
+      <w:r>
+        <w:br/>
+      </w:r>
+      <w:r>
+        <w:rPr>
+          <w:rStyle w:val="AttributeTok"/>
+        </w:rPr>
+        <w:t xml:space="preserve">    </w:t>
+      </w:r>
+      <w:r>
+        <w:rPr>
+          <w:rStyle w:val="FunctionTok"/>
+        </w:rPr>
+        <w:t xml:space="preserve">command</w:t>
+      </w:r>
+      <w:r>
+        <w:rPr>
+          <w:rStyle w:val="KeywordTok"/>
+        </w:rPr>
+        <w:t xml:space="preserve">:</w:t>
+      </w:r>
+      <w:r>
+        <w:rPr>
+          <w:rStyle w:val="AttributeTok"/>
+        </w:rPr>
+        <w:t xml:space="preserve"> </w:t>
+      </w:r>
+      <w:r>
+        <w:rPr>
+          <w:rStyle w:val="KeywordTok"/>
+        </w:rPr>
+        <w:t xml:space="preserve">[</w:t>
+      </w:r>
+      <w:r>
+        <w:rPr>
+          <w:rStyle w:val="StringTok"/>
+        </w:rPr>
+        <w:t xml:space="preserve">"python"</w:t>
+      </w:r>
+      <w:r>
+        <w:rPr>
+          <w:rStyle w:val="KeywordTok"/>
+        </w:rPr>
+        <w:t xml:space="preserve">,</w:t>
+      </w:r>
+      <w:r>
+        <w:rPr>
+          <w:rStyle w:val="AttributeTok"/>
+        </w:rPr>
+        <w:t xml:space="preserve"> </w:t>
+      </w:r>
+      <w:r>
+        <w:rPr>
+          <w:rStyle w:val="StringTok"/>
+        </w:rPr>
+        <w:t xml:space="preserve">"process.py"</w:t>
+      </w:r>
+      <w:r>
+        <w:rPr>
+          <w:rStyle w:val="KeywordTok"/>
+        </w:rPr>
+        <w:t xml:space="preserve">]</w:t>
+      </w:r>
+      <w:r>
+        <w:br/>
+      </w:r>
+      <w:r>
+        <w:rPr>
+          <w:rStyle w:val="AttributeTok"/>
+        </w:rPr>
+        <w:t xml:space="preserve">  </w:t>
+      </w:r>
+      <w:r>
+        <w:rPr>
+          <w:rStyle w:val="FunctionTok"/>
+        </w:rPr>
+        <w:t xml:space="preserve">retry_policy</w:t>
+      </w:r>
+      <w:r>
+        <w:rPr>
+          <w:rStyle w:val="KeywordTok"/>
+        </w:rPr>
+        <w:t xml:space="preserve">:</w:t>
+      </w:r>
+      <w:r>
+        <w:br/>
+      </w:r>
+      <w:r>
+        <w:rPr>
+          <w:rStyle w:val="AttributeTok"/>
+        </w:rPr>
+        <w:t xml:space="preserve">    </w:t>
+      </w:r>
+      <w:r>
+        <w:rPr>
+          <w:rStyle w:val="FunctionTok"/>
+        </w:rPr>
+        <w:t xml:space="preserve">max_attempts</w:t>
+      </w:r>
+      <w:r>
+        <w:rPr>
+          <w:rStyle w:val="KeywordTok"/>
+        </w:rPr>
+        <w:t xml:space="preserve">:</w:t>
+      </w:r>
+      <w:r>
+        <w:rPr>
+          <w:rStyle w:val="AttributeTok"/>
+        </w:rPr>
+        <w:t xml:space="preserve"> </w:t>
+      </w:r>
+      <w:r>
+        <w:rPr>
+          <w:rStyle w:val="DecValTok"/>
+        </w:rPr>
+        <w:t xml:space="preserve">3</w:t>
+      </w:r>
+      <w:r>
+        <w:br/>
+      </w:r>
+      <w:r>
+        <w:rPr>
+          <w:rStyle w:val="AttributeTok"/>
+        </w:rPr>
+        <w:t xml:space="preserve">    </w:t>
+      </w:r>
+      <w:r>
+        <w:rPr>
+          <w:rStyle w:val="FunctionTok"/>
+        </w:rPr>
+        <w:t xml:space="preserve">backoff_seconds</w:t>
+      </w:r>
+      <w:r>
+        <w:rPr>
+          <w:rStyle w:val="KeywordTok"/>
+        </w:rPr>
+        <w:t xml:space="preserve">:</w:t>
+      </w:r>
+      <w:r>
+        <w:rPr>
+          <w:rStyle w:val="AttributeTok"/>
+        </w:rPr>
+        <w:t xml:space="preserve"> </w:t>
+      </w:r>
+      <w:r>
+        <w:rPr>
+          <w:rStyle w:val="KeywordTok"/>
+        </w:rPr>
+        <w:t xml:space="preserve">[</w:t>
+      </w:r>
+      <w:r>
+        <w:rPr>
+          <w:rStyle w:val="DecValTok"/>
+        </w:rPr>
+        <w:t xml:space="preserve">60</w:t>
+      </w:r>
+      <w:r>
+        <w:rPr>
+          <w:rStyle w:val="KeywordTok"/>
+        </w:rPr>
+        <w:t xml:space="preserve">,</w:t>
+      </w:r>
+      <w:r>
+        <w:rPr>
+          <w:rStyle w:val="AttributeTok"/>
+        </w:rPr>
+        <w:t xml:space="preserve"> </w:t>
+      </w:r>
+      <w:r>
+        <w:rPr>
+          <w:rStyle w:val="DecValTok"/>
+        </w:rPr>
+        <w:t xml:space="preserve">300</w:t>
+      </w:r>
+      <w:r>
+        <w:rPr>
+          <w:rStyle w:val="KeywordTok"/>
+        </w:rPr>
+        <w:t xml:space="preserve">,</w:t>
+      </w:r>
+      <w:r>
+        <w:rPr>
+          <w:rStyle w:val="AttributeTok"/>
+        </w:rPr>
+        <w:t xml:space="preserve"> </w:t>
+      </w:r>
+      <w:r>
+        <w:rPr>
+          <w:rStyle w:val="DecValTok"/>
+        </w:rPr>
+        <w:t xml:space="preserve">900</w:t>
+      </w:r>
+      <w:r>
+        <w:rPr>
+          <w:rStyle w:val="KeywordTok"/>
+        </w:rPr>
+        <w:t xml:space="preserve">]</w:t>
+      </w:r>
+      <w:r>
+        <w:rPr>
+          <w:rStyle w:val="CommentTok"/>
+        </w:rPr>
+        <w:t xml:space="preserve">  # 1min, 5min, 15min</w:t>
+      </w:r>
+      <w:r>
+        <w:br/>
+      </w:r>
+      <w:r>
+        <w:rPr>
+          <w:rStyle w:val="AttributeTok"/>
+        </w:rPr>
+        <w:t xml:space="preserve">    </w:t>
+      </w:r>
+      <w:r>
+        <w:rPr>
+          <w:rStyle w:val="FunctionTok"/>
+        </w:rPr>
+        <w:t xml:space="preserve">retry_on</w:t>
+      </w:r>
+      <w:r>
+        <w:rPr>
+          <w:rStyle w:val="KeywordTok"/>
+        </w:rPr>
+        <w:t xml:space="preserve">:</w:t>
+      </w:r>
+      <w:r>
+        <w:br/>
+      </w:r>
+      <w:r>
+        <w:rPr>
+          <w:rStyle w:val="AttributeTok"/>
+        </w:rPr>
+        <w:t xml:space="preserve">      </w:t>
+      </w:r>
+      <w:r>
+        <w:rPr>
+          <w:rStyle w:val="KeywordTok"/>
+        </w:rPr>
+        <w:t xml:space="preserve">-</w:t>
+      </w:r>
+      <w:r>
+        <w:rPr>
+          <w:rStyle w:val="AttributeTok"/>
+        </w:rPr>
+        <w:t xml:space="preserve"> </w:t>
+      </w:r>
+      <w:r>
+        <w:rPr>
+          <w:rStyle w:val="StringTok"/>
+        </w:rPr>
+        <w:t xml:space="preserve">"container_exit_code != 0"</w:t>
+      </w:r>
+      <w:r>
+        <w:br/>
+      </w:r>
+      <w:r>
+        <w:rPr>
+          <w:rStyle w:val="AttributeTok"/>
+        </w:rPr>
+        <w:t xml:space="preserve">      </w:t>
+      </w:r>
+      <w:r>
+        <w:rPr>
+          <w:rStyle w:val="KeywordTok"/>
+        </w:rPr>
+        <w:t xml:space="preserve">-</w:t>
+      </w:r>
+      <w:r>
+        <w:rPr>
+          <w:rStyle w:val="AttributeTok"/>
+        </w:rPr>
+        <w:t xml:space="preserve"> </w:t>
+      </w:r>
+      <w:r>
+        <w:rPr>
+          <w:rStyle w:val="StringTok"/>
+        </w:rPr>
+        <w:t xml:space="preserve">"spcs_job_status == 'FAILED'"</w:t>
+      </w:r>
+      <w:r>
+        <w:br/>
+      </w:r>
+      <w:r>
+        <w:rPr>
+          <w:rStyle w:val="AttributeTok"/>
+        </w:rPr>
+        <w:t xml:space="preserve">    </w:t>
+      </w:r>
+      <w:r>
+        <w:rPr>
+          <w:rStyle w:val="FunctionTok"/>
+        </w:rPr>
+        <w:t xml:space="preserve">fail_fast_on</w:t>
+      </w:r>
+      <w:r>
+        <w:rPr>
+          <w:rStyle w:val="KeywordTok"/>
+        </w:rPr>
+        <w:t xml:space="preserve">:</w:t>
+      </w:r>
+      <w:r>
+        <w:br/>
+      </w:r>
+      <w:r>
+        <w:rPr>
+          <w:rStyle w:val="AttributeTok"/>
+        </w:rPr>
+        <w:t xml:space="preserve">      </w:t>
+      </w:r>
+      <w:r>
+        <w:rPr>
+          <w:rStyle w:val="KeywordTok"/>
+        </w:rPr>
+        <w:t xml:space="preserve">-</w:t>
+      </w:r>
+      <w:r>
+        <w:rPr>
+          <w:rStyle w:val="AttributeTok"/>
+        </w:rPr>
+        <w:t xml:space="preserve"> </w:t>
+      </w:r>
+      <w:r>
+        <w:rPr>
+          <w:rStyle w:val="StringTok"/>
+        </w:rPr>
+        <w:t xml:space="preserve">"container_exit_code == 42"</w:t>
+      </w:r>
+      <w:r>
+        <w:rPr>
+          <w:rStyle w:val="CommentTok"/>
+        </w:rPr>
+        <w:t xml:space="preserve">  # Unrecoverable error</w:t>
+      </w:r>
+    </w:p>
+    <w:bookmarkEnd w:id="50"/>
+    <w:bookmarkStart w:id="51" w:name="monitoring-and-observability"/>
+    <w:p>
+      <w:pPr>
+        <w:pStyle w:val="Heading3"/>
+      </w:pPr>
+      <w:r>
+        <w:t xml:space="preserve">6.10 Monitoring and Observability</w:t>
+      </w:r>
+    </w:p>
+    <w:p>
+      <w:pPr>
+        <w:pStyle w:val="FirstParagraph"/>
+      </w:pPr>
+      <w:r>
+        <w:t xml:space="preserve">OpenFlow aggregates observability data from SPCS jobs:</w:t>
+      </w:r>
+    </w:p>
+    <w:tbl>
+      <w:tblPr>
+        <w:tblStyle w:val="Table"/>
+        <w:tblW w:type="pct" w:w="5000"/>
+        <w:tblLayout w:type="fixed"/>
+        <w:tblLook w:firstRow="1" w:lastRow="0" w:firstColumn="0" w:lastColumn="0" w:noHBand="0" w:noVBand="0" w:val="0020"/>
+      </w:tblPr>
+      <w:tblGrid>
+        <w:gridCol w:w="1980"/>
+        <w:gridCol w:w="1980"/>
+        <w:gridCol w:w="3960"/>
+      </w:tblGrid>
+      <w:tr>
+        <w:trPr>
+          <w:tblHeader w:val="on"/>
+        </w:trPr>
+        <w:tc>
+          <w:tcPr/>
+          <w:p>
+            <w:pPr>
+              <w:pStyle w:val="Compact"/>
+            </w:pPr>
+            <w:r>
+              <w:t xml:space="preserve">Metric</w:t>
+            </w:r>
+          </w:p>
+        </w:tc>
+        <w:tc>
+          <w:tcPr/>
+          <w:p>
+            <w:pPr>
+              <w:pStyle w:val="Compact"/>
+            </w:pPr>
+            <w:r>
+              <w:t xml:space="preserve">Source</w:t>
+            </w:r>
+          </w:p>
+        </w:tc>
+        <w:tc>
+          <w:tcPr/>
+          <w:p>
+            <w:pPr>
+              <w:pStyle w:val="Compact"/>
+            </w:pPr>
+            <w:r>
+              <w:t xml:space="preserve">OpenFlow Action</w:t>
+            </w:r>
+          </w:p>
+        </w:tc>
+      </w:tr>
+      <w:tr>
+        <w:tc>
+          <w:tcPr/>
+          <w:p>
+            <w:pPr>
+              <w:pStyle w:val="Compact"/>
+            </w:pPr>
+            <w:r>
+              <w:rPr>
+                <w:b/>
+                <w:bCs/>
+              </w:rPr>
+              <w:t xml:space="preserve">Container Logs</w:t>
+            </w:r>
+          </w:p>
+        </w:tc>
+        <w:tc>
+          <w:tcPr/>
+          <w:p>
+            <w:pPr>
+              <w:pStyle w:val="Compact"/>
+            </w:pPr>
+            <w:r>
+              <w:rPr>
+                <w:rStyle w:val="VerbatimChar"/>
+              </w:rPr>
+              <w:t xml:space="preserve">SYSTEM$GET_SERVICE_LOGS()</w:t>
+            </w:r>
+          </w:p>
+        </w:tc>
+        <w:tc>
+          <w:tcPr/>
+          <w:p>
+            <w:pPr>
+              <w:pStyle w:val="Compact"/>
+            </w:pPr>
+            <w:r>
+              <w:t xml:space="preserve">Store in workflow metadata</w:t>
+            </w:r>
+          </w:p>
+        </w:tc>
+      </w:tr>
+      <w:tr>
+        <w:tc>
+          <w:tcPr/>
+          <w:p>
+            <w:pPr>
+              <w:pStyle w:val="Compact"/>
+            </w:pPr>
+            <w:r>
+              <w:rPr>
+                <w:b/>
+                <w:bCs/>
+              </w:rPr>
+              <w:t xml:space="preserve">Resource Usage</w:t>
+            </w:r>
+          </w:p>
+        </w:tc>
+        <w:tc>
+          <w:tcPr/>
+          <w:p>
+            <w:pPr>
+              <w:pStyle w:val="Compact"/>
+            </w:pPr>
+            <w:r>
+              <w:t xml:space="preserve">SPCS metrics API</w:t>
+            </w:r>
+          </w:p>
+        </w:tc>
+        <w:tc>
+          <w:tcPr/>
+          <w:p>
+            <w:pPr>
+              <w:pStyle w:val="Compact"/>
+            </w:pPr>
+            <w:r>
+              <w:t xml:space="preserve">Track for cost attribution</w:t>
+            </w:r>
+          </w:p>
+        </w:tc>
+      </w:tr>
+      <w:tr>
+        <w:tc>
+          <w:tcPr/>
+          <w:p>
+            <w:pPr>
+              <w:pStyle w:val="Compact"/>
+            </w:pPr>
+            <w:r>
+              <w:rPr>
+                <w:b/>
+                <w:bCs/>
+              </w:rPr>
+              <w:t xml:space="preserve">Task Duration</w:t>
+            </w:r>
+          </w:p>
+        </w:tc>
+        <w:tc>
+          <w:tcPr/>
+          <w:p>
+            <w:pPr>
+              <w:pStyle w:val="Compact"/>
+            </w:pPr>
+            <w:r>
+              <w:t xml:space="preserve">Job start/end timestamps</w:t>
+            </w:r>
+          </w:p>
+        </w:tc>
+        <w:tc>
+          <w:tcPr/>
+          <w:p>
+            <w:pPr>
+              <w:pStyle w:val="Compact"/>
+            </w:pPr>
+            <w:r>
+              <w:t xml:space="preserve">Identify bottlenecks</w:t>
+            </w:r>
+          </w:p>
+        </w:tc>
+      </w:tr>
+      <w:tr>
+        <w:tc>
+          <w:tcPr/>
+          <w:p>
+            <w:pPr>
+              <w:pStyle w:val="Compact"/>
+            </w:pPr>
+            <w:r>
+              <w:rPr>
+                <w:b/>
+                <w:bCs/>
+              </w:rPr>
+              <w:t xml:space="preserve">Error Messages</w:t>
+            </w:r>
+          </w:p>
+        </w:tc>
+        <w:tc>
+          <w:tcPr/>
+          <w:p>
+            <w:pPr>
+              <w:pStyle w:val="Compact"/>
+            </w:pPr>
+            <w:r>
+              <w:t xml:space="preserve">Container stderr</w:t>
+            </w:r>
+          </w:p>
+        </w:tc>
+        <w:tc>
+          <w:tcPr/>
+          <w:p>
+            <w:pPr>
+              <w:pStyle w:val="Compact"/>
+            </w:pPr>
+            <w:r>
+              <w:t xml:space="preserve">Surface to workflow UI</w:t>
+            </w:r>
+          </w:p>
+        </w:tc>
+      </w:tr>
+      <w:tr>
+        <w:tc>
+          <w:tcPr/>
+          <w:p>
+            <w:pPr>
+              <w:pStyle w:val="Compact"/>
+            </w:pPr>
+            <w:r>
+              <w:rPr>
+                <w:b/>
+                <w:bCs/>
+              </w:rPr>
+              <w:t xml:space="preserve">Data Lineage</w:t>
+            </w:r>
+          </w:p>
+        </w:tc>
+        <w:tc>
+          <w:tcPr/>
+          <w:p>
+            <w:pPr>
+              <w:pStyle w:val="Compact"/>
+            </w:pPr>
+            <w:r>
+              <w:t xml:space="preserve">Stage reads/writes</w:t>
+            </w:r>
+          </w:p>
+        </w:tc>
+        <w:tc>
+          <w:tcPr/>
+          <w:p>
+            <w:pPr>
+              <w:pStyle w:val="Compact"/>
+            </w:pPr>
+            <w:r>
+              <w:t xml:space="preserve">Build dependency graph</w:t>
+            </w:r>
+          </w:p>
+        </w:tc>
+      </w:tr>
+    </w:tbl>
+    <w:bookmarkEnd w:id="51"/>
+    <w:bookmarkStart w:id="52" w:name="scaling-patterns"/>
+    <w:p>
+      <w:pPr>
+        <w:pStyle w:val="Heading3"/>
+      </w:pPr>
+      <w:r>
+        <w:t xml:space="preserve">6.11 Scaling Patterns</w:t>
+      </w:r>
+    </w:p>
+    <w:p>
+      <w:pPr>
+        <w:pStyle w:val="SourceCode"/>
+      </w:pPr>
+      <w:r>
+        <w:rPr>
+          <w:rStyle w:val="VerbatimChar"/>
+        </w:rPr>
+        <w:t xml:space="preserve">┌─────────────────────────────────────────────────────────────────┐</w:t>
+      </w:r>
+      <w:r>
+        <w:br/>
+      </w:r>
+      <w:r>
+        <w:rPr>
+          <w:rStyle w:val="VerbatimChar"/>
+        </w:rPr>
+        <w:t xml:space="preserve">│              OPENFLOW SCALING WITH SPCS                         │</w:t>
+      </w:r>
+      <w:r>
+        <w:br/>
+      </w:r>
+      <w:r>
+        <w:rPr>
+          <w:rStyle w:val="VerbatimChar"/>
+        </w:rPr>
+        <w:t xml:space="preserve">├─────────────────────────────────────────────────────────────────┤</w:t>
+      </w:r>
+      <w:r>
+        <w:br/>
+      </w:r>
+      <w:r>
+        <w:rPr>
+          <w:rStyle w:val="VerbatimChar"/>
+        </w:rPr>
+        <w:t xml:space="preserve">│                                                                 │</w:t>
+      </w:r>
+      <w:r>
+        <w:br/>
+      </w:r>
+      <w:r>
+        <w:rPr>
+          <w:rStyle w:val="VerbatimChar"/>
+        </w:rPr>
+        <w:t xml:space="preserve">│  Pattern 1: Parallel Fan-Out                                   │</w:t>
+      </w:r>
+      <w:r>
+        <w:br/>
+      </w:r>
+      <w:r>
+        <w:rPr>
+          <w:rStyle w:val="VerbatimChar"/>
+        </w:rPr>
+        <w:t xml:space="preserve">│  ──────────────────────────                                    │</w:t>
+      </w:r>
+      <w:r>
+        <w:br/>
+      </w:r>
+      <w:r>
+        <w:rPr>
+          <w:rStyle w:val="VerbatimChar"/>
+        </w:rPr>
+        <w:t xml:space="preserve">│  Input Data: 100 files                                         │</w:t>
+      </w:r>
+      <w:r>
+        <w:br/>
+      </w:r>
+      <w:r>
+        <w:rPr>
+          <w:rStyle w:val="VerbatimChar"/>
+        </w:rPr>
+        <w:t xml:space="preserve">│       │                                                         │</w:t>
+      </w:r>
+      <w:r>
+        <w:br/>
+      </w:r>
+      <w:r>
+        <w:rPr>
+          <w:rStyle w:val="VerbatimChar"/>
+        </w:rPr>
+        <w:t xml:space="preserve">│       ├─▶ SPCS Job 1 (files 1-10)                             │</w:t>
+      </w:r>
+      <w:r>
+        <w:br/>
+      </w:r>
+      <w:r>
+        <w:rPr>
+          <w:rStyle w:val="VerbatimChar"/>
+        </w:rPr>
+        <w:t xml:space="preserve">│       ├─▶ SPCS Job 2 (files 11-20)                            │</w:t>
+      </w:r>
+      <w:r>
+        <w:br/>
+      </w:r>
+      <w:r>
+        <w:rPr>
+          <w:rStyle w:val="VerbatimChar"/>
+        </w:rPr>
+        <w:t xml:space="preserve">│       ├─▶ ...                                                  │</w:t>
+      </w:r>
+      <w:r>
+        <w:br/>
+      </w:r>
+      <w:r>
+        <w:rPr>
+          <w:rStyle w:val="VerbatimChar"/>
+        </w:rPr>
+        <w:t xml:space="preserve">│       └─▶ SPCS Job 10 (files 91-100)                          │</w:t>
+      </w:r>
+      <w:r>
+        <w:br/>
+      </w:r>
+      <w:r>
+        <w:rPr>
+          <w:rStyle w:val="VerbatimChar"/>
+        </w:rPr>
+        <w:t xml:space="preserve">│                  │                                              │</w:t>
+      </w:r>
+      <w:r>
+        <w:br/>
+      </w:r>
+      <w:r>
+        <w:rPr>
+          <w:rStyle w:val="VerbatimChar"/>
+        </w:rPr>
+        <w:t xml:space="preserve">│                  ▼                                              │</w:t>
+      </w:r>
+      <w:r>
+        <w:br/>
+      </w:r>
+      <w:r>
+        <w:rPr>
+          <w:rStyle w:val="VerbatimChar"/>
+        </w:rPr>
+        <w:t xml:space="preserve">│       Merge Task → Combine results                             │</w:t>
+      </w:r>
+      <w:r>
+        <w:br/>
+      </w:r>
+      <w:r>
+        <w:rPr>
+          <w:rStyle w:val="VerbatimChar"/>
+        </w:rPr>
+        <w:t xml:space="preserve">│                                                                 │</w:t>
+      </w:r>
+      <w:r>
+        <w:br/>
+      </w:r>
+      <w:r>
+        <w:rPr>
+          <w:rStyle w:val="VerbatimChar"/>
+        </w:rPr>
+        <w:t xml:space="preserve">│  Pattern 2: Dynamic Scaling                                    │</w:t>
+      </w:r>
+      <w:r>
+        <w:br/>
+      </w:r>
+      <w:r>
+        <w:rPr>
+          <w:rStyle w:val="VerbatimChar"/>
+        </w:rPr>
+        <w:t xml:space="preserve">│  ────────────────────────                                      │</w:t>
+      </w:r>
+      <w:r>
+        <w:br/>
+      </w:r>
+      <w:r>
+        <w:rPr>
+          <w:rStyle w:val="VerbatimChar"/>
+        </w:rPr>
+        <w:t xml:space="preserve">│  OpenFlow → Check queue depth                                  │</w:t>
+      </w:r>
+      <w:r>
+        <w:br/>
+      </w:r>
+      <w:r>
+        <w:rPr>
+          <w:rStyle w:val="VerbatimChar"/>
+        </w:rPr>
+        <w:t xml:space="preserve">│       │                                                         │</w:t>
+      </w:r>
+      <w:r>
+        <w:br/>
+      </w:r>
+      <w:r>
+        <w:rPr>
+          <w:rStyle w:val="VerbatimChar"/>
+        </w:rPr>
+        <w:t xml:space="preserve">│       ├─▶ If queue &gt; 1000: Launch 10 SPCS jobs                │</w:t>
+      </w:r>
+      <w:r>
+        <w:br/>
+      </w:r>
+      <w:r>
+        <w:rPr>
+          <w:rStyle w:val="VerbatimChar"/>
+        </w:rPr>
+        <w:t xml:space="preserve">│       ├─▶ If queue &lt; 100: Launch 2 SPCS jobs                  │</w:t>
+      </w:r>
+      <w:r>
+        <w:br/>
+      </w:r>
+      <w:r>
+        <w:rPr>
+          <w:rStyle w:val="VerbatimChar"/>
+        </w:rPr>
+        <w:t xml:space="preserve">│       └─▶ Scale down when queue empty                          │</w:t>
+      </w:r>
+      <w:r>
+        <w:br/>
+      </w:r>
+      <w:r>
+        <w:rPr>
+          <w:rStyle w:val="VerbatimChar"/>
+        </w:rPr>
+        <w:t xml:space="preserve">│                                                                 │</w:t>
+      </w:r>
+      <w:r>
+        <w:br/>
+      </w:r>
+      <w:r>
+        <w:rPr>
+          <w:rStyle w:val="VerbatimChar"/>
+        </w:rPr>
+        <w:t xml:space="preserve">│  Pattern 3: Conditional Execution                              │</w:t>
+      </w:r>
+      <w:r>
+        <w:br/>
+      </w:r>
+      <w:r>
+        <w:rPr>
+          <w:rStyle w:val="VerbatimChar"/>
+        </w:rPr>
+        <w:t xml:space="preserve">│  ──────────────────────────────                                │</w:t>
+      </w:r>
+      <w:r>
+        <w:br/>
+      </w:r>
+      <w:r>
+        <w:rPr>
+          <w:rStyle w:val="VerbatimChar"/>
+        </w:rPr>
+        <w:t xml:space="preserve">│  Task A → Check data quality                                   │</w:t>
+      </w:r>
+      <w:r>
+        <w:br/>
+      </w:r>
+      <w:r>
+        <w:rPr>
+          <w:rStyle w:val="VerbatimChar"/>
+        </w:rPr>
+        <w:t xml:space="preserve">│       │                                                         │</w:t>
+      </w:r>
+      <w:r>
+        <w:br/>
+      </w:r>
+      <w:r>
+        <w:rPr>
+          <w:rStyle w:val="VerbatimChar"/>
+        </w:rPr>
+        <w:t xml:space="preserve">│       ├─▶ If quality &gt; 95%: Skip cleaning (warehouse query)    │</w:t>
+      </w:r>
+      <w:r>
+        <w:br/>
+      </w:r>
+      <w:r>
+        <w:rPr>
+          <w:rStyle w:val="VerbatimChar"/>
+        </w:rPr>
+        <w:t xml:space="preserve">│       └─▶ If quality &lt; 95%: Launch SPCS cleaning job           │</w:t>
+      </w:r>
+      <w:r>
+        <w:br/>
+      </w:r>
+      <w:r>
+        <w:rPr>
+          <w:rStyle w:val="VerbatimChar"/>
+        </w:rPr>
+        <w:t xml:space="preserve">│                                                                 │</w:t>
+      </w:r>
+      <w:r>
+        <w:br/>
+      </w:r>
+      <w:r>
+        <w:rPr>
+          <w:rStyle w:val="VerbatimChar"/>
+        </w:rPr>
+        <w:t xml:space="preserve">└─────────────────────────────────────────────────────────────────┘</w:t>
+      </w:r>
+    </w:p>
+    <w:bookmarkEnd w:id="52"/>
+    <w:bookmarkStart w:id="53" w:name="openflow-vs-direct-spcs-usage"/>
+    <w:p>
+      <w:pPr>
+        <w:pStyle w:val="Heading3"/>
+      </w:pPr>
+      <w:r>
+        <w:t xml:space="preserve">6.12 OpenFlow vs Direct SPCS Usage</w:t>
+      </w:r>
+    </w:p>
+    <w:tbl>
+      <w:tblPr>
+        <w:tblStyle w:val="Table"/>
+        <w:tblW w:type="pct" w:w="5000"/>
+        <w:tblLayout w:type="fixed"/>
+        <w:tblLook w:firstRow="1" w:lastRow="0" w:firstColumn="0" w:lastColumn="0" w:noHBand="0" w:noVBand="0" w:val="0020"/>
+      </w:tblPr>
+      <w:tblGrid>
+        <w:gridCol w:w="1815"/>
+        <w:gridCol w:w="2640"/>
+        <w:gridCol w:w="2145"/>
+        <w:gridCol w:w="1320"/>
+      </w:tblGrid>
+      <w:tr>
+        <w:trPr>
+          <w:tblHeader w:val="on"/>
+        </w:trPr>
+        <w:tc>
+          <w:tcPr/>
+          <w:p>
+            <w:pPr>
+              <w:pStyle w:val="Compact"/>
+            </w:pPr>
+            <w:r>
+              <w:t xml:space="preserve">Dimension</w:t>
+            </w:r>
+          </w:p>
+        </w:tc>
+        <w:tc>
+          <w:tcPr/>
+          <w:p>
+            <w:pPr>
+              <w:pStyle w:val="Compact"/>
+            </w:pPr>
+            <w:r>
+              <w:t xml:space="preserve">OpenFlow + SPCS</w:t>
+            </w:r>
+          </w:p>
+        </w:tc>
+        <w:tc>
+          <w:tcPr/>
+          <w:p>
+            <w:pPr>
+              <w:pStyle w:val="Compact"/>
+            </w:pPr>
+            <w:r>
+              <w:t xml:space="preserve">Direct SPCS</w:t>
+            </w:r>
+          </w:p>
+        </w:tc>
+        <w:tc>
+          <w:tcPr/>
+          <w:p>
+            <w:pPr>
+              <w:pStyle w:val="Compact"/>
+            </w:pPr>
+            <w:r>
+              <w:t xml:space="preserve">Winner</w:t>
+            </w:r>
+          </w:p>
+        </w:tc>
+      </w:tr>
+      <w:tr>
+        <w:tc>
+          <w:tcPr/>
+          <w:p>
+            <w:pPr>
+              <w:pStyle w:val="Compact"/>
+            </w:pPr>
+            <w:r>
+              <w:rPr>
+                <w:b/>
+                <w:bCs/>
+              </w:rPr>
+              <w:t xml:space="preserve">Single Task</w:t>
+            </w:r>
+          </w:p>
+        </w:tc>
+        <w:tc>
+          <w:tcPr/>
+          <w:p>
+            <w:pPr>
+              <w:pStyle w:val="Compact"/>
+            </w:pPr>
+            <w:r>
+              <w:t xml:space="preserve">Overhead</w:t>
+            </w:r>
+          </w:p>
+        </w:tc>
+        <w:tc>
+          <w:tcPr/>
+          <w:p>
+            <w:pPr>
+              <w:pStyle w:val="Compact"/>
+            </w:pPr>
+            <w:r>
+              <w:t xml:space="preserve">Direct</w:t>
+            </w:r>
+          </w:p>
+        </w:tc>
+        <w:tc>
+          <w:tcPr/>
+          <w:p>
+            <w:pPr>
+              <w:pStyle w:val="Compact"/>
+            </w:pPr>
+            <w:r>
+              <w:t xml:space="preserve">Direct SPCS</w:t>
+            </w:r>
+          </w:p>
+        </w:tc>
+      </w:tr>
+      <w:tr>
+        <w:tc>
+          <w:tcPr/>
+          <w:p>
+            <w:pPr>
+              <w:pStyle w:val="Compact"/>
+            </w:pPr>
+            <w:r>
+              <w:rPr>
+                <w:b/>
+                <w:bCs/>
+              </w:rPr>
+              <w:t xml:space="preserve">Multi-Step Pipeline</w:t>
+            </w:r>
+          </w:p>
+        </w:tc>
+        <w:tc>
+          <w:tcPr/>
+          <w:p>
+            <w:pPr>
+              <w:pStyle w:val="Compact"/>
+            </w:pPr>
+            <w:r>
+              <w:t xml:space="preserve">Orchestration built-in</w:t>
+            </w:r>
+          </w:p>
+        </w:tc>
+        <w:tc>
+          <w:tcPr/>
+          <w:p>
+            <w:pPr>
+              <w:pStyle w:val="Compact"/>
+            </w:pPr>
+            <w:r>
+              <w:t xml:space="preserve">Manual coordination</w:t>
+            </w:r>
+          </w:p>
+        </w:tc>
+        <w:tc>
+          <w:tcPr/>
+          <w:p>
+            <w:pPr>
+              <w:pStyle w:val="Compact"/>
+            </w:pPr>
+            <w:r>
+              <w:t xml:space="preserve">OpenFlow</w:t>
+            </w:r>
+          </w:p>
+        </w:tc>
+      </w:tr>
+      <w:tr>
+        <w:tc>
+          <w:tcPr/>
+          <w:p>
+            <w:pPr>
+              <w:pStyle w:val="Compact"/>
+            </w:pPr>
+            <w:r>
+              <w:rPr>
+                <w:b/>
+                <w:bCs/>
+              </w:rPr>
+              <w:t xml:space="preserve">Retry Logic</w:t>
+            </w:r>
+          </w:p>
+        </w:tc>
+        <w:tc>
+          <w:tcPr/>
+          <w:p>
+            <w:pPr>
+              <w:pStyle w:val="Compact"/>
+            </w:pPr>
+            <w:r>
+              <w:t xml:space="preserve">Declarative</w:t>
+            </w:r>
+          </w:p>
+        </w:tc>
+        <w:tc>
+          <w:tcPr/>
+          <w:p>
+            <w:pPr>
+              <w:pStyle w:val="Compact"/>
+            </w:pPr>
+            <w:r>
+              <w:t xml:space="preserve">Manual</w:t>
+            </w:r>
+          </w:p>
+        </w:tc>
+        <w:tc>
+          <w:tcPr/>
+          <w:p>
+            <w:pPr>
+              <w:pStyle w:val="Compact"/>
+            </w:pPr>
+            <w:r>
+              <w:t xml:space="preserve">OpenFlow</w:t>
+            </w:r>
+          </w:p>
+        </w:tc>
+      </w:tr>
+      <w:tr>
+        <w:tc>
+          <w:tcPr/>
+          <w:p>
+            <w:pPr>
+              <w:pStyle w:val="Compact"/>
+            </w:pPr>
+            <w:r>
+              <w:rPr>
+                <w:b/>
+                <w:bCs/>
+              </w:rPr>
+              <w:t xml:space="preserve">Conditional Branching</w:t>
+            </w:r>
+          </w:p>
+        </w:tc>
+        <w:tc>
+          <w:tcPr/>
+          <w:p>
+            <w:pPr>
+              <w:pStyle w:val="Compact"/>
+            </w:pPr>
+            <w:r>
+              <w:t xml:space="preserve">DAG support</w:t>
+            </w:r>
+          </w:p>
+        </w:tc>
+        <w:tc>
+          <w:tcPr/>
+          <w:p>
+            <w:pPr>
+              <w:pStyle w:val="Compact"/>
+            </w:pPr>
+            <w:r>
+              <w:t xml:space="preserve">Complex code</w:t>
+            </w:r>
+          </w:p>
+        </w:tc>
+        <w:tc>
+          <w:tcPr/>
+          <w:p>
+            <w:pPr>
+              <w:pStyle w:val="Compact"/>
+            </w:pPr>
+            <w:r>
+              <w:t xml:space="preserve">OpenFlow</w:t>
+            </w:r>
+          </w:p>
+        </w:tc>
+      </w:tr>
+      <w:tr>
+        <w:tc>
+          <w:tcPr/>
+          <w:p>
+            <w:pPr>
+              <w:pStyle w:val="Compact"/>
+            </w:pPr>
+            <w:r>
+              <w:rPr>
+                <w:b/>
+                <w:bCs/>
+              </w:rPr>
+              <w:t xml:space="preserve">Monitoring</w:t>
+            </w:r>
+          </w:p>
+        </w:tc>
+        <w:tc>
+          <w:tcPr/>
+          <w:p>
+            <w:pPr>
+              <w:pStyle w:val="Compact"/>
+            </w:pPr>
+            <w:r>
+              <w:t xml:space="preserve">Workflow-level</w:t>
+            </w:r>
+          </w:p>
+        </w:tc>
+        <w:tc>
+          <w:tcPr/>
+          <w:p>
+            <w:pPr>
+              <w:pStyle w:val="Compact"/>
+            </w:pPr>
+            <w:r>
+              <w:t xml:space="preserve">Job-level</w:t>
+            </w:r>
+          </w:p>
+        </w:tc>
+        <w:tc>
+          <w:tcPr/>
+          <w:p>
+            <w:pPr>
+              <w:pStyle w:val="Compact"/>
+            </w:pPr>
+            <w:r>
+              <w:t xml:space="preserve">OpenFlow</w:t>
+            </w:r>
+          </w:p>
+        </w:tc>
+      </w:tr>
+      <w:tr>
+        <w:tc>
+          <w:tcPr/>
+          <w:p>
+            <w:pPr>
+              <w:pStyle w:val="Compact"/>
+            </w:pPr>
+            <w:r>
+              <w:rPr>
+                <w:b/>
+                <w:bCs/>
+              </w:rPr>
+              <w:t xml:space="preserve">Scheduling</w:t>
+            </w:r>
+          </w:p>
+        </w:tc>
+        <w:tc>
+          <w:tcPr/>
+          <w:p>
+            <w:pPr>
+              <w:pStyle w:val="Compact"/>
+            </w:pPr>
+            <w:r>
+              <w:t xml:space="preserve">Cron + dependencies</w:t>
+            </w:r>
+          </w:p>
+        </w:tc>
+        <w:tc>
+          <w:tcPr/>
+          <w:p>
+            <w:pPr>
+              <w:pStyle w:val="Compact"/>
+            </w:pPr>
+            <w:r>
+              <w:t xml:space="preserve">Separate scheduler needed</w:t>
+            </w:r>
+          </w:p>
+        </w:tc>
+        <w:tc>
+          <w:tcPr/>
+          <w:p>
+            <w:pPr>
+              <w:pStyle w:val="Compact"/>
+            </w:pPr>
+            <w:r>
+              <w:t xml:space="preserve">OpenFlow</w:t>
+            </w:r>
+          </w:p>
+        </w:tc>
+      </w:tr>
+      <w:tr>
+        <w:tc>
+          <w:tcPr/>
+          <w:p>
+            <w:pPr>
+              <w:pStyle w:val="Compact"/>
+            </w:pPr>
+            <w:r>
+              <w:rPr>
+                <w:b/>
+                <w:bCs/>
+              </w:rPr>
+              <w:t xml:space="preserve">Cost Attribution</w:t>
+            </w:r>
+          </w:p>
+        </w:tc>
+        <w:tc>
+          <w:tcPr/>
+          <w:p>
+            <w:pPr>
+              <w:pStyle w:val="Compact"/>
+            </w:pPr>
+            <w:r>
+              <w:t xml:space="preserve">Per-workflow</w:t>
+            </w:r>
+          </w:p>
+        </w:tc>
+        <w:tc>
+          <w:tcPr/>
+          <w:p>
+            <w:pPr>
+              <w:pStyle w:val="Compact"/>
+            </w:pPr>
+            <w:r>
+              <w:t xml:space="preserve">Per-job</w:t>
+            </w:r>
+          </w:p>
+        </w:tc>
+        <w:tc>
+          <w:tcPr/>
+          <w:p>
+            <w:pPr>
+              <w:pStyle w:val="Compact"/>
+            </w:pPr>
+            <w:r>
+              <w:t xml:space="preserve">OpenFlow</w:t>
+            </w:r>
+          </w:p>
+        </w:tc>
+      </w:tr>
+    </w:tbl>
+    <w:bookmarkEnd w:id="53"/>
+    <w:bookmarkStart w:id="54" w:name="use-cases-when-to-use-openflow-with-spcs"/>
+    <w:p>
+      <w:pPr>
+        <w:pStyle w:val="Heading3"/>
+      </w:pPr>
+      <w:r>
+        <w:t xml:space="preserve">6.13 Use Cases: When to Use OpenFlow with SPCS</w:t>
+      </w:r>
+    </w:p>
+    <w:tbl>
+      <w:tblPr>
+        <w:tblStyle w:val="Table"/>
+        <w:tblW w:type="pct" w:w="5000"/>
+        <w:tblLayout w:type="fixed"/>
+        <w:tblLook w:firstRow="1" w:lastRow="0" w:firstColumn="0" w:lastColumn="0" w:noHBand="0" w:noVBand="0" w:val="0020"/>
+      </w:tblPr>
+      <w:tblGrid>
+        <w:gridCol w:w="2554"/>
+        <w:gridCol w:w="5365"/>
+      </w:tblGrid>
+      <w:tr>
+        <w:trPr>
+          <w:tblHeader w:val="on"/>
+        </w:trPr>
+        <w:tc>
+          <w:tcPr/>
+          <w:p>
+            <w:pPr>
+              <w:pStyle w:val="Compact"/>
+            </w:pPr>
+            <w:r>
+              <w:t xml:space="preserve">Use Case</w:t>
+            </w:r>
+          </w:p>
+        </w:tc>
+        <w:tc>
+          <w:tcPr/>
+          <w:p>
+            <w:pPr>
+              <w:pStyle w:val="Compact"/>
+            </w:pPr>
+            <w:r>
+              <w:t xml:space="preserve">Why OpenFlow + SPCS?</w:t>
+            </w:r>
+          </w:p>
+        </w:tc>
+      </w:tr>
+      <w:tr>
+        <w:tc>
+          <w:tcPr/>
+          <w:p>
+            <w:pPr>
+              <w:pStyle w:val="Compact"/>
+            </w:pPr>
+            <w:r>
+              <w:rPr>
+                <w:b/>
+                <w:bCs/>
+              </w:rPr>
+              <w:t xml:space="preserve">ETL Pipelines</w:t>
+            </w:r>
+          </w:p>
+        </w:tc>
+        <w:tc>
+          <w:tcPr/>
+          <w:p>
+            <w:pPr>
+              <w:pStyle w:val="Compact"/>
+            </w:pPr>
+            <w:r>
+              <w:t xml:space="preserve">Multi-stage data transformation with dependencies</w:t>
+            </w:r>
+          </w:p>
+        </w:tc>
+      </w:tr>
+      <w:tr>
+        <w:tc>
+          <w:tcPr/>
+          <w:p>
+            <w:pPr>
+              <w:pStyle w:val="Compact"/>
+            </w:pPr>
+            <w:r>
+              <w:rPr>
+                <w:b/>
+                <w:bCs/>
+              </w:rPr>
+              <w:t xml:space="preserve">ML Training</w:t>
+            </w:r>
+          </w:p>
+        </w:tc>
+        <w:tc>
+          <w:tcPr/>
+          <w:p>
+            <w:pPr>
+              <w:pStyle w:val="Compact"/>
+            </w:pPr>
+            <w:r>
+              <w:t xml:space="preserve">Data prep → train → evaluate → deploy sequence</w:t>
+            </w:r>
+          </w:p>
+        </w:tc>
+      </w:tr>
+      <w:tr>
+        <w:tc>
+          <w:tcPr/>
+          <w:p>
+            <w:pPr>
+              <w:pStyle w:val="Compact"/>
+            </w:pPr>
+            <w:r>
+              <w:rPr>
+                <w:b/>
+                <w:bCs/>
+              </w:rPr>
+              <w:t xml:space="preserve">Batch Processing</w:t>
+            </w:r>
+          </w:p>
+        </w:tc>
+        <w:tc>
+          <w:tcPr/>
+          <w:p>
+            <w:pPr>
+              <w:pStyle w:val="Compact"/>
+            </w:pPr>
+            <w:r>
+              <w:t xml:space="preserve">Daily/hourly jobs with retry logic</w:t>
+            </w:r>
+          </w:p>
+        </w:tc>
+      </w:tr>
+      <w:tr>
+        <w:tc>
+          <w:tcPr/>
+          <w:p>
+            <w:pPr>
+              <w:pStyle w:val="Compact"/>
+            </w:pPr>
+            <w:r>
+              <w:rPr>
+                <w:b/>
+                <w:bCs/>
+              </w:rPr>
+              <w:t xml:space="preserve">Multi-Tenant Workflows</w:t>
+            </w:r>
+          </w:p>
+        </w:tc>
+        <w:tc>
+          <w:tcPr/>
+          <w:p>
+            <w:pPr>
+              <w:pStyle w:val="Compact"/>
+            </w:pPr>
+            <w:r>
+              <w:t xml:space="preserve">Per-customer data processing at scale</w:t>
+            </w:r>
+          </w:p>
+        </w:tc>
+      </w:tr>
+      <w:tr>
+        <w:tc>
+          <w:tcPr/>
+          <w:p>
+            <w:pPr>
+              <w:pStyle w:val="Compact"/>
+            </w:pPr>
+            <w:r>
+              <w:rPr>
+                <w:b/>
+                <w:bCs/>
+              </w:rPr>
+              <w:t xml:space="preserve">Hybrid Compute</w:t>
+            </w:r>
+          </w:p>
+        </w:tc>
+        <w:tc>
+          <w:tcPr/>
+          <w:p>
+            <w:pPr>
+              <w:pStyle w:val="Compact"/>
+            </w:pPr>
+            <w:r>
+              <w:t xml:space="preserve">Mix warehouse queries + containerized tasks</w:t>
+            </w:r>
+          </w:p>
+        </w:tc>
+      </w:tr>
+      <w:tr>
+        <w:tc>
+          <w:tcPr/>
+          <w:p>
+            <w:pPr>
+              <w:pStyle w:val="Compact"/>
+            </w:pPr>
+            <w:r>
+              <w:rPr>
+                <w:b/>
+                <w:bCs/>
+              </w:rPr>
+              <w:t xml:space="preserve">Long-Running Jobs</w:t>
+            </w:r>
+          </w:p>
+        </w:tc>
+        <w:tc>
+          <w:tcPr/>
+          <w:p>
+            <w:pPr>
+              <w:pStyle w:val="Compact"/>
+            </w:pPr>
+            <w:r>
+              <w:t xml:space="preserve">Need checkpointing and failure recovery</w:t>
+            </w:r>
+          </w:p>
+        </w:tc>
+      </w:tr>
+    </w:tbl>
+    <w:bookmarkEnd w:id="54"/>
+    <w:bookmarkStart w:id="55" w:name="current-limitations"/>
+    <w:p>
+      <w:pPr>
+        <w:pStyle w:val="Heading3"/>
+      </w:pPr>
+      <w:r>
+        <w:t xml:space="preserve">6.14 Current Limitations</w:t>
+      </w:r>
+    </w:p>
+    <w:tbl>
+      <w:tblPr>
+        <w:tblStyle w:val="Table"/>
+        <w:tblW w:type="pct" w:w="5000"/>
+        <w:tblLayout w:type="fixed"/>
+        <w:tblLook w:firstRow="1" w:lastRow="0" w:firstColumn="0" w:lastColumn="0" w:noHBand="0" w:noVBand="0" w:val="0020"/>
+      </w:tblPr>
+      <w:tblGrid>
+        <w:gridCol w:w="2970"/>
+        <w:gridCol w:w="1980"/>
+        <w:gridCol w:w="2970"/>
+      </w:tblGrid>
+      <w:tr>
+        <w:trPr>
+          <w:tblHeader w:val="on"/>
+        </w:trPr>
+        <w:tc>
+          <w:tcPr/>
+          <w:p>
+            <w:pPr>
+              <w:pStyle w:val="Compact"/>
+            </w:pPr>
+            <w:r>
+              <w:t xml:space="preserve">Limitation</w:t>
+            </w:r>
+          </w:p>
+        </w:tc>
+        <w:tc>
+          <w:tcPr/>
+          <w:p>
+            <w:pPr>
+              <w:pStyle w:val="Compact"/>
+            </w:pPr>
+            <w:r>
+              <w:t xml:space="preserve">Impact</w:t>
+            </w:r>
+          </w:p>
+        </w:tc>
+        <w:tc>
+          <w:tcPr/>
+          <w:p>
+            <w:pPr>
+              <w:pStyle w:val="Compact"/>
+            </w:pPr>
+            <w:r>
+              <w:t xml:space="preserve">Workaround</w:t>
+            </w:r>
+          </w:p>
+        </w:tc>
+      </w:tr>
+      <w:tr>
+        <w:tc>
+          <w:tcPr/>
+          <w:p>
+            <w:pPr>
+              <w:pStyle w:val="Compact"/>
+            </w:pPr>
+            <w:r>
+              <w:rPr>
+                <w:b/>
+                <w:bCs/>
+              </w:rPr>
+              <w:t xml:space="preserve">No Live Streaming</w:t>
+            </w:r>
+          </w:p>
+        </w:tc>
+        <w:tc>
+          <w:tcPr/>
+          <w:p>
+            <w:pPr>
+              <w:pStyle w:val="Compact"/>
+            </w:pPr>
+            <w:r>
+              <w:t xml:space="preserve">Can’t handle real-time events</w:t>
+            </w:r>
+          </w:p>
+        </w:tc>
+        <w:tc>
+          <w:tcPr/>
+          <w:p>
+            <w:pPr>
+              <w:pStyle w:val="Compact"/>
+            </w:pPr>
+            <w:r>
+              <w:t xml:space="preserve">Use SPCS services directly</w:t>
+            </w:r>
+          </w:p>
+        </w:tc>
+      </w:tr>
+      <w:tr>
+        <w:tc>
+          <w:tcPr/>
+          <w:p>
+            <w:pPr>
+              <w:pStyle w:val="Compact"/>
+            </w:pPr>
+            <w:r>
+              <w:rPr>
+                <w:b/>
+                <w:bCs/>
+              </w:rPr>
+              <w:t xml:space="preserve">Fixed DAG</w:t>
+            </w:r>
+          </w:p>
+        </w:tc>
+        <w:tc>
+          <w:tcPr/>
+          <w:p>
+            <w:pPr>
+              <w:pStyle w:val="Compact"/>
+            </w:pPr>
+            <w:r>
+              <w:t xml:space="preserve">Can’t dynamically generate tasks</w:t>
+            </w:r>
+          </w:p>
+        </w:tc>
+        <w:tc>
+          <w:tcPr/>
+          <w:p>
+            <w:pPr>
+              <w:pStyle w:val="Compact"/>
+            </w:pPr>
+            <w:r>
+              <w:t xml:space="preserve">Pre-generate all possible branches</w:t>
+            </w:r>
+          </w:p>
+        </w:tc>
+      </w:tr>
+      <w:tr>
+        <w:tc>
+          <w:tcPr/>
+          <w:p>
+            <w:pPr>
+              <w:pStyle w:val="Compact"/>
+            </w:pPr>
+            <w:r>
+              <w:rPr>
+                <w:b/>
+                <w:bCs/>
+              </w:rPr>
+              <w:t xml:space="preserve">Limited Task Types</w:t>
+            </w:r>
+          </w:p>
+        </w:tc>
+        <w:tc>
+          <w:tcPr/>
+          <w:p>
+            <w:pPr>
+              <w:pStyle w:val="Compact"/>
+            </w:pPr>
+            <w:r>
+              <w:t xml:space="preserve">Only supports predefined types</w:t>
+            </w:r>
+          </w:p>
+        </w:tc>
+        <w:tc>
+          <w:tcPr/>
+          <w:p>
+            <w:pPr>
+              <w:pStyle w:val="Compact"/>
+            </w:pPr>
+            <w:r>
+              <w:t xml:space="preserve">Use generic</w:t>
+            </w:r>
+            <w:r>
+              <w:t xml:space="preserve"> </w:t>
+            </w:r>
+            <w:r>
+              <w:rPr>
+                <w:rStyle w:val="VerbatimChar"/>
+              </w:rPr>
+              <w:t xml:space="preserve">spcs_job</w:t>
+            </w:r>
+          </w:p>
+        </w:tc>
+      </w:tr>
+      <w:tr>
+        <w:tc>
+          <w:tcPr/>
+          <w:p>
+            <w:pPr>
+              <w:pStyle w:val="Compact"/>
+            </w:pPr>
+            <w:r>
+              <w:rPr>
+                <w:b/>
+                <w:bCs/>
+              </w:rPr>
+              <w:t xml:space="preserve">State Storage in FDB</w:t>
+            </w:r>
+          </w:p>
+        </w:tc>
+        <w:tc>
+          <w:tcPr/>
+          <w:p>
+            <w:pPr>
+              <w:pStyle w:val="Compact"/>
+            </w:pPr>
+            <w:r>
+              <w:t xml:space="preserve">Large state can bloat metadata</w:t>
+            </w:r>
+          </w:p>
+        </w:tc>
+        <w:tc>
+          <w:tcPr/>
+          <w:p>
+            <w:pPr>
+              <w:pStyle w:val="Compact"/>
+            </w:pPr>
+            <w:r>
+              <w:t xml:space="preserve">Store data in stages, only refs in OpenFlow</w:t>
+            </w:r>
+          </w:p>
+        </w:tc>
+      </w:tr>
+      <w:tr>
+        <w:tc>
+          <w:tcPr/>
+          <w:p>
+            <w:pPr>
+              <w:pStyle w:val="Compact"/>
+            </w:pPr>
+            <w:r>
+              <w:rPr>
+                <w:b/>
+                <w:bCs/>
+              </w:rPr>
+              <w:t xml:space="preserve">No Cross-Account</w:t>
+            </w:r>
+          </w:p>
+        </w:tc>
+        <w:tc>
+          <w:tcPr/>
+          <w:p>
+            <w:pPr>
+              <w:pStyle w:val="Compact"/>
+            </w:pPr>
+            <w:r>
+              <w:t xml:space="preserve">Workflows stay in single account</w:t>
+            </w:r>
+          </w:p>
+        </w:tc>
+        <w:tc>
+          <w:tcPr/>
+          <w:p>
+            <w:pPr>
+              <w:pStyle w:val="Compact"/>
+            </w:pPr>
+            <w:r>
+              <w:t xml:space="preserve">Manual coordination</w:t>
+            </w:r>
+          </w:p>
+        </w:tc>
+      </w:tr>
+    </w:tbl>
+    <w:bookmarkEnd w:id="55"/>
+    <w:bookmarkStart w:id="56" w:name="future-evolution-serverless-integration"/>
+    <w:p>
+      <w:pPr>
+        <w:pStyle w:val="Heading3"/>
+      </w:pPr>
+      <w:r>
+        <w:t xml:space="preserve">6.15 Future Evolution: Serverless Integration</w:t>
+      </w:r>
+    </w:p>
+    <w:p>
+      <w:pPr>
+        <w:pStyle w:val="FirstParagraph"/>
+      </w:pPr>
+      <w:r>
+        <w:t xml:space="preserve">With a Modal.ai-style serverless interface, OpenFlow could simplify:</w:t>
+      </w:r>
+    </w:p>
+    <w:p>
+      <w:pPr>
+        <w:pStyle w:val="BodyText"/>
+      </w:pPr>
+      <w:r>
+        <w:rPr>
+          <w:b/>
+          <w:bCs/>
+        </w:rPr>
+        <w:t xml:space="preserve">Current (OpenFlow + SPCS):</w:t>
+      </w:r>
+    </w:p>
+    <w:p>
+      <w:pPr>
+        <w:pStyle w:val="SourceCode"/>
+      </w:pPr>
+      <w:r>
+        <w:rPr>
+          <w:rStyle w:val="KeywordTok"/>
+        </w:rPr>
+        <w:t xml:space="preserve">-</w:t>
+      </w:r>
+      <w:r>
+        <w:rPr>
+          <w:rStyle w:val="AttributeTok"/>
+        </w:rPr>
+        <w:t xml:space="preserve"> </w:t>
+      </w:r>
+      <w:r>
+        <w:rPr>
+          <w:rStyle w:val="FunctionTok"/>
+        </w:rPr>
+        <w:t xml:space="preserve">id</w:t>
+      </w:r>
+      <w:r>
+        <w:rPr>
+          <w:rStyle w:val="KeywordTok"/>
+        </w:rPr>
+        <w:t xml:space="preserve">:</w:t>
+      </w:r>
+      <w:r>
+        <w:rPr>
+          <w:rStyle w:val="AttributeTok"/>
+        </w:rPr>
+        <w:t xml:space="preserve"> process_data</w:t>
+      </w:r>
+      <w:r>
+        <w:br/>
+      </w:r>
+      <w:r>
+        <w:rPr>
+          <w:rStyle w:val="AttributeTok"/>
+        </w:rPr>
+        <w:t xml:space="preserve">  </w:t>
+      </w:r>
+      <w:r>
+        <w:rPr>
+          <w:rStyle w:val="FunctionTok"/>
+        </w:rPr>
+        <w:t xml:space="preserve">type</w:t>
+      </w:r>
+      <w:r>
+        <w:rPr>
+          <w:rStyle w:val="KeywordTok"/>
+        </w:rPr>
+        <w:t xml:space="preserve">:</w:t>
+      </w:r>
+      <w:r>
+        <w:rPr>
+          <w:rStyle w:val="AttributeTok"/>
+        </w:rPr>
+        <w:t xml:space="preserve"> spcs_job</w:t>
+      </w:r>
+      <w:r>
+        <w:br/>
+      </w:r>
+      <w:r>
+        <w:rPr>
+          <w:rStyle w:val="AttributeTok"/>
+        </w:rPr>
+        <w:t xml:space="preserve">  </w:t>
+      </w:r>
+      <w:r>
+        <w:rPr>
+          <w:rStyle w:val="FunctionTok"/>
+        </w:rPr>
+        <w:t xml:space="preserve">config</w:t>
+      </w:r>
+      <w:r>
+        <w:rPr>
+          <w:rStyle w:val="KeywordTok"/>
+        </w:rPr>
+        <w:t xml:space="preserve">:</w:t>
+      </w:r>
+      <w:r>
+        <w:br/>
+      </w:r>
+      <w:r>
+        <w:rPr>
+          <w:rStyle w:val="AttributeTok"/>
+        </w:rPr>
+        <w:t xml:space="preserve">    </w:t>
+      </w:r>
+      <w:r>
+        <w:rPr>
+          <w:rStyle w:val="FunctionTok"/>
+        </w:rPr>
+        <w:t xml:space="preserve">compute_pool</w:t>
+      </w:r>
+      <w:r>
+        <w:rPr>
+          <w:rStyle w:val="KeywordTok"/>
+        </w:rPr>
+        <w:t xml:space="preserve">:</w:t>
+      </w:r>
+      <w:r>
+        <w:rPr>
+          <w:rStyle w:val="AttributeTok"/>
+        </w:rPr>
+        <w:t xml:space="preserve"> MY_POOL</w:t>
+      </w:r>
+      <w:r>
+        <w:br/>
+      </w:r>
+      <w:r>
+        <w:rPr>
+          <w:rStyle w:val="AttributeTok"/>
+        </w:rPr>
+        <w:t xml:space="preserve">    </w:t>
+      </w:r>
+      <w:r>
+        <w:rPr>
+          <w:rStyle w:val="FunctionTok"/>
+        </w:rPr>
+        <w:t xml:space="preserve">image</w:t>
+      </w:r>
+      <w:r>
+        <w:rPr>
+          <w:rStyle w:val="KeywordTok"/>
+        </w:rPr>
+        <w:t xml:space="preserve">:</w:t>
+      </w:r>
+      <w:r>
+        <w:rPr>
+          <w:rStyle w:val="AttributeTok"/>
+        </w:rPr>
+        <w:t xml:space="preserve"> processor:v1</w:t>
+      </w:r>
+      <w:r>
+        <w:br/>
+      </w:r>
+      <w:r>
+        <w:rPr>
+          <w:rStyle w:val="AttributeTok"/>
+        </w:rPr>
+        <w:t xml:space="preserve">    </w:t>
+      </w:r>
+      <w:r>
+        <w:rPr>
+          <w:rStyle w:val="FunctionTok"/>
+        </w:rPr>
+        <w:t xml:space="preserve">command</w:t>
+      </w:r>
+      <w:r>
+        <w:rPr>
+          <w:rStyle w:val="KeywordTok"/>
+        </w:rPr>
+        <w:t xml:space="preserve">:</w:t>
+      </w:r>
+      <w:r>
+        <w:rPr>
+          <w:rStyle w:val="AttributeTok"/>
+        </w:rPr>
+        <w:t xml:space="preserve"> </w:t>
+      </w:r>
+      <w:r>
+        <w:rPr>
+          <w:rStyle w:val="KeywordTok"/>
+        </w:rPr>
+        <w:t xml:space="preserve">[</w:t>
+      </w:r>
+      <w:r>
+        <w:rPr>
+          <w:rStyle w:val="StringTok"/>
+        </w:rPr>
+        <w:t xml:space="preserve">"python"</w:t>
+      </w:r>
+      <w:r>
+        <w:rPr>
+          <w:rStyle w:val="KeywordTok"/>
+        </w:rPr>
+        <w:t xml:space="preserve">,</w:t>
+      </w:r>
+      <w:r>
+        <w:rPr>
+          <w:rStyle w:val="AttributeTok"/>
+        </w:rPr>
+        <w:t xml:space="preserve"> </w:t>
+      </w:r>
+      <w:r>
+        <w:rPr>
+          <w:rStyle w:val="StringTok"/>
+        </w:rPr>
+        <w:t xml:space="preserve">"process.py"</w:t>
+      </w:r>
+      <w:r>
+        <w:rPr>
+          <w:rStyle w:val="KeywordTok"/>
+        </w:rPr>
+        <w:t xml:space="preserve">]</w:t>
+      </w:r>
+      <w:r>
+        <w:br/>
+      </w:r>
+      <w:r>
+        <w:rPr>
+          <w:rStyle w:val="CommentTok"/>
+        </w:rPr>
+        <w:t xml:space="preserve">    # ... 15 more config lines</w:t>
+      </w:r>
+    </w:p>
+    <w:p>
+      <w:pPr>
+        <w:pStyle w:val="FirstParagraph"/>
+      </w:pPr>
+      <w:r>
+        <w:rPr>
+          <w:b/>
+          <w:bCs/>
+        </w:rPr>
+        <w:t xml:space="preserve">Future (OpenFlow + Serverless SDK):</w:t>
+      </w:r>
+    </w:p>
+    <w:p>
+      <w:pPr>
+        <w:pStyle w:val="SourceCode"/>
+      </w:pPr>
+      <w:r>
+        <w:rPr>
+          <w:rStyle w:val="ImportTok"/>
+        </w:rPr>
+        <w:t xml:space="preserve">import</w:t>
+      </w:r>
+      <w:r>
+        <w:rPr>
+          <w:rStyle w:val="NormalTok"/>
+        </w:rPr>
+        <w:t xml:space="preserve"> snowflake.serverless </w:t>
+      </w:r>
+      <w:r>
+        <w:rPr>
+          <w:rStyle w:val="ImportTok"/>
+        </w:rPr>
+        <w:t xml:space="preserve">as</w:t>
+      </w:r>
+      <w:r>
+        <w:rPr>
+          <w:rStyle w:val="NormalTok"/>
+        </w:rPr>
+        <w:t xml:space="preserve"> sf</w:t>
+      </w:r>
+      <w:r>
+        <w:br/>
+      </w:r>
+      <w:r>
+        <w:br/>
+      </w:r>
+      <w:r>
+        <w:rPr>
+          <w:rStyle w:val="AttributeTok"/>
+        </w:rPr>
+        <w:t xml:space="preserve">@sf.function</w:t>
+      </w:r>
+      <w:r>
+        <w:rPr>
+          <w:rStyle w:val="NormalTok"/>
+        </w:rPr>
+        <w:t xml:space="preserve">(tier</w:t>
+      </w:r>
+      <w:r>
+        <w:rPr>
+          <w:rStyle w:val="OperatorTok"/>
+        </w:rPr>
+        <w:t xml:space="preserve">=</w:t>
+      </w:r>
+      <w:r>
+        <w:rPr>
+          <w:rStyle w:val="StringTok"/>
+        </w:rPr>
+        <w:t xml:space="preserve">"medium"</w:t>
+      </w:r>
+      <w:r>
+        <w:rPr>
+          <w:rStyle w:val="NormalTok"/>
+        </w:rPr>
+        <w:t xml:space="preserve">)</w:t>
+      </w:r>
+      <w:r>
+        <w:br/>
+      </w:r>
+      <w:r>
+        <w:rPr>
+          <w:rStyle w:val="KeywordTok"/>
+        </w:rPr>
+        <w:t xml:space="preserve">def</w:t>
+      </w:r>
+      <w:r>
+        <w:rPr>
+          <w:rStyle w:val="NormalTok"/>
+        </w:rPr>
+        <w:t xml:space="preserve"> process_data(batch):</w:t>
+      </w:r>
+      <w:r>
+        <w:br/>
+      </w:r>
+      <w:r>
+        <w:rPr>
+          <w:rStyle w:val="NormalTok"/>
+        </w:rPr>
+        <w:t xml:space="preserve">    </w:t>
+      </w:r>
+      <w:r>
+        <w:rPr>
+          <w:rStyle w:val="ControlFlowTok"/>
+        </w:rPr>
+        <w:t xml:space="preserve">return</w:t>
+      </w:r>
+      <w:r>
+        <w:rPr>
+          <w:rStyle w:val="NormalTok"/>
+        </w:rPr>
+        <w:t xml:space="preserve"> transform(batch)</w:t>
+      </w:r>
+      <w:r>
+        <w:br/>
+      </w:r>
+      <w:r>
+        <w:br/>
+      </w:r>
+      <w:r>
+        <w:rPr>
+          <w:rStyle w:val="CommentTok"/>
+        </w:rPr>
+        <w:t xml:space="preserve"># OpenFlow automatically calls sf.deploy() and manages lifecycle</w:t>
+      </w:r>
+      <w:r>
+        <w:br/>
+      </w:r>
+      <w:r>
+        <w:rPr>
+          <w:rStyle w:val="NormalTok"/>
+        </w:rPr>
+        <w:t xml:space="preserve">workflow.add_task(</w:t>
+      </w:r>
+      <w:r>
+        <w:rPr>
+          <w:rStyle w:val="StringTok"/>
+        </w:rPr>
+        <w:t xml:space="preserve">"process_data"</w:t>
+      </w:r>
+      <w:r>
+        <w:rPr>
+          <w:rStyle w:val="NormalTok"/>
+        </w:rPr>
+        <w:t xml:space="preserve">, process_data)</w:t>
+      </w:r>
+    </w:p>
+    <w:p>
+      <w:pPr>
+        <w:pStyle w:val="FirstParagraph"/>
+      </w:pPr>
+      <w:r>
+        <w:t xml:space="preserve">This would eliminate:</w:t>
+      </w:r>
+      <w:r>
+        <w:t xml:space="preserve"> </w:t>
+      </w:r>
+      <w:r>
+        <w:t xml:space="preserve">- Compute pool management</w:t>
+      </w:r>
+      <w:r>
+        <w:t xml:space="preserve"> </w:t>
+      </w:r>
+      <w:r>
+        <w:t xml:space="preserve">- Container image versioning</w:t>
+      </w:r>
+      <w:r>
+        <w:t xml:space="preserve"> </w:t>
+      </w:r>
+      <w:r>
+        <w:t xml:space="preserve">- ServiceSpec complexity</w:t>
+      </w:r>
+      <w:r>
+        <w:t xml:space="preserve"> </w:t>
+      </w:r>
+      <w:r>
+        <w:t xml:space="preserve">- Manual resource estimation</w:t>
+      </w:r>
+    </w:p>
+    <w:p>
+      <w:r>
+        <w:pict>
+          <v:rect style="width:0;height:1.5pt" o:hralign="center" o:hrstd="t" o:hr="t"/>
+        </w:pict>
+      </w:r>
+    </w:p>
+    <w:bookmarkEnd w:id="56"/>
+    <w:bookmarkEnd w:id="57"/>
+    <w:bookmarkStart w:id="60" w:name="servicespec-deep-dive"/>
+    <w:p>
+      <w:pPr>
+        <w:pStyle w:val="Heading2"/>
+      </w:pPr>
+      <w:r>
+        <w:t xml:space="preserve">7. ServiceSpec Deep Dive</w:t>
+      </w:r>
+    </w:p>
+    <w:bookmarkStart w:id="58" w:name="core-class-structure"/>
+    <w:p>
+      <w:pPr>
+        <w:pStyle w:val="Heading3"/>
+      </w:pPr>
+      <w:r>
+        <w:t xml:space="preserve">6.1 Core Class Structure</w:t>
+      </w:r>
+    </w:p>
+    <w:p>
+      <w:pPr>
+        <w:pStyle w:val="FirstParagraph"/>
+      </w:pPr>
+      <w:r>
+        <w:rPr>
+          <w:b/>
+          <w:bCs/>
+        </w:rPr>
+        <w:t xml:space="preserve">File:</w:t>
+      </w:r>
+      <w:r>
+        <w:t xml:space="preserve"> </w:t>
+      </w:r>
+      <w:r>
+        <w:rPr>
+          <w:rStyle w:val="VerbatimChar"/>
+        </w:rPr>
+        <w:t xml:space="preserve">/Users/mimam/snowflake-research/snowflake-main/Snowfort/snowfort/testlib/snowservices/service_spec.py</w:t>
+      </w:r>
+    </w:p>
+    <w:p>
+      <w:pPr>
+        <w:pStyle w:val="SourceCode"/>
+      </w:pPr>
+      <w:r>
+        <w:rPr>
+          <w:rStyle w:val="KeywordTok"/>
+        </w:rPr>
+        <w:t xml:space="preserve">class</w:t>
+      </w:r>
+      <w:r>
+        <w:rPr>
+          <w:rStyle w:val="NormalTok"/>
+        </w:rPr>
+        <w:t xml:space="preserve"> ServiceSpec:</w:t>
+      </w:r>
+      <w:r>
+        <w:br/>
+      </w:r>
+      <w:r>
+        <w:rPr>
+          <w:rStyle w:val="NormalTok"/>
+        </w:rPr>
+        <w:t xml:space="preserve">    </w:t>
+      </w:r>
+      <w:r>
+        <w:rPr>
+          <w:rStyle w:val="KeywordTok"/>
+        </w:rPr>
+        <w:t xml:space="preserve">def</w:t>
+      </w:r>
+      <w:r>
+        <w:rPr>
+          <w:rStyle w:val="NormalTok"/>
+        </w:rPr>
+        <w:t xml:space="preserve"> </w:t>
+      </w:r>
+      <w:r>
+        <w:rPr>
+          <w:rStyle w:val="FunctionTok"/>
+        </w:rPr>
+        <w:t xml:space="preserve">__init__</w:t>
+      </w:r>
+      <w:r>
+        <w:rPr>
+          <w:rStyle w:val="NormalTok"/>
+        </w:rPr>
+        <w:t xml:space="preserve">(</w:t>
+      </w:r>
+      <w:r>
+        <w:rPr>
+          <w:rStyle w:val="VariableTok"/>
+        </w:rPr>
+        <w:t xml:space="preserve">self</w:t>
+      </w:r>
+      <w:r>
+        <w:rPr>
+          <w:rStyle w:val="NormalTok"/>
+        </w:rPr>
+        <w:t xml:space="preserve">):</w:t>
+      </w:r>
+      <w:r>
+        <w:br/>
+      </w:r>
+      <w:r>
+        <w:rPr>
+          <w:rStyle w:val="NormalTok"/>
+        </w:rPr>
+        <w:t xml:space="preserve">        </w:t>
+      </w:r>
+      <w:r>
+        <w:rPr>
+          <w:rStyle w:val="VariableTok"/>
+        </w:rPr>
+        <w:t xml:space="preserve">self</w:t>
+      </w:r>
+      <w:r>
+        <w:rPr>
+          <w:rStyle w:val="NormalTok"/>
+        </w:rPr>
+        <w:t xml:space="preserve">.spec </w:t>
+      </w:r>
+      <w:r>
+        <w:rPr>
+          <w:rStyle w:val="OperatorTok"/>
+        </w:rPr>
+        <w:t xml:space="preserve">=</w:t>
+      </w:r>
+      <w:r>
+        <w:rPr>
+          <w:rStyle w:val="NormalTok"/>
+        </w:rPr>
+        <w:t xml:space="preserve"> {</w:t>
+      </w:r>
+      <w:r>
+        <w:br/>
+      </w:r>
+      <w:r>
+        <w:rPr>
+          <w:rStyle w:val="NormalTok"/>
+        </w:rPr>
+        <w:t xml:space="preserve">            </w:t>
+      </w:r>
+      <w:r>
+        <w:rPr>
+          <w:rStyle w:val="StringTok"/>
+        </w:rPr>
+        <w:t xml:space="preserve">"containers"</w:t>
+      </w:r>
+      <w:r>
+        <w:rPr>
+          <w:rStyle w:val="NormalTok"/>
+        </w:rPr>
+        <w:t xml:space="preserve">: [],</w:t>
+      </w:r>
+      <w:r>
+        <w:br/>
+      </w:r>
+      <w:r>
+        <w:rPr>
+          <w:rStyle w:val="NormalTok"/>
+        </w:rPr>
+        <w:t xml:space="preserve">            </w:t>
+      </w:r>
+      <w:r>
+        <w:rPr>
+          <w:rStyle w:val="StringTok"/>
+        </w:rPr>
+        <w:t xml:space="preserve">"endpoints"</w:t>
+      </w:r>
+      <w:r>
+        <w:rPr>
+          <w:rStyle w:val="NormalTok"/>
+        </w:rPr>
+        <w:t xml:space="preserve">: [],</w:t>
+      </w:r>
+      <w:r>
+        <w:br/>
+      </w:r>
+      <w:r>
+        <w:rPr>
+          <w:rStyle w:val="NormalTok"/>
+        </w:rPr>
+        <w:t xml:space="preserve">            </w:t>
+      </w:r>
+      <w:r>
+        <w:rPr>
+          <w:rStyle w:val="StringTok"/>
+        </w:rPr>
+        <w:t xml:space="preserve">"volumes"</w:t>
+      </w:r>
+      <w:r>
+        <w:rPr>
+          <w:rStyle w:val="NormalTok"/>
+        </w:rPr>
+        <w:t xml:space="preserve">: [],</w:t>
+      </w:r>
+      <w:r>
+        <w:br/>
+      </w:r>
+      <w:r>
+        <w:rPr>
+          <w:rStyle w:val="NormalTok"/>
+        </w:rPr>
+        <w:t xml:space="preserve">            </w:t>
+      </w:r>
+      <w:r>
+        <w:rPr>
+          <w:rStyle w:val="StringTok"/>
+        </w:rPr>
+        <w:t xml:space="preserve">"logExporters"</w:t>
+      </w:r>
+      <w:r>
+        <w:rPr>
+          <w:rStyle w:val="NormalTok"/>
+        </w:rPr>
+        <w:t xml:space="preserve">: {},</w:t>
+      </w:r>
+      <w:r>
+        <w:br/>
+      </w:r>
+      <w:r>
+        <w:rPr>
+          <w:rStyle w:val="NormalTok"/>
+        </w:rPr>
+        <w:t xml:space="preserve">            </w:t>
+      </w:r>
+      <w:r>
+        <w:rPr>
+          <w:rStyle w:val="StringTok"/>
+        </w:rPr>
+        <w:t xml:space="preserve">"platformMonitor"</w:t>
+      </w:r>
+      <w:r>
+        <w:rPr>
+          <w:rStyle w:val="NormalTok"/>
+        </w:rPr>
+        <w:t xml:space="preserve">: {}</w:t>
+      </w:r>
+      <w:r>
+        <w:br/>
+      </w:r>
+      <w:r>
+        <w:rPr>
+          <w:rStyle w:val="NormalTok"/>
+        </w:rPr>
+        <w:t xml:space="preserve">        }</w:t>
+      </w:r>
+      <w:r>
+        <w:br/>
+      </w:r>
+      <w:r>
+        <w:rPr>
+          <w:rStyle w:val="NormalTok"/>
+        </w:rPr>
+        <w:t xml:space="preserve">        </w:t>
+      </w:r>
+      <w:r>
+        <w:rPr>
+          <w:rStyle w:val="VariableTok"/>
+        </w:rPr>
+        <w:t xml:space="preserve">self</w:t>
+      </w:r>
+      <w:r>
+        <w:rPr>
+          <w:rStyle w:val="NormalTok"/>
+        </w:rPr>
+        <w:t xml:space="preserve">.capabilities: Dict[</w:t>
+      </w:r>
+      <w:r>
+        <w:rPr>
+          <w:rStyle w:val="BuiltInTok"/>
+        </w:rPr>
+        <w:t xml:space="preserve">str</w:t>
+      </w:r>
+      <w:r>
+        <w:rPr>
+          <w:rStyle w:val="NormalTok"/>
+        </w:rPr>
+        <w:t xml:space="preserve">, </w:t>
+      </w:r>
+      <w:r>
+        <w:rPr>
+          <w:rStyle w:val="BuiltInTok"/>
+        </w:rPr>
+        <w:t xml:space="preserve">dict</w:t>
+      </w:r>
+      <w:r>
+        <w:rPr>
+          <w:rStyle w:val="NormalTok"/>
+        </w:rPr>
+        <w:t xml:space="preserve">] </w:t>
+      </w:r>
+      <w:r>
+        <w:rPr>
+          <w:rStyle w:val="OperatorTok"/>
+        </w:rPr>
+        <w:t xml:space="preserve">=</w:t>
+      </w:r>
+      <w:r>
+        <w:rPr>
+          <w:rStyle w:val="NormalTok"/>
+        </w:rPr>
+        <w:t xml:space="preserve"> {}</w:t>
+      </w:r>
+      <w:r>
+        <w:br/>
+      </w:r>
+      <w:r>
+        <w:rPr>
+          <w:rStyle w:val="NormalTok"/>
+        </w:rPr>
+        <w:t xml:space="preserve">        </w:t>
+      </w:r>
+      <w:r>
+        <w:rPr>
+          <w:rStyle w:val="VariableTok"/>
+        </w:rPr>
+        <w:t xml:space="preserve">self</w:t>
+      </w:r>
+      <w:r>
+        <w:rPr>
+          <w:rStyle w:val="NormalTok"/>
+        </w:rPr>
+        <w:t xml:space="preserve">.service_roles: List[Dict[</w:t>
+      </w:r>
+      <w:r>
+        <w:rPr>
+          <w:rStyle w:val="BuiltInTok"/>
+        </w:rPr>
+        <w:t xml:space="preserve">str</w:t>
+      </w:r>
+      <w:r>
+        <w:rPr>
+          <w:rStyle w:val="NormalTok"/>
+        </w:rPr>
+        <w:t xml:space="preserve">, Union[</w:t>
+      </w:r>
+      <w:r>
+        <w:rPr>
+          <w:rStyle w:val="BuiltInTok"/>
+        </w:rPr>
+        <w:t xml:space="preserve">str</w:t>
+      </w:r>
+      <w:r>
+        <w:rPr>
+          <w:rStyle w:val="NormalTok"/>
+        </w:rPr>
+        <w:t xml:space="preserve">, List[</w:t>
+      </w:r>
+      <w:r>
+        <w:rPr>
+          <w:rStyle w:val="BuiltInTok"/>
+        </w:rPr>
+        <w:t xml:space="preserve">str</w:t>
+      </w:r>
+      <w:r>
+        <w:rPr>
+          <w:rStyle w:val="NormalTok"/>
+        </w:rPr>
+        <w:t xml:space="preserve">]]]] </w:t>
+      </w:r>
+      <w:r>
+        <w:rPr>
+          <w:rStyle w:val="OperatorTok"/>
+        </w:rPr>
+        <w:t xml:space="preserve">=</w:t>
+      </w:r>
+      <w:r>
+        <w:rPr>
+          <w:rStyle w:val="NormalTok"/>
+        </w:rPr>
+        <w:t xml:space="preserve"> []</w:t>
+      </w:r>
+      <w:r>
+        <w:br/>
+      </w:r>
+      <w:r>
+        <w:br/>
+      </w:r>
+      <w:r>
+        <w:rPr>
+          <w:rStyle w:val="KeywordTok"/>
+        </w:rPr>
+        <w:t xml:space="preserve">class</w:t>
+      </w:r>
+      <w:r>
+        <w:rPr>
+          <w:rStyle w:val="NormalTok"/>
+        </w:rPr>
+        <w:t xml:space="preserve"> ContainerSpec:</w:t>
+      </w:r>
+      <w:r>
+        <w:br/>
+      </w:r>
+      <w:r>
+        <w:rPr>
+          <w:rStyle w:val="NormalTok"/>
+        </w:rPr>
+        <w:t xml:space="preserve">    </w:t>
+      </w:r>
+      <w:r>
+        <w:rPr>
+          <w:rStyle w:val="KeywordTok"/>
+        </w:rPr>
+        <w:t xml:space="preserve">def</w:t>
+      </w:r>
+      <w:r>
+        <w:rPr>
+          <w:rStyle w:val="NormalTok"/>
+        </w:rPr>
+        <w:t xml:space="preserve"> </w:t>
+      </w:r>
+      <w:r>
+        <w:rPr>
+          <w:rStyle w:val="FunctionTok"/>
+        </w:rPr>
+        <w:t xml:space="preserve">__init__</w:t>
+      </w:r>
+      <w:r>
+        <w:rPr>
+          <w:rStyle w:val="NormalTok"/>
+        </w:rPr>
+        <w:t xml:space="preserve">(</w:t>
+      </w:r>
+      <w:r>
+        <w:rPr>
+          <w:rStyle w:val="VariableTok"/>
+        </w:rPr>
+        <w:t xml:space="preserve">self</w:t>
+      </w:r>
+      <w:r>
+        <w:rPr>
+          <w:rStyle w:val="NormalTok"/>
+        </w:rPr>
+        <w:t xml:space="preserve">, name, image, command</w:t>
+      </w:r>
+      <w:r>
+        <w:rPr>
+          <w:rStyle w:val="OperatorTok"/>
+        </w:rPr>
+        <w:t xml:space="preserve">=</w:t>
+      </w:r>
+      <w:r>
+        <w:rPr>
+          <w:rStyle w:val="VariableTok"/>
+        </w:rPr>
+        <w:t xml:space="preserve">None</w:t>
+      </w:r>
+      <w:r>
+        <w:rPr>
+          <w:rStyle w:val="NormalTok"/>
+        </w:rPr>
+        <w:t xml:space="preserve">, args</w:t>
+      </w:r>
+      <w:r>
+        <w:rPr>
+          <w:rStyle w:val="OperatorTok"/>
+        </w:rPr>
+        <w:t xml:space="preserve">=</w:t>
+      </w:r>
+      <w:r>
+        <w:rPr>
+          <w:rStyle w:val="VariableTok"/>
+        </w:rPr>
+        <w:t xml:space="preserve">None</w:t>
+      </w:r>
+      <w:r>
+        <w:rPr>
+          <w:rStyle w:val="NormalTok"/>
+        </w:rPr>
+        <w:t xml:space="preserve">, env</w:t>
+      </w:r>
+      <w:r>
+        <w:rPr>
+          <w:rStyle w:val="OperatorTok"/>
+        </w:rPr>
+        <w:t xml:space="preserve">=</w:t>
+      </w:r>
+      <w:r>
+        <w:rPr>
+          <w:rStyle w:val="VariableTok"/>
+        </w:rPr>
+        <w:t xml:space="preserve">None</w:t>
+      </w:r>
+      <w:r>
+        <w:rPr>
+          <w:rStyle w:val="NormalTok"/>
+        </w:rPr>
+        <w:t xml:space="preserve">,</w:t>
+      </w:r>
+      <w:r>
+        <w:br/>
+      </w:r>
+      <w:r>
+        <w:rPr>
+          <w:rStyle w:val="NormalTok"/>
+        </w:rPr>
+        <w:t xml:space="preserve">                 readiness_probe</w:t>
+      </w:r>
+      <w:r>
+        <w:rPr>
+          <w:rStyle w:val="OperatorTok"/>
+        </w:rPr>
+        <w:t xml:space="preserve">=</w:t>
+      </w:r>
+      <w:r>
+        <w:rPr>
+          <w:rStyle w:val="VariableTok"/>
+        </w:rPr>
+        <w:t xml:space="preserve">None</w:t>
+      </w:r>
+      <w:r>
+        <w:rPr>
+          <w:rStyle w:val="NormalTok"/>
+        </w:rPr>
+        <w:t xml:space="preserve">, volume_mounts</w:t>
+      </w:r>
+      <w:r>
+        <w:rPr>
+          <w:rStyle w:val="OperatorTok"/>
+        </w:rPr>
+        <w:t xml:space="preserve">=</w:t>
+      </w:r>
+      <w:r>
+        <w:rPr>
+          <w:rStyle w:val="VariableTok"/>
+        </w:rPr>
+        <w:t xml:space="preserve">None</w:t>
+      </w:r>
+      <w:r>
+        <w:rPr>
+          <w:rStyle w:val="NormalTok"/>
+        </w:rPr>
+        <w:t xml:space="preserve">, resources</w:t>
+      </w:r>
+      <w:r>
+        <w:rPr>
+          <w:rStyle w:val="OperatorTok"/>
+        </w:rPr>
+        <w:t xml:space="preserve">=</w:t>
+      </w:r>
+      <w:r>
+        <w:rPr>
+          <w:rStyle w:val="VariableTok"/>
+        </w:rPr>
+        <w:t xml:space="preserve">None</w:t>
+      </w:r>
+      <w:r>
+        <w:rPr>
+          <w:rStyle w:val="NormalTok"/>
+        </w:rPr>
+        <w:t xml:space="preserve">, secrets</w:t>
+      </w:r>
+      <w:r>
+        <w:rPr>
+          <w:rStyle w:val="OperatorTok"/>
+        </w:rPr>
+        <w:t xml:space="preserve">=</w:t>
+      </w:r>
+      <w:r>
+        <w:rPr>
+          <w:rStyle w:val="VariableTok"/>
+        </w:rPr>
+        <w:t xml:space="preserve">None</w:t>
+      </w:r>
+      <w:r>
+        <w:rPr>
+          <w:rStyle w:val="NormalTok"/>
+        </w:rPr>
+        <w:t xml:space="preserve">):</w:t>
+      </w:r>
+      <w:r>
+        <w:br/>
+      </w:r>
+      <w:r>
+        <w:rPr>
+          <w:rStyle w:val="NormalTok"/>
+        </w:rPr>
+        <w:t xml:space="preserve">        </w:t>
+      </w:r>
+      <w:r>
+        <w:rPr>
+          <w:rStyle w:val="CommentTok"/>
+        </w:rPr>
+        <w:t xml:space="preserve"># Full container configuration</w:t>
+      </w:r>
+      <w:r>
+        <w:br/>
+      </w:r>
+      <w:r>
+        <w:br/>
+      </w:r>
+      <w:r>
+        <w:rPr>
+          <w:rStyle w:val="KeywordTok"/>
+        </w:rPr>
+        <w:t xml:space="preserve">class</w:t>
+      </w:r>
+      <w:r>
+        <w:rPr>
+          <w:rStyle w:val="NormalTok"/>
+        </w:rPr>
+        <w:t xml:space="preserve"> ResourceSpec:</w:t>
+      </w:r>
+      <w:r>
+        <w:br/>
+      </w:r>
+      <w:r>
+        <w:rPr>
+          <w:rStyle w:val="NormalTok"/>
+        </w:rPr>
+        <w:t xml:space="preserve">    </w:t>
+      </w:r>
+      <w:r>
+        <w:rPr>
+          <w:rStyle w:val="KeywordTok"/>
+        </w:rPr>
+        <w:t xml:space="preserve">def</w:t>
+      </w:r>
+      <w:r>
+        <w:rPr>
+          <w:rStyle w:val="NormalTok"/>
+        </w:rPr>
+        <w:t xml:space="preserve"> </w:t>
+      </w:r>
+      <w:r>
+        <w:rPr>
+          <w:rStyle w:val="FunctionTok"/>
+        </w:rPr>
+        <w:t xml:space="preserve">__init__</w:t>
+      </w:r>
+      <w:r>
+        <w:rPr>
+          <w:rStyle w:val="NormalTok"/>
+        </w:rPr>
+        <w:t xml:space="preserve">(</w:t>
+      </w:r>
+      <w:r>
+        <w:rPr>
+          <w:rStyle w:val="VariableTok"/>
+        </w:rPr>
+        <w:t xml:space="preserve">self</w:t>
+      </w:r>
+      <w:r>
+        <w:rPr>
+          <w:rStyle w:val="NormalTok"/>
+        </w:rPr>
+        <w:t xml:space="preserve">, requests</w:t>
+      </w:r>
+      <w:r>
+        <w:rPr>
+          <w:rStyle w:val="OperatorTok"/>
+        </w:rPr>
+        <w:t xml:space="preserve">=</w:t>
+      </w:r>
+      <w:r>
+        <w:rPr>
+          <w:rStyle w:val="VariableTok"/>
+        </w:rPr>
+        <w:t xml:space="preserve">None</w:t>
+      </w:r>
+      <w:r>
+        <w:rPr>
+          <w:rStyle w:val="NormalTok"/>
+        </w:rPr>
+        <w:t xml:space="preserve">, limits</w:t>
+      </w:r>
+      <w:r>
+        <w:rPr>
+          <w:rStyle w:val="OperatorTok"/>
+        </w:rPr>
+        <w:t xml:space="preserve">=</w:t>
+      </w:r>
+      <w:r>
+        <w:rPr>
+          <w:rStyle w:val="VariableTok"/>
+        </w:rPr>
+        <w:t xml:space="preserve">None</w:t>
+      </w:r>
+      <w:r>
+        <w:rPr>
+          <w:rStyle w:val="NormalTok"/>
+        </w:rPr>
+        <w:t xml:space="preserve">):</w:t>
+      </w:r>
+      <w:r>
+        <w:br/>
+      </w:r>
+      <w:r>
+        <w:rPr>
+          <w:rStyle w:val="NormalTok"/>
+        </w:rPr>
+        <w:t xml:space="preserve">        </w:t>
+      </w:r>
+      <w:r>
+        <w:rPr>
+          <w:rStyle w:val="CommentTok"/>
+        </w:rPr>
+        <w:t xml:space="preserve"># CPU/memory requests and limits</w:t>
+      </w:r>
+      <w:r>
+        <w:br/>
+      </w:r>
+      <w:r>
+        <w:br/>
+      </w:r>
+      <w:r>
+        <w:rPr>
+          <w:rStyle w:val="NormalTok"/>
+        </w:rPr>
+        <w:t xml:space="preserve">DEFAULT_RESOURCE_SPEC </w:t>
+      </w:r>
+      <w:r>
+        <w:rPr>
+          <w:rStyle w:val="OperatorTok"/>
+        </w:rPr>
+        <w:t xml:space="preserve">=</w:t>
+      </w:r>
+      <w:r>
+        <w:rPr>
+          <w:rStyle w:val="NormalTok"/>
+        </w:rPr>
+        <w:t xml:space="preserve"> ResourceSpec(</w:t>
+      </w:r>
+      <w:r>
+        <w:br/>
+      </w:r>
+      <w:r>
+        <w:rPr>
+          <w:rStyle w:val="NormalTok"/>
+        </w:rPr>
+        <w:t xml:space="preserve">    requests</w:t>
+      </w:r>
+      <w:r>
+        <w:rPr>
+          <w:rStyle w:val="OperatorTok"/>
+        </w:rPr>
+        <w:t xml:space="preserve">=</w:t>
+      </w:r>
+      <w:r>
+        <w:rPr>
+          <w:rStyle w:val="NormalTok"/>
+        </w:rPr>
+        <w:t xml:space="preserve">{</w:t>
+      </w:r>
+      <w:r>
+        <w:rPr>
+          <w:rStyle w:val="StringTok"/>
+        </w:rPr>
+        <w:t xml:space="preserve">"memory"</w:t>
+      </w:r>
+      <w:r>
+        <w:rPr>
+          <w:rStyle w:val="NormalTok"/>
+        </w:rPr>
+        <w:t xml:space="preserve">: </w:t>
+      </w:r>
+      <w:r>
+        <w:rPr>
+          <w:rStyle w:val="StringTok"/>
+        </w:rPr>
+        <w:t xml:space="preserve">"450Mi"</w:t>
+      </w:r>
+      <w:r>
+        <w:rPr>
+          <w:rStyle w:val="NormalTok"/>
+        </w:rPr>
+        <w:t xml:space="preserve">, </w:t>
+      </w:r>
+      <w:r>
+        <w:rPr>
+          <w:rStyle w:val="StringTok"/>
+        </w:rPr>
+        <w:t xml:space="preserve">"cpu"</w:t>
+      </w:r>
+      <w:r>
+        <w:rPr>
+          <w:rStyle w:val="NormalTok"/>
+        </w:rPr>
+        <w:t xml:space="preserve">: </w:t>
+      </w:r>
+      <w:r>
+        <w:rPr>
+          <w:rStyle w:val="StringTok"/>
+        </w:rPr>
+        <w:t xml:space="preserve">"250m"</w:t>
+      </w:r>
+      <w:r>
+        <w:rPr>
+          <w:rStyle w:val="NormalTok"/>
+        </w:rPr>
+        <w:t xml:space="preserve">},</w:t>
+      </w:r>
+      <w:r>
+        <w:br/>
+      </w:r>
+      <w:r>
+        <w:rPr>
+          <w:rStyle w:val="NormalTok"/>
+        </w:rPr>
+        <w:t xml:space="preserve">    limits</w:t>
+      </w:r>
+      <w:r>
+        <w:rPr>
+          <w:rStyle w:val="OperatorTok"/>
+        </w:rPr>
+        <w:t xml:space="preserve">=</w:t>
+      </w:r>
+      <w:r>
+        <w:rPr>
+          <w:rStyle w:val="NormalTok"/>
+        </w:rPr>
+        <w:t xml:space="preserve">{</w:t>
+      </w:r>
+      <w:r>
+        <w:rPr>
+          <w:rStyle w:val="StringTok"/>
+        </w:rPr>
+        <w:t xml:space="preserve">"memory"</w:t>
+      </w:r>
+      <w:r>
+        <w:rPr>
+          <w:rStyle w:val="NormalTok"/>
+        </w:rPr>
+        <w:t xml:space="preserve">: </w:t>
+      </w:r>
+      <w:r>
+        <w:rPr>
+          <w:rStyle w:val="StringTok"/>
+        </w:rPr>
+        <w:t xml:space="preserve">"450Mi"</w:t>
+      </w:r>
+      <w:r>
+        <w:rPr>
+          <w:rStyle w:val="NormalTok"/>
+        </w:rPr>
+        <w:t xml:space="preserve">, </w:t>
+      </w:r>
+      <w:r>
+        <w:rPr>
+          <w:rStyle w:val="StringTok"/>
+        </w:rPr>
+        <w:t xml:space="preserve">"cpu"</w:t>
+      </w:r>
+      <w:r>
+        <w:rPr>
+          <w:rStyle w:val="NormalTok"/>
+        </w:rPr>
+        <w:t xml:space="preserve">: </w:t>
+      </w:r>
+      <w:r>
+        <w:rPr>
+          <w:rStyle w:val="StringTok"/>
+        </w:rPr>
+        <w:t xml:space="preserve">"250m"</w:t>
+      </w:r>
+      <w:r>
+        <w:rPr>
+          <w:rStyle w:val="NormalTok"/>
+        </w:rPr>
+        <w:t xml:space="preserve">}</w:t>
+      </w:r>
+      <w:r>
+        <w:br/>
+      </w:r>
+      <w:r>
+        <w:rPr>
+          <w:rStyle w:val="NormalTok"/>
+        </w:rPr>
+        <w:t xml:space="preserve">)</w:t>
+      </w:r>
+    </w:p>
+    <w:bookmarkEnd w:id="58"/>
+    <w:bookmarkStart w:id="59" w:name="pain-points-with-servicespec"/>
     <w:p>
       <w:pPr>
         <w:pStyle w:val="Heading3"/>
@@ -8751,24 +14623,24 @@
         </w:pict>
       </w:r>
     </w:p>
-    <w:bookmarkEnd w:id="43"/>
-    <w:bookmarkEnd w:id="44"/>
-    <w:bookmarkStart w:id="46" w:name="compute-pool-management"/>
+    <w:bookmarkEnd w:id="59"/>
+    <w:bookmarkEnd w:id="60"/>
+    <w:bookmarkStart w:id="62" w:name="compute-pool-management"/>
     <w:p>
       <w:pPr>
         <w:pStyle w:val="Heading2"/>
       </w:pPr>
       <w:r>
-        <w:t xml:space="preserve">7. Compute Pool Management</w:t>
+        <w:t xml:space="preserve">8. Compute Pool Management</w:t>
       </w:r>
     </w:p>
-    <w:bookmarkStart w:id="45" w:name="instance-families"/>
+    <w:bookmarkStart w:id="61" w:name="instance-families"/>
     <w:p>
       <w:pPr>
         <w:pStyle w:val="Heading3"/>
       </w:pPr>
       <w:r>
-        <w:t xml:space="preserve">7.1 Instance Families</w:t>
+        <w:t xml:space="preserve">8.1 Instance Families</w:t>
       </w:r>
     </w:p>
     <w:tbl>
@@ -9340,24 +15212,24 @@
         </w:pict>
       </w:r>
     </w:p>
-    <w:bookmarkEnd w:id="45"/>
-    <w:bookmarkEnd w:id="46"/>
-    <w:bookmarkStart w:id="49" w:name="friction-points-summary"/>
+    <w:bookmarkEnd w:id="61"/>
+    <w:bookmarkEnd w:id="62"/>
+    <w:bookmarkStart w:id="65" w:name="friction-points-summary"/>
     <w:p>
       <w:pPr>
         <w:pStyle w:val="Heading2"/>
       </w:pPr>
       <w:r>
-        <w:t xml:space="preserve">8. Friction Points Summary</w:t>
+        <w:t xml:space="preserve">9. Friction Points Summary</w:t>
       </w:r>
     </w:p>
-    <w:bookmarkStart w:id="47" w:name="high-severity-must-solve"/>
+    <w:bookmarkStart w:id="63" w:name="high-severity-must-solve"/>
     <w:p>
       <w:pPr>
         <w:pStyle w:val="Heading3"/>
       </w:pPr>
       <w:r>
-        <w:t xml:space="preserve">8.1 High Severity (Must Solve)</w:t>
+        <w:t xml:space="preserve">9.1 High Severity (Must Solve)</w:t>
       </w:r>
     </w:p>
     <w:tbl>
@@ -9527,14 +15399,14 @@
         </w:tc>
       </w:tr>
     </w:tbl>
-    <w:bookmarkEnd w:id="47"/>
-    <w:bookmarkStart w:id="48" w:name="medium-severity"/>
+    <w:bookmarkEnd w:id="63"/>
+    <w:bookmarkStart w:id="64" w:name="medium-severity"/>
     <w:p>
       <w:pPr>
         <w:pStyle w:val="Heading3"/>
       </w:pPr>
       <w:r>
-        <w:t xml:space="preserve">8.2 Medium Severity</w:t>
+        <w:t xml:space="preserve">9.2 Medium Severity</w:t>
       </w:r>
     </w:p>
     <w:tbl>
@@ -9711,24 +15583,24 @@
         </w:pict>
       </w:r>
     </w:p>
-    <w:bookmarkEnd w:id="48"/>
-    <w:bookmarkEnd w:id="49"/>
-    <w:bookmarkStart w:id="61" w:name="Xfedc02056f299d1489f5613e82674acb1991b8b"/>
+    <w:bookmarkEnd w:id="64"/>
+    <w:bookmarkEnd w:id="65"/>
+    <w:bookmarkStart w:id="77" w:name="Xfedc02056f299d1489f5613e82674acb1991b8b"/>
     <w:p>
       <w:pPr>
         <w:pStyle w:val="Heading2"/>
       </w:pPr>
       <w:r>
-        <w:t xml:space="preserve">9. Vision: Modal.ai-Style Serverless Interface</w:t>
+        <w:t xml:space="preserve">10. Vision: Modal.ai-Style Serverless Interface</w:t>
       </w:r>
     </w:p>
-    <w:bookmarkStart w:id="50" w:name="what-is-modal.ai"/>
+    <w:bookmarkStart w:id="66" w:name="what-is-modal.ai"/>
     <w:p>
       <w:pPr>
         <w:pStyle w:val="Heading3"/>
       </w:pPr>
       <w:r>
-        <w:t xml:space="preserve">9.1 What is Modal.ai?</w:t>
+        <w:t xml:space="preserve">10.1 What is Modal.ai?</w:t>
       </w:r>
     </w:p>
     <w:p>
@@ -9827,17 +15699,17 @@
         <w:t xml:space="preserve">- no infrastructure config</w:t>
       </w:r>
     </w:p>
-    <w:bookmarkEnd w:id="50"/>
-    <w:bookmarkStart w:id="55" w:name="proposed-snowflake-serverless-interface"/>
+    <w:bookmarkEnd w:id="66"/>
+    <w:bookmarkStart w:id="71" w:name="proposed-snowflake-serverless-interface"/>
     <w:p>
       <w:pPr>
         <w:pStyle w:val="Heading3"/>
       </w:pPr>
       <w:r>
-        <w:t xml:space="preserve">9.2 Proposed Snowflake Serverless Interface</w:t>
+        <w:t xml:space="preserve">10.2 Proposed Snowflake Serverless Interface</w:t>
       </w:r>
     </w:p>
-    <w:bookmarkStart w:id="51" w:name="python-sdk-primary-interface"/>
+    <w:bookmarkStart w:id="67" w:name="python-sdk-primary-interface"/>
     <w:p>
       <w:pPr>
         <w:pStyle w:val="Heading4"/>
@@ -10403,8 +16275,8 @@
         <w:t xml:space="preserve">]})</w:t>
       </w:r>
     </w:p>
-    <w:bookmarkEnd w:id="51"/>
-    <w:bookmarkStart w:id="52" w:name="streamlit-apps"/>
+    <w:bookmarkEnd w:id="67"/>
+    <w:bookmarkStart w:id="68" w:name="streamlit-apps"/>
     <w:p>
       <w:pPr>
         <w:pStyle w:val="Heading4"/>
@@ -10724,8 +16596,8 @@
         <w:t xml:space="preserve">)</w:t>
       </w:r>
     </w:p>
-    <w:bookmarkEnd w:id="52"/>
-    <w:bookmarkStart w:id="53" w:name="notebooks"/>
+    <w:bookmarkEnd w:id="68"/>
+    <w:bookmarkStart w:id="69" w:name="notebooks"/>
     <w:p>
       <w:pPr>
         <w:pStyle w:val="Heading4"/>
@@ -10985,8 +16857,8 @@
         <w:t xml:space="preserve">)</w:t>
       </w:r>
     </w:p>
-    <w:bookmarkEnd w:id="53"/>
-    <w:bookmarkStart w:id="54" w:name="batch-jobs"/>
+    <w:bookmarkEnd w:id="69"/>
+    <w:bookmarkStart w:id="70" w:name="batch-jobs"/>
     <w:p>
       <w:pPr>
         <w:pStyle w:val="Heading4"/>
@@ -11258,18 +17130,18 @@
         <w:t xml:space="preserve"> sf.deploy(nightly_training)</w:t>
       </w:r>
     </w:p>
-    <w:bookmarkEnd w:id="54"/>
-    <w:bookmarkEnd w:id="55"/>
-    <w:bookmarkStart w:id="59" w:name="multi-language-support"/>
+    <w:bookmarkEnd w:id="70"/>
+    <w:bookmarkEnd w:id="71"/>
+    <w:bookmarkStart w:id="75" w:name="multi-language-support"/>
     <w:p>
       <w:pPr>
         <w:pStyle w:val="Heading3"/>
       </w:pPr>
       <w:r>
-        <w:t xml:space="preserve">9.3 Multi-Language Support</w:t>
+        <w:t xml:space="preserve">10.3 Multi-Language Support</w:t>
       </w:r>
     </w:p>
-    <w:bookmarkStart w:id="56" w:name="python-native"/>
+    <w:bookmarkStart w:id="72" w:name="python-native"/>
     <w:p>
       <w:pPr>
         <w:pStyle w:val="Heading4"/>
@@ -11367,8 +17239,8 @@
         <w:t xml:space="preserve"> process(data)</w:t>
       </w:r>
     </w:p>
-    <w:bookmarkEnd w:id="56"/>
-    <w:bookmarkStart w:id="57" w:name="container-any-language"/>
+    <w:bookmarkEnd w:id="72"/>
+    <w:bookmarkStart w:id="73" w:name="container-any-language"/>
     <w:p>
       <w:pPr>
         <w:pStyle w:val="Heading4"/>
@@ -11526,8 +17398,8 @@
         <w:t xml:space="preserve">)</w:t>
       </w:r>
     </w:p>
-    <w:bookmarkEnd w:id="57"/>
-    <w:bookmarkStart w:id="58" w:name="from-stage-pre-built"/>
+    <w:bookmarkEnd w:id="73"/>
+    <w:bookmarkStart w:id="74" w:name="from-stage-pre-built"/>
     <w:p>
       <w:pPr>
         <w:pStyle w:val="Heading4"/>
@@ -11679,15 +17551,15 @@
         <w:t xml:space="preserve">)</w:t>
       </w:r>
     </w:p>
-    <w:bookmarkEnd w:id="58"/>
-    <w:bookmarkEnd w:id="59"/>
-    <w:bookmarkStart w:id="60" w:name="resource-tiers-simplified"/>
+    <w:bookmarkEnd w:id="74"/>
+    <w:bookmarkEnd w:id="75"/>
+    <w:bookmarkStart w:id="76" w:name="resource-tiers-simplified"/>
     <w:p>
       <w:pPr>
         <w:pStyle w:val="Heading3"/>
       </w:pPr>
       <w:r>
-        <w:t xml:space="preserve">9.4 Resource Tiers (Simplified)</w:t>
+        <w:t xml:space="preserve">10.4 Resource Tiers (Simplified)</w:t>
       </w:r>
     </w:p>
     <w:p>
@@ -12339,24 +18211,24 @@
         </w:pict>
       </w:r>
     </w:p>
-    <w:bookmarkEnd w:id="60"/>
-    <w:bookmarkEnd w:id="61"/>
-    <w:bookmarkStart w:id="65" w:name="architecture-what-platform-handles"/>
+    <w:bookmarkEnd w:id="76"/>
+    <w:bookmarkEnd w:id="77"/>
+    <w:bookmarkStart w:id="81" w:name="architecture-what-platform-handles"/>
     <w:p>
       <w:pPr>
         <w:pStyle w:val="Heading2"/>
       </w:pPr>
       <w:r>
-        <w:t xml:space="preserve">10. Architecture: What Platform Handles</w:t>
+        <w:t xml:space="preserve">11. Architecture: What Platform Handles</w:t>
       </w:r>
     </w:p>
-    <w:bookmarkStart w:id="62" w:name="developer-provides"/>
+    <w:bookmarkStart w:id="78" w:name="developer-provides"/>
     <w:p>
       <w:pPr>
         <w:pStyle w:val="Heading3"/>
       </w:pPr>
       <w:r>
-        <w:t xml:space="preserve">10.1 Developer Provides</w:t>
+        <w:t xml:space="preserve">11.1 Developer Provides</w:t>
       </w:r>
     </w:p>
     <w:tbl>
@@ -12568,14 +18440,14 @@
         </w:tc>
       </w:tr>
     </w:tbl>
-    <w:bookmarkEnd w:id="62"/>
-    <w:bookmarkStart w:id="63" w:name="platform-handles-invisible-to-developer"/>
+    <w:bookmarkEnd w:id="78"/>
+    <w:bookmarkStart w:id="79" w:name="platform-handles-invisible-to-developer"/>
     <w:p>
       <w:pPr>
         <w:pStyle w:val="Heading3"/>
       </w:pPr>
       <w:r>
-        <w:t xml:space="preserve">10.2 Platform Handles (Invisible to Developer)</w:t>
+        <w:t xml:space="preserve">11.2 Platform Handles (Invisible to Developer)</w:t>
       </w:r>
     </w:p>
     <w:tbl>
@@ -12924,14 +18796,14 @@
         </w:tc>
       </w:tr>
     </w:tbl>
-    <w:bookmarkEnd w:id="63"/>
-    <w:bookmarkStart w:id="64" w:name="behind-the-scenes"/>
+    <w:bookmarkEnd w:id="79"/>
+    <w:bookmarkStart w:id="80" w:name="behind-the-scenes"/>
     <w:p>
       <w:pPr>
         <w:pStyle w:val="Heading3"/>
       </w:pPr>
       <w:r>
-        <w:t xml:space="preserve">10.3 Behind the Scenes</w:t>
+        <w:t xml:space="preserve">11.3 Behind the Scenes</w:t>
       </w:r>
     </w:p>
     <w:p>
@@ -13167,24 +19039,24 @@
         </w:pict>
       </w:r>
     </w:p>
-    <w:bookmarkEnd w:id="64"/>
-    <w:bookmarkEnd w:id="65"/>
-    <w:bookmarkStart w:id="70" w:name="api-design"/>
+    <w:bookmarkEnd w:id="80"/>
+    <w:bookmarkEnd w:id="81"/>
+    <w:bookmarkStart w:id="86" w:name="api-design"/>
     <w:p>
       <w:pPr>
         <w:pStyle w:val="Heading2"/>
       </w:pPr>
       <w:r>
-        <w:t xml:space="preserve">11. API Design</w:t>
+        <w:t xml:space="preserve">12. API Design</w:t>
       </w:r>
     </w:p>
-    <w:bookmarkStart w:id="66" w:name="core-decorators"/>
+    <w:bookmarkStart w:id="82" w:name="core-decorators"/>
     <w:p>
       <w:pPr>
         <w:pStyle w:val="Heading3"/>
       </w:pPr>
       <w:r>
-        <w:t xml:space="preserve">11.1 Core Decorators</w:t>
+        <w:t xml:space="preserve">12.1 Core Decorators</w:t>
       </w:r>
     </w:p>
     <w:p>
@@ -13558,14 +19430,14 @@
         <w:t xml:space="preserve">)</w:t>
       </w:r>
     </w:p>
-    <w:bookmarkEnd w:id="66"/>
-    <w:bookmarkStart w:id="67" w:name="deployment-methods"/>
+    <w:bookmarkEnd w:id="82"/>
+    <w:bookmarkStart w:id="83" w:name="deployment-methods"/>
     <w:p>
       <w:pPr>
         <w:pStyle w:val="Heading3"/>
       </w:pPr>
       <w:r>
-        <w:t xml:space="preserve">11.2 Deployment Methods</w:t>
+        <w:t xml:space="preserve">12.2 Deployment Methods</w:t>
       </w:r>
     </w:p>
     <w:p>
@@ -13825,14 +19697,14 @@
         <w:t xml:space="preserve">)</w:t>
       </w:r>
     </w:p>
-    <w:bookmarkEnd w:id="67"/>
-    <w:bookmarkStart w:id="68" w:name="endpoint-operations"/>
+    <w:bookmarkEnd w:id="83"/>
+    <w:bookmarkStart w:id="84" w:name="endpoint-operations"/>
     <w:p>
       <w:pPr>
         <w:pStyle w:val="Heading3"/>
       </w:pPr>
       <w:r>
-        <w:t xml:space="preserve">11.3 Endpoint Operations</w:t>
+        <w:t xml:space="preserve">12.3 Endpoint Operations</w:t>
       </w:r>
     </w:p>
     <w:p>
@@ -14134,14 +20006,14 @@
         <w:t xml:space="preserve">endpoint.delete()</w:t>
       </w:r>
     </w:p>
-    <w:bookmarkEnd w:id="68"/>
-    <w:bookmarkStart w:id="69" w:name="resource-specification-options"/>
+    <w:bookmarkEnd w:id="84"/>
+    <w:bookmarkStart w:id="85" w:name="resource-specification-options"/>
     <w:p>
       <w:pPr>
         <w:pStyle w:val="Heading3"/>
       </w:pPr>
       <w:r>
-        <w:t xml:space="preserve">11.4 Resource Specification Options</w:t>
+        <w:t xml:space="preserve">12.4 Resource Specification Options</w:t>
       </w:r>
     </w:p>
     <w:p>
@@ -14321,24 +20193,24 @@
         </w:pict>
       </w:r>
     </w:p>
-    <w:bookmarkEnd w:id="69"/>
-    <w:bookmarkEnd w:id="70"/>
-    <w:bookmarkStart w:id="74" w:name="comparison-current-vs-proposed"/>
+    <w:bookmarkEnd w:id="85"/>
+    <w:bookmarkEnd w:id="86"/>
+    <w:bookmarkStart w:id="90" w:name="comparison-current-vs-proposed"/>
     <w:p>
       <w:pPr>
         <w:pStyle w:val="Heading2"/>
       </w:pPr>
       <w:r>
-        <w:t xml:space="preserve">12. Comparison: Current vs Proposed</w:t>
+        <w:t xml:space="preserve">13. Comparison: Current vs Proposed</w:t>
       </w:r>
     </w:p>
-    <w:bookmarkStart w:id="71" w:name="current-spcs-50-lines"/>
+    <w:bookmarkStart w:id="87" w:name="current-spcs-50-lines"/>
     <w:p>
       <w:pPr>
         <w:pStyle w:val="Heading3"/>
       </w:pPr>
       <w:r>
-        <w:t xml:space="preserve">12.1 Current SPCS (50+ lines)</w:t>
+        <w:t xml:space="preserve">13.1 Current SPCS (50+ lines)</w:t>
       </w:r>
     </w:p>
     <w:p>
@@ -15192,14 +21064,14 @@
         <w:t xml:space="preserve"># SHOW ENDPOINTS IN SERVICE my_service</w:t>
       </w:r>
     </w:p>
-    <w:bookmarkEnd w:id="71"/>
-    <w:bookmarkStart w:id="72" w:name="proposed-serverless-5-lines"/>
+    <w:bookmarkEnd w:id="87"/>
+    <w:bookmarkStart w:id="88" w:name="proposed-serverless-5-lines"/>
     <w:p>
       <w:pPr>
         <w:pStyle w:val="Heading3"/>
       </w:pPr>
       <w:r>
-        <w:t xml:space="preserve">12.2 Proposed Serverless (5 lines)</w:t>
+        <w:t xml:space="preserve">13.2 Proposed Serverless (5 lines)</w:t>
       </w:r>
     </w:p>
     <w:p>
@@ -15354,14 +21226,14 @@
         <w:t xml:space="preserve"># Done. endpoint.url is ready to use.</w:t>
       </w:r>
     </w:p>
-    <w:bookmarkEnd w:id="72"/>
-    <w:bookmarkStart w:id="73" w:name="reduction"/>
+    <w:bookmarkEnd w:id="88"/>
+    <w:bookmarkStart w:id="89" w:name="reduction"/>
     <w:p>
       <w:pPr>
         <w:pStyle w:val="Heading3"/>
       </w:pPr>
       <w:r>
-        <w:t xml:space="preserve">12.3 Reduction</w:t>
+        <w:t xml:space="preserve">13.3 Reduction</w:t>
       </w:r>
     </w:p>
     <w:tbl>
@@ -15617,24 +21489,24 @@
         </w:pict>
       </w:r>
     </w:p>
-    <w:bookmarkEnd w:id="73"/>
-    <w:bookmarkEnd w:id="74"/>
-    <w:bookmarkStart w:id="78" w:name="implementation-considerations"/>
+    <w:bookmarkEnd w:id="89"/>
+    <w:bookmarkEnd w:id="90"/>
+    <w:bookmarkStart w:id="94" w:name="implementation-considerations"/>
     <w:p>
       <w:pPr>
         <w:pStyle w:val="Heading2"/>
       </w:pPr>
       <w:r>
-        <w:t xml:space="preserve">13. Implementation Considerations</w:t>
+        <w:t xml:space="preserve">14. Implementation Considerations</w:t>
       </w:r>
     </w:p>
-    <w:bookmarkStart w:id="75" w:name="X5047b30f5746f1f41d56b7e441b989e9ae6dad2"/>
+    <w:bookmarkStart w:id="91" w:name="X5047b30f5746f1f41d56b7e441b989e9ae6dad2"/>
     <w:p>
       <w:pPr>
         <w:pStyle w:val="Heading3"/>
       </w:pPr>
       <w:r>
-        <w:t xml:space="preserve">13.1 For Internal Teams (Notebooks, Streamlit, Cortex)</w:t>
+        <w:t xml:space="preserve">14.1 For Internal Teams (Notebooks, Streamlit, Cortex)</w:t>
       </w:r>
     </w:p>
     <w:p>
@@ -15711,14 +21583,14 @@
         <w:t xml:space="preserve">: Deprecate direct ServiceSpec usage</w:t>
       </w:r>
     </w:p>
-    <w:bookmarkEnd w:id="75"/>
-    <w:bookmarkStart w:id="76" w:name="backward-compatibility"/>
+    <w:bookmarkEnd w:id="91"/>
+    <w:bookmarkStart w:id="92" w:name="backward-compatibility"/>
     <w:p>
       <w:pPr>
         <w:pStyle w:val="Heading3"/>
       </w:pPr>
       <w:r>
-        <w:t xml:space="preserve">13.2 Backward Compatibility</w:t>
+        <w:t xml:space="preserve">14.2 Backward Compatibility</w:t>
       </w:r>
     </w:p>
     <w:p>
@@ -15978,14 +21850,14 @@
         <w:t xml:space="preserve">})</w:t>
       </w:r>
     </w:p>
-    <w:bookmarkEnd w:id="76"/>
-    <w:bookmarkStart w:id="77" w:name="snowflake-integration"/>
+    <w:bookmarkEnd w:id="92"/>
+    <w:bookmarkStart w:id="93" w:name="snowflake-integration"/>
     <w:p>
       <w:pPr>
         <w:pStyle w:val="Heading3"/>
       </w:pPr>
       <w:r>
-        <w:t xml:space="preserve">13.3 Snowflake Integration</w:t>
+        <w:t xml:space="preserve">14.3 Snowflake Integration</w:t>
       </w:r>
     </w:p>
     <w:p>
@@ -16324,24 +22196,24 @@
         </w:pict>
       </w:r>
     </w:p>
-    <w:bookmarkEnd w:id="77"/>
-    <w:bookmarkEnd w:id="78"/>
-    <w:bookmarkStart w:id="86" w:name="key-files-reference"/>
+    <w:bookmarkEnd w:id="93"/>
+    <w:bookmarkEnd w:id="94"/>
+    <w:bookmarkStart w:id="102" w:name="key-files-reference"/>
     <w:p>
       <w:pPr>
         <w:pStyle w:val="Heading2"/>
       </w:pPr>
       <w:r>
-        <w:t xml:space="preserve">14. Key Files Reference</w:t>
+        <w:t xml:space="preserve">15. Key Files Reference</w:t>
       </w:r>
     </w:p>
-    <w:bookmarkStart w:id="79" w:name="core-spcs-infrastructure"/>
+    <w:bookmarkStart w:id="95" w:name="core-spcs-infrastructure"/>
     <w:p>
       <w:pPr>
         <w:pStyle w:val="Heading3"/>
       </w:pPr>
       <w:r>
-        <w:t xml:space="preserve">14.1 Core SPCS Infrastructure</w:t>
+        <w:t xml:space="preserve">15.1 Core SPCS Infrastructure</w:t>
       </w:r>
     </w:p>
     <w:tbl>
@@ -16545,14 +22417,14 @@
         </w:tc>
       </w:tr>
     </w:tbl>
-    <w:bookmarkEnd w:id="79"/>
-    <w:bookmarkStart w:id="80" w:name="notebooks-vnext"/>
+    <w:bookmarkEnd w:id="95"/>
+    <w:bookmarkStart w:id="96" w:name="notebooks-vnext"/>
     <w:p>
       <w:pPr>
         <w:pStyle w:val="Heading3"/>
       </w:pPr>
       <w:r>
-        <w:t xml:space="preserve">14.2 Notebooks vNext</w:t>
+        <w:t xml:space="preserve">15.2 Notebooks vNext</w:t>
       </w:r>
     </w:p>
     <w:tbl>
@@ -16729,14 +22601,14 @@
         </w:tc>
       </w:tr>
     </w:tbl>
-    <w:bookmarkEnd w:id="80"/>
-    <w:bookmarkStart w:id="81" w:name="streamlitsis-vnext"/>
+    <w:bookmarkEnd w:id="96"/>
+    <w:bookmarkStart w:id="97" w:name="streamlitsis-vnext"/>
     <w:p>
       <w:pPr>
         <w:pStyle w:val="Heading3"/>
       </w:pPr>
       <w:r>
-        <w:t xml:space="preserve">14.3 Streamlit/SiS vNext</w:t>
+        <w:t xml:space="preserve">15.3 Streamlit/SiS vNext</w:t>
       </w:r>
     </w:p>
     <w:tbl>
@@ -16940,14 +22812,14 @@
         </w:tc>
       </w:tr>
     </w:tbl>
-    <w:bookmarkEnd w:id="81"/>
-    <w:bookmarkStart w:id="82" w:name="ml-platform"/>
+    <w:bookmarkEnd w:id="97"/>
+    <w:bookmarkStart w:id="98" w:name="ml-platform"/>
     <w:p>
       <w:pPr>
         <w:pStyle w:val="Heading3"/>
       </w:pPr>
       <w:r>
-        <w:t xml:space="preserve">14.4 ML Platform</w:t>
+        <w:t xml:space="preserve">15.4 ML Platform</w:t>
       </w:r>
     </w:p>
     <w:tbl>
@@ -17151,14 +23023,14 @@
         </w:tc>
       </w:tr>
     </w:tbl>
-    <w:bookmarkEnd w:id="82"/>
-    <w:bookmarkStart w:id="83" w:name="cortex-services"/>
+    <w:bookmarkEnd w:id="98"/>
+    <w:bookmarkStart w:id="99" w:name="cortex-services"/>
     <w:p>
       <w:pPr>
         <w:pStyle w:val="Heading3"/>
       </w:pPr>
       <w:r>
-        <w:t xml:space="preserve">14.5 Cortex Services</w:t>
+        <w:t xml:space="preserve">15.5 Cortex Services</w:t>
       </w:r>
     </w:p>
     <w:tbl>
@@ -17308,14 +23180,14 @@
         </w:tc>
       </w:tr>
     </w:tbl>
-    <w:bookmarkEnd w:id="83"/>
-    <w:bookmarkStart w:id="84" w:name="intelligence-agent"/>
+    <w:bookmarkEnd w:id="99"/>
+    <w:bookmarkStart w:id="100" w:name="intelligence-agent"/>
     <w:p>
       <w:pPr>
         <w:pStyle w:val="Heading3"/>
       </w:pPr>
       <w:r>
-        <w:t xml:space="preserve">14.6 Intelligence Agent</w:t>
+        <w:t xml:space="preserve">15.6 Intelligence Agent</w:t>
       </w:r>
     </w:p>
     <w:tbl>
@@ -17438,14 +23310,14 @@
         </w:tc>
       </w:tr>
     </w:tbl>
-    <w:bookmarkEnd w:id="84"/>
-    <w:bookmarkStart w:id="85" w:name="native-apps-naspcs"/>
+    <w:bookmarkEnd w:id="100"/>
+    <w:bookmarkStart w:id="101" w:name="native-apps-naspcs"/>
     <w:p>
       <w:pPr>
         <w:pStyle w:val="Heading3"/>
       </w:pPr>
       <w:r>
-        <w:t xml:space="preserve">14.7 Native Apps (NASPCS)</w:t>
+        <w:t xml:space="preserve">15.7 Native Apps (NASPCS)</w:t>
       </w:r>
     </w:p>
     <w:tbl>
@@ -17575,24 +23447,24 @@
         </w:pict>
       </w:r>
     </w:p>
-    <w:bookmarkEnd w:id="85"/>
-    <w:bookmarkEnd w:id="86"/>
-    <w:bookmarkStart w:id="89" w:name="complete-friction-analysis-by-product"/>
+    <w:bookmarkEnd w:id="101"/>
+    <w:bookmarkEnd w:id="102"/>
+    <w:bookmarkStart w:id="105" w:name="complete-friction-analysis-by-product"/>
     <w:p>
       <w:pPr>
         <w:pStyle w:val="Heading2"/>
       </w:pPr>
       <w:r>
-        <w:t xml:space="preserve">15. Complete Friction Analysis by Product</w:t>
+        <w:t xml:space="preserve">16. Complete Friction Analysis by Product</w:t>
       </w:r>
     </w:p>
-    <w:bookmarkStart w:id="87" w:name="friction-matrix"/>
+    <w:bookmarkStart w:id="103" w:name="friction-matrix"/>
     <w:p>
       <w:pPr>
         <w:pStyle w:val="Heading3"/>
       </w:pPr>
       <w:r>
-        <w:t xml:space="preserve">15.1 Friction Matrix</w:t>
+        <w:t xml:space="preserve">16.1 Friction Matrix</w:t>
       </w:r>
     </w:p>
     <w:tbl>
@@ -18334,14 +24206,14 @@
         <w:t xml:space="preserve">*Streamlit vNext uses managed services, reducing some friction</w:t>
       </w:r>
     </w:p>
-    <w:bookmarkEnd w:id="87"/>
-    <w:bookmarkStart w:id="88" w:name="common-pain-points-across-all-products"/>
+    <w:bookmarkEnd w:id="103"/>
+    <w:bookmarkStart w:id="104" w:name="common-pain-points-across-all-products"/>
     <w:p>
       <w:pPr>
         <w:pStyle w:val="Heading3"/>
       </w:pPr>
       <w:r>
-        <w:t xml:space="preserve">15.2 Common Pain Points Across All Products</w:t>
+        <w:t xml:space="preserve">16.2 Common Pain Points Across All Products</w:t>
       </w:r>
     </w:p>
     <w:tbl>
@@ -18635,15 +24507,15 @@
         </w:pict>
       </w:r>
     </w:p>
-    <w:bookmarkEnd w:id="88"/>
-    <w:bookmarkEnd w:id="89"/>
-    <w:bookmarkStart w:id="90" w:name="summary-all-spcs-system-functions"/>
+    <w:bookmarkEnd w:id="104"/>
+    <w:bookmarkEnd w:id="105"/>
+    <w:bookmarkStart w:id="106" w:name="summary-all-spcs-system-functions"/>
     <w:p>
       <w:pPr>
         <w:pStyle w:val="Heading2"/>
       </w:pPr>
       <w:r>
-        <w:t xml:space="preserve">16. Summary: All SPCS System Functions</w:t>
+        <w:t xml:space="preserve">17. Summary: All SPCS System Functions</w:t>
       </w:r>
     </w:p>
     <w:tbl>
@@ -19236,23 +25108,23 @@
         </w:pict>
       </w:r>
     </w:p>
-    <w:bookmarkEnd w:id="90"/>
-    <w:bookmarkStart w:id="94" w:name="prd-recommendations"/>
+    <w:bookmarkEnd w:id="106"/>
+    <w:bookmarkStart w:id="110" w:name="prd-recommendations"/>
     <w:p>
       <w:pPr>
         <w:pStyle w:val="Heading2"/>
       </w:pPr>
       <w:r>
-        <w:t xml:space="preserve">15. PRD Recommendations</w:t>
+        <w:t xml:space="preserve">18. PRD Recommendations</w:t>
       </w:r>
     </w:p>
-    <w:bookmarkStart w:id="91" w:name="design-principles"/>
+    <w:bookmarkStart w:id="107" w:name="design-principles"/>
     <w:p>
       <w:pPr>
         <w:pStyle w:val="Heading3"/>
       </w:pPr>
       <w:r>
-        <w:t xml:space="preserve">15.1 Design Principles</w:t>
+        <w:t xml:space="preserve">18.1 Design Principles</w:t>
       </w:r>
     </w:p>
     <w:p>
@@ -19350,14 +25222,14 @@
         <w:t xml:space="preserve">: Automatic session, data access, secrets</w:t>
       </w:r>
     </w:p>
-    <w:bookmarkEnd w:id="91"/>
-    <w:bookmarkStart w:id="92" w:name="mvp-scope"/>
+    <w:bookmarkEnd w:id="107"/>
+    <w:bookmarkStart w:id="108" w:name="mvp-scope"/>
     <w:p>
       <w:pPr>
         <w:pStyle w:val="Heading3"/>
       </w:pPr>
       <w:r>
-        <w:t xml:space="preserve">15.2 MVP Scope</w:t>
+        <w:t xml:space="preserve">18.2 MVP Scope</w:t>
       </w:r>
     </w:p>
     <w:tbl>
@@ -19778,14 +25650,14 @@
         </w:tc>
       </w:tr>
     </w:tbl>
-    <w:bookmarkEnd w:id="92"/>
-    <w:bookmarkStart w:id="93" w:name="success-metrics"/>
+    <w:bookmarkEnd w:id="108"/>
+    <w:bookmarkStart w:id="109" w:name="success-metrics"/>
     <w:p>
       <w:pPr>
         <w:pStyle w:val="Heading3"/>
       </w:pPr>
       <w:r>
-        <w:t xml:space="preserve">15.3 Success Metrics</w:t>
+        <w:t xml:space="preserve">18.3 Success Metrics</w:t>
       </w:r>
     </w:p>
     <w:tbl>
@@ -19929,15 +25801,15 @@
         </w:pict>
       </w:r>
     </w:p>
-    <w:bookmarkEnd w:id="93"/>
-    <w:bookmarkEnd w:id="94"/>
-    <w:bookmarkStart w:id="95" w:name="conclusion"/>
+    <w:bookmarkEnd w:id="109"/>
+    <w:bookmarkEnd w:id="110"/>
+    <w:bookmarkStart w:id="111" w:name="conclusion"/>
     <w:p>
       <w:pPr>
         <w:pStyle w:val="Heading2"/>
       </w:pPr>
       <w:r>
-        <w:t xml:space="preserve">16. Conclusion</w:t>
+        <w:t xml:space="preserve">19. Conclusion</w:t>
       </w:r>
     </w:p>
     <w:p>
@@ -20039,8 +25911,8 @@
         </w:pict>
       </w:r>
     </w:p>
-    <w:bookmarkEnd w:id="95"/>
-    <w:bookmarkStart w:id="96" w:name="appendix-a-modal.ai-feature-comparison"/>
+    <w:bookmarkEnd w:id="111"/>
+    <w:bookmarkStart w:id="112" w:name="appendix-a-modal.ai-feature-comparison"/>
     <w:p>
       <w:pPr>
         <w:pStyle w:val="Heading2"/>
@@ -20421,8 +26293,8 @@
         </w:pict>
       </w:r>
     </w:p>
-    <w:bookmarkEnd w:id="96"/>
-    <w:bookmarkStart w:id="98" w:name="appendix-b-proto-message-definitions"/>
+    <w:bookmarkEnd w:id="112"/>
+    <w:bookmarkStart w:id="114" w:name="appendix-b-proto-message-definitions"/>
     <w:p>
       <w:pPr>
         <w:pStyle w:val="Heading2"/>
@@ -20431,7 +26303,7 @@
         <w:t xml:space="preserve">Appendix B: Proto Message Definitions</w:t>
       </w:r>
     </w:p>
-    <w:bookmarkStart w:id="97" w:name="udf-streamlit-request"/>
+    <w:bookmarkStart w:id="113" w:name="udf-streamlit-request"/>
     <w:p>
       <w:pPr>
         <w:pStyle w:val="Heading3"/>
@@ -20783,9 +26655,9 @@
         <w:t xml:space="preserve">Repository versions: snowflake-main (main), streamlit-container-runtime (main), cortex-code-skills (main)</w:t>
       </w:r>
     </w:p>
-    <w:bookmarkEnd w:id="97"/>
-    <w:bookmarkEnd w:id="98"/>
-    <w:bookmarkEnd w:id="99"/>
+    <w:bookmarkEnd w:id="113"/>
+    <w:bookmarkEnd w:id="114"/>
+    <w:bookmarkEnd w:id="115"/>
     <w:sectPr>
       <w:footnotePr>
         <w:numRestart w:val="eachSect"/>
